--- a/practice/data/theory/jungol/02_중등/5주차/2026년_5차_중등_숙제_교사용_2019-2025.docx
+++ b/practice/data/theory/jungol/02_중등/5주차/2026년_5차_중등_숙제_교사용_2019-2025.docx
@@ -2352,7 +2352,7 @@
     <w:p>
       <w:pPr>
         <w:rPr>
-          <w:rFonts w:ascii="Consolas" w:eastAsiaTheme="minorHAnsi" w:hAnsi="Consolas" w:cs="Consolas" w:hint="eastAsia"/>
+          <w:rFonts w:ascii="Consolas" w:eastAsiaTheme="minorHAnsi" w:hAnsi="Consolas" w:cs="Consolas"/>
           <w:sz w:val="24"/>
           <w:szCs w:val="24"/>
         </w:rPr>
@@ -3825,7 +3825,7 @@
     <w:p>
       <w:pPr>
         <w:rPr>
-          <w:rFonts w:ascii="Consolas" w:eastAsiaTheme="minorHAnsi" w:hAnsi="Consolas" w:cs="Consolas" w:hint="eastAsia"/>
+          <w:rFonts w:ascii="Consolas" w:eastAsiaTheme="minorHAnsi" w:hAnsi="Consolas" w:cs="Consolas"/>
           <w:sz w:val="24"/>
           <w:szCs w:val="24"/>
         </w:rPr>
@@ -5416,7 +5416,7 @@
     <w:p>
       <w:pPr>
         <w:rPr>
-          <w:rFonts w:ascii="Consolas" w:eastAsiaTheme="minorHAnsi" w:hAnsi="Consolas" w:cs="Consolas" w:hint="eastAsia"/>
+          <w:rFonts w:ascii="Consolas" w:eastAsiaTheme="minorHAnsi" w:hAnsi="Consolas" w:cs="Consolas"/>
           <w:sz w:val="24"/>
           <w:szCs w:val="24"/>
         </w:rPr>
@@ -5971,10 +5971,7 @@
         </m:r>
       </m:oMath>
       <w:r>
-        <w:t>의 최댓값은?</w:t>
-      </w:r>
-      <w:r>
-        <w:t xml:space="preserve"> </w:t>
+        <w:t xml:space="preserve">의 최댓값은? </w:t>
       </w:r>
       <w:r>
         <w:rPr>
@@ -6031,6 +6028,200 @@
         <w:t>)</w:t>
       </w:r>
     </w:p>
+    <w:tbl>
+      <w:tblPr>
+        <w:tblW w:w="9360" w:type="dxa"/>
+        <w:tblBorders>
+          <w:top w:val="single" w:sz="8" w:space="0" w:color="000000"/>
+          <w:left w:val="single" w:sz="8" w:space="0" w:color="000000"/>
+          <w:bottom w:val="single" w:sz="8" w:space="0" w:color="000000"/>
+          <w:right w:val="single" w:sz="8" w:space="0" w:color="000000"/>
+          <w:insideH w:val="single" w:sz="8" w:space="0" w:color="000000"/>
+          <w:insideV w:val="single" w:sz="8" w:space="0" w:color="000000"/>
+        </w:tblBorders>
+        <w:tblLayout w:type="fixed"/>
+        <w:tblLook w:val="0600" w:firstRow="0" w:lastRow="0" w:firstColumn="0" w:lastColumn="0" w:noHBand="1" w:noVBand="1"/>
+      </w:tblPr>
+      <w:tblGrid>
+        <w:gridCol w:w="1872"/>
+        <w:gridCol w:w="1872"/>
+        <w:gridCol w:w="1872"/>
+        <w:gridCol w:w="1872"/>
+        <w:gridCol w:w="1872"/>
+      </w:tblGrid>
+      <w:tr>
+        <w:tc>
+          <w:tcPr>
+            <w:tcW w:w="1872" w:type="dxa"/>
+            <w:tcBorders>
+              <w:top w:val="single" w:sz="8" w:space="0" w:color="FFFFFF"/>
+              <w:left w:val="single" w:sz="8" w:space="0" w:color="FFFFFF"/>
+              <w:bottom w:val="single" w:sz="4" w:space="0" w:color="auto"/>
+              <w:right w:val="single" w:sz="8" w:space="0" w:color="FFFFFF"/>
+            </w:tcBorders>
+            <w:shd w:val="clear" w:color="auto" w:fill="auto"/>
+            <w:tcMar>
+              <w:top w:w="100" w:type="dxa"/>
+              <w:left w:w="100" w:type="dxa"/>
+              <w:bottom w:w="100" w:type="dxa"/>
+              <w:right w:w="100" w:type="dxa"/>
+            </w:tcMar>
+          </w:tcPr>
+          <w:p>
+            <w:pPr>
+              <w:widowControl w:val="0"/>
+              <w:spacing w:line="240" w:lineRule="auto"/>
+              <w:rPr>
+                <w:rFonts w:ascii="Consolas" w:eastAsiaTheme="minorHAnsi" w:hAnsi="Consolas" w:cs="Consolas"/>
+                <w:sz w:val="24"/>
+                <w:szCs w:val="24"/>
+              </w:rPr>
+            </w:pPr>
+            <w:r>
+              <w:rPr>
+                <w:rFonts w:ascii="Consolas" w:eastAsiaTheme="minorHAnsi" w:hAnsi="Consolas" w:cs="Consolas"/>
+                <w:sz w:val="24"/>
+                <w:szCs w:val="24"/>
+              </w:rPr>
+              <w:t>정답</w:t>
+            </w:r>
+            <w:r>
+              <w:rPr>
+                <w:rFonts w:ascii="Consolas" w:eastAsiaTheme="minorHAnsi" w:hAnsi="Consolas" w:cs="Consolas"/>
+                <w:sz w:val="24"/>
+                <w:szCs w:val="24"/>
+              </w:rPr>
+              <w:t xml:space="preserve">: </w:t>
+            </w:r>
+            <w:r>
+              <w:rPr>
+                <w:rFonts w:ascii="Consolas" w:eastAsiaTheme="minorHAnsi" w:hAnsi="Consolas" w:cs="Consolas"/>
+                <w:color w:val="FF0000"/>
+                <w:sz w:val="24"/>
+                <w:szCs w:val="24"/>
+              </w:rPr>
+              <w:t>504</w:t>
+            </w:r>
+          </w:p>
+        </w:tc>
+        <w:tc>
+          <w:tcPr>
+            <w:tcW w:w="1872" w:type="dxa"/>
+            <w:tcBorders>
+              <w:top w:val="single" w:sz="8" w:space="0" w:color="FFFFFF"/>
+              <w:left w:val="single" w:sz="8" w:space="0" w:color="FFFFFF"/>
+              <w:bottom w:val="single" w:sz="4" w:space="0" w:color="auto"/>
+              <w:right w:val="single" w:sz="8" w:space="0" w:color="FFFFFF"/>
+            </w:tcBorders>
+            <w:shd w:val="clear" w:color="auto" w:fill="auto"/>
+            <w:tcMar>
+              <w:top w:w="100" w:type="dxa"/>
+              <w:left w:w="100" w:type="dxa"/>
+              <w:bottom w:w="100" w:type="dxa"/>
+              <w:right w:w="100" w:type="dxa"/>
+            </w:tcMar>
+          </w:tcPr>
+          <w:p>
+            <w:pPr>
+              <w:widowControl w:val="0"/>
+              <w:spacing w:line="240" w:lineRule="auto"/>
+              <w:rPr>
+                <w:rFonts w:ascii="Consolas" w:eastAsiaTheme="minorHAnsi" w:hAnsi="Consolas" w:cs="Consolas"/>
+                <w:sz w:val="24"/>
+                <w:szCs w:val="24"/>
+              </w:rPr>
+            </w:pPr>
+          </w:p>
+        </w:tc>
+        <w:tc>
+          <w:tcPr>
+            <w:tcW w:w="1872" w:type="dxa"/>
+            <w:tcBorders>
+              <w:top w:val="single" w:sz="8" w:space="0" w:color="FFFFFF"/>
+              <w:left w:val="single" w:sz="8" w:space="0" w:color="FFFFFF"/>
+              <w:bottom w:val="single" w:sz="4" w:space="0" w:color="auto"/>
+              <w:right w:val="single" w:sz="8" w:space="0" w:color="FFFFFF"/>
+            </w:tcBorders>
+            <w:shd w:val="clear" w:color="auto" w:fill="auto"/>
+            <w:tcMar>
+              <w:top w:w="100" w:type="dxa"/>
+              <w:left w:w="100" w:type="dxa"/>
+              <w:bottom w:w="100" w:type="dxa"/>
+              <w:right w:w="100" w:type="dxa"/>
+            </w:tcMar>
+          </w:tcPr>
+          <w:p>
+            <w:pPr>
+              <w:widowControl w:val="0"/>
+              <w:spacing w:line="240" w:lineRule="auto"/>
+              <w:rPr>
+                <w:rFonts w:ascii="Consolas" w:eastAsiaTheme="minorHAnsi" w:hAnsi="Consolas" w:cs="Consolas"/>
+                <w:sz w:val="24"/>
+                <w:szCs w:val="24"/>
+              </w:rPr>
+            </w:pPr>
+          </w:p>
+        </w:tc>
+        <w:tc>
+          <w:tcPr>
+            <w:tcW w:w="1872" w:type="dxa"/>
+            <w:tcBorders>
+              <w:top w:val="single" w:sz="8" w:space="0" w:color="FFFFFF"/>
+              <w:left w:val="single" w:sz="8" w:space="0" w:color="FFFFFF"/>
+              <w:bottom w:val="single" w:sz="4" w:space="0" w:color="auto"/>
+              <w:right w:val="single" w:sz="8" w:space="0" w:color="FFFFFF"/>
+            </w:tcBorders>
+            <w:shd w:val="clear" w:color="auto" w:fill="auto"/>
+            <w:tcMar>
+              <w:top w:w="100" w:type="dxa"/>
+              <w:left w:w="100" w:type="dxa"/>
+              <w:bottom w:w="100" w:type="dxa"/>
+              <w:right w:w="100" w:type="dxa"/>
+            </w:tcMar>
+          </w:tcPr>
+          <w:p>
+            <w:pPr>
+              <w:widowControl w:val="0"/>
+              <w:spacing w:line="240" w:lineRule="auto"/>
+              <w:rPr>
+                <w:rFonts w:ascii="Consolas" w:eastAsiaTheme="minorHAnsi" w:hAnsi="Consolas" w:cs="Consolas"/>
+                <w:sz w:val="24"/>
+                <w:szCs w:val="24"/>
+              </w:rPr>
+            </w:pPr>
+          </w:p>
+        </w:tc>
+        <w:tc>
+          <w:tcPr>
+            <w:tcW w:w="1872" w:type="dxa"/>
+            <w:tcBorders>
+              <w:top w:val="single" w:sz="8" w:space="0" w:color="FFFFFF"/>
+              <w:left w:val="single" w:sz="8" w:space="0" w:color="FFFFFF"/>
+              <w:bottom w:val="single" w:sz="4" w:space="0" w:color="auto"/>
+              <w:right w:val="single" w:sz="8" w:space="0" w:color="FFFFFF"/>
+            </w:tcBorders>
+            <w:shd w:val="clear" w:color="auto" w:fill="auto"/>
+            <w:tcMar>
+              <w:top w:w="100" w:type="dxa"/>
+              <w:left w:w="100" w:type="dxa"/>
+              <w:bottom w:w="100" w:type="dxa"/>
+              <w:right w:w="100" w:type="dxa"/>
+            </w:tcMar>
+          </w:tcPr>
+          <w:p>
+            <w:pPr>
+              <w:widowControl w:val="0"/>
+              <w:spacing w:line="240" w:lineRule="auto"/>
+              <w:rPr>
+                <w:rFonts w:ascii="Consolas" w:eastAsiaTheme="minorHAnsi" w:hAnsi="Consolas" w:cs="Consolas"/>
+                <w:sz w:val="24"/>
+                <w:szCs w:val="24"/>
+              </w:rPr>
+            </w:pPr>
+          </w:p>
+        </w:tc>
+      </w:tr>
+    </w:tbl>
     <w:p>
       <w:pPr>
         <w:rPr>
@@ -6041,183 +6232,11 @@
           <w:szCs w:val="24"/>
         </w:rPr>
       </w:pPr>
-      <w:proofErr w:type="gramStart"/>
-      <w:r>
-        <w:rPr>
-          <w:rFonts w:ascii="Consolas" w:eastAsiaTheme="minorHAnsi" w:hAnsi="Consolas" w:cs="Consolas"/>
-          <w:bCs/>
-          <w:color w:val="FF0000"/>
-          <w:sz w:val="24"/>
-          <w:szCs w:val="24"/>
-        </w:rPr>
-        <w:t>정답</w:t>
-      </w:r>
-      <w:r>
-        <w:rPr>
-          <w:rFonts w:ascii="Consolas" w:eastAsiaTheme="minorHAnsi" w:hAnsi="Consolas" w:cs="Consolas"/>
-          <w:bCs/>
-          <w:color w:val="FF0000"/>
-          <w:sz w:val="24"/>
-          <w:szCs w:val="24"/>
-        </w:rPr>
-        <w:t xml:space="preserve"> :</w:t>
-      </w:r>
-      <w:proofErr w:type="gramEnd"/>
-      <w:r>
-        <w:rPr>
-          <w:rFonts w:ascii="Consolas" w:eastAsiaTheme="minorHAnsi" w:hAnsi="Consolas" w:cs="Consolas"/>
-          <w:bCs/>
-          <w:color w:val="FF0000"/>
-          <w:sz w:val="24"/>
-          <w:szCs w:val="24"/>
-        </w:rPr>
-        <w:t xml:space="preserve"> </w:t>
-      </w:r>
-      <w:r>
-        <w:rPr>
-          <w:rFonts w:ascii="Consolas" w:eastAsiaTheme="minorHAnsi" w:hAnsi="Consolas" w:cs="Consolas"/>
-          <w:bCs/>
-          <w:color w:val="FF0000"/>
-          <w:sz w:val="24"/>
-          <w:szCs w:val="24"/>
-        </w:rPr>
-        <w:t>504</w:t>
-      </w:r>
     </w:p>
     <w:p>
       <w:pPr>
         <w:rPr>
-          <w:rFonts w:ascii="Consolas" w:eastAsiaTheme="minorHAnsi" w:hAnsi="Consolas" w:cs="Consolas"/>
-          <w:sz w:val="24"/>
-          <w:szCs w:val="24"/>
-        </w:rPr>
-      </w:pPr>
-    </w:p>
-    <w:p>
-      <w:pPr>
-        <w:pStyle w:val="a7"/>
-        <w:numPr>
-          <w:ilvl w:val="0"/>
-          <w:numId w:val="23"/>
-        </w:numPr>
-        <w:ind w:leftChars="0"/>
-        <w:rPr>
-          <w:rFonts w:ascii="Consolas" w:eastAsiaTheme="minorHAnsi" w:hAnsi="Consolas" w:cs="Consolas" w:hint="eastAsia"/>
-          <w:sz w:val="24"/>
-          <w:szCs w:val="24"/>
-        </w:rPr>
-      </w:pPr>
-      <w:r>
-        <w:rPr>
-          <w:rFonts w:ascii="Consolas" w:eastAsiaTheme="minorHAnsi" w:hAnsi="Consolas" w:cs="Consolas" w:hint="eastAsia"/>
-          <w:sz w:val="24"/>
-          <w:szCs w:val="24"/>
-        </w:rPr>
-        <w:t>7</w:t>
-      </w:r>
-      <w:r>
-        <w:rPr>
-          <w:rFonts w:ascii="Consolas" w:eastAsiaTheme="minorHAnsi" w:hAnsi="Consolas" w:cs="Consolas" w:hint="eastAsia"/>
-          <w:sz w:val="24"/>
-          <w:szCs w:val="24"/>
-        </w:rPr>
-        <w:t>번부터</w:t>
-      </w:r>
-      <w:r>
-        <w:rPr>
-          <w:rFonts w:ascii="Consolas" w:eastAsiaTheme="minorHAnsi" w:hAnsi="Consolas" w:cs="Consolas"/>
-          <w:sz w:val="24"/>
-          <w:szCs w:val="24"/>
-        </w:rPr>
-        <w:t xml:space="preserve"> </w:t>
-      </w:r>
-      <w:r>
-        <w:rPr>
-          <w:rFonts w:ascii="Consolas" w:eastAsiaTheme="minorHAnsi" w:hAnsi="Consolas" w:cs="Consolas" w:hint="eastAsia"/>
-          <w:sz w:val="24"/>
-          <w:szCs w:val="24"/>
-        </w:rPr>
-        <w:t>새로</w:t>
-      </w:r>
-      <w:r>
-        <w:rPr>
-          <w:rFonts w:ascii="Consolas" w:eastAsiaTheme="minorHAnsi" w:hAnsi="Consolas" w:cs="Consolas" w:hint="eastAsia"/>
-          <w:sz w:val="24"/>
-          <w:szCs w:val="24"/>
-        </w:rPr>
-        <w:t xml:space="preserve"> </w:t>
-      </w:r>
-      <w:r>
-        <w:rPr>
-          <w:rFonts w:ascii="Consolas" w:eastAsiaTheme="minorHAnsi" w:hAnsi="Consolas" w:cs="Consolas" w:hint="eastAsia"/>
-          <w:sz w:val="24"/>
-          <w:szCs w:val="24"/>
-        </w:rPr>
-        <w:t>하기</w:t>
-      </w:r>
-      <w:r>
-        <w:rPr>
-          <w:rFonts w:ascii="Consolas" w:eastAsiaTheme="minorHAnsi" w:hAnsi="Consolas" w:cs="Consolas" w:hint="eastAsia"/>
-          <w:sz w:val="24"/>
-          <w:szCs w:val="24"/>
-        </w:rPr>
-        <w:t xml:space="preserve"> </w:t>
-      </w:r>
-      <w:r>
-        <w:rPr>
-          <w:rFonts w:ascii="Consolas" w:eastAsiaTheme="minorHAnsi" w:hAnsi="Consolas" w:cs="Consolas"/>
-          <w:sz w:val="24"/>
-          <w:szCs w:val="24"/>
-        </w:rPr>
-        <w:t xml:space="preserve">+ </w:t>
-      </w:r>
-      <w:r>
-        <w:rPr>
-          <w:rFonts w:ascii="Consolas" w:eastAsiaTheme="minorHAnsi" w:hAnsi="Consolas" w:cs="Consolas" w:hint="eastAsia"/>
-          <w:sz w:val="24"/>
-          <w:szCs w:val="24"/>
-        </w:rPr>
-        <w:t>원래</w:t>
-      </w:r>
-      <w:r>
-        <w:rPr>
-          <w:rFonts w:ascii="Consolas" w:eastAsiaTheme="minorHAnsi" w:hAnsi="Consolas" w:cs="Consolas" w:hint="eastAsia"/>
-          <w:sz w:val="24"/>
-          <w:szCs w:val="24"/>
-        </w:rPr>
-        <w:t xml:space="preserve"> </w:t>
-      </w:r>
-      <w:r>
-        <w:rPr>
-          <w:rFonts w:ascii="Consolas" w:eastAsiaTheme="minorHAnsi" w:hAnsi="Consolas" w:cs="Consolas" w:hint="eastAsia"/>
-          <w:sz w:val="24"/>
-          <w:szCs w:val="24"/>
-        </w:rPr>
-        <w:t>숙제</w:t>
-      </w:r>
-      <w:r>
-        <w:rPr>
-          <w:rFonts w:ascii="Consolas" w:eastAsiaTheme="minorHAnsi" w:hAnsi="Consolas" w:cs="Consolas" w:hint="eastAsia"/>
-          <w:sz w:val="24"/>
-          <w:szCs w:val="24"/>
-        </w:rPr>
-        <w:t xml:space="preserve"> </w:t>
-      </w:r>
-      <w:r>
-        <w:rPr>
-          <w:rFonts w:ascii="Consolas" w:eastAsiaTheme="minorHAnsi" w:hAnsi="Consolas" w:cs="Consolas" w:hint="eastAsia"/>
-          <w:sz w:val="24"/>
-          <w:szCs w:val="24"/>
-        </w:rPr>
-        <w:t>가져오기</w:t>
-      </w:r>
-      <w:bookmarkStart w:id="0" w:name="_GoBack"/>
-      <w:bookmarkEnd w:id="0"/>
-    </w:p>
-    <w:p>
-      <w:pPr>
-        <w:rPr>
-          <w:rFonts w:ascii="Consolas" w:eastAsiaTheme="minorHAnsi" w:hAnsi="Consolas" w:cs="Consolas"/>
+          <w:rFonts w:ascii="Consolas" w:eastAsiaTheme="minorHAnsi" w:hAnsi="Consolas" w:cs="Consolas" w:hint="eastAsia"/>
           <w:sz w:val="24"/>
           <w:szCs w:val="24"/>
         </w:rPr>
@@ -6243,7 +6262,23 @@
           <w:sz w:val="24"/>
           <w:szCs w:val="24"/>
         </w:rPr>
-        <w:t>2310 (15</w:t>
+        <w:t>2</w:t>
+      </w:r>
+      <w:r>
+        <w:rPr>
+          <w:rFonts w:ascii="Consolas" w:eastAsiaTheme="minorHAnsi" w:hAnsi="Consolas"/>
+          <w:sz w:val="24"/>
+          <w:szCs w:val="24"/>
+        </w:rPr>
+        <w:t>73</w:t>
+      </w:r>
+      <w:r>
+        <w:rPr>
+          <w:rFonts w:ascii="Consolas" w:eastAsiaTheme="minorHAnsi" w:hAnsi="Consolas"/>
+          <w:sz w:val="24"/>
+          <w:szCs w:val="24"/>
+        </w:rPr>
+        <w:t>0 (15</w:t>
       </w:r>
       <w:r>
         <w:rPr>
@@ -6348,7 +6383,7 @@
           <w:sz w:val="24"/>
           <w:szCs w:val="24"/>
         </w:rPr>
-        <w:t>, a × b × c = 2310</w:t>
+        <w:t>, a × b × c = 2</w:t>
       </w:r>
       <w:r>
         <w:rPr>
@@ -6356,6 +6391,14 @@
           <w:sz w:val="24"/>
           <w:szCs w:val="24"/>
         </w:rPr>
+        <w:t>730</w:t>
+      </w:r>
+      <w:r>
+        <w:rPr>
+          <w:rFonts w:ascii="Consolas" w:eastAsiaTheme="minorHAnsi" w:hAnsi="Consolas"/>
+          <w:sz w:val="24"/>
+          <w:szCs w:val="24"/>
+        </w:rPr>
         <w:t>을</w:t>
       </w:r>
       <w:r>
@@ -6496,6 +6539,22 @@
       </w:r>
       <w:r>
         <w:rPr>
+          <w:rFonts w:ascii="Consolas" w:eastAsiaTheme="minorHAnsi" w:hAnsi="Consolas" w:cs="Consolas" w:hint="eastAsia"/>
+          <w:sz w:val="24"/>
+          <w:szCs w:val="24"/>
+        </w:rPr>
+        <w:t xml:space="preserve"> </w:t>
+      </w:r>
+      <w:r>
+        <w:rPr>
+          <w:rFonts w:ascii="Consolas" w:eastAsiaTheme="minorHAnsi" w:hAnsi="Consolas" w:cs="Consolas" w:hint="eastAsia"/>
+          <w:sz w:val="24"/>
+          <w:szCs w:val="24"/>
+        </w:rPr>
+        <w:t>변형</w:t>
+      </w:r>
+      <w:r>
+        <w:rPr>
           <w:rFonts w:ascii="Consolas" w:eastAsiaTheme="minorHAnsi" w:hAnsi="Consolas" w:cs="Consolas"/>
           <w:sz w:val="24"/>
           <w:szCs w:val="24"/>
@@ -6503,49 +6562,200 @@
         <w:t>)</w:t>
       </w:r>
     </w:p>
-    <w:p>
-      <w:pPr>
-        <w:rPr>
-          <w:rFonts w:ascii="Consolas" w:eastAsiaTheme="minorHAnsi" w:hAnsi="Consolas" w:cs="Consolas"/>
-          <w:bCs/>
-          <w:color w:val="FF0000"/>
-          <w:sz w:val="24"/>
-          <w:szCs w:val="24"/>
-        </w:rPr>
-      </w:pPr>
-      <w:proofErr w:type="gramStart"/>
-      <w:r>
-        <w:rPr>
-          <w:rFonts w:ascii="Consolas" w:eastAsiaTheme="minorHAnsi" w:hAnsi="Consolas" w:cs="Consolas"/>
-          <w:bCs/>
-          <w:color w:val="FF0000"/>
-          <w:sz w:val="24"/>
-          <w:szCs w:val="24"/>
-        </w:rPr>
-        <w:t>정답</w:t>
-      </w:r>
-      <w:r>
-        <w:rPr>
-          <w:rFonts w:ascii="Consolas" w:eastAsiaTheme="minorHAnsi" w:hAnsi="Consolas" w:cs="Consolas"/>
-          <w:bCs/>
-          <w:color w:val="FF0000"/>
-          <w:sz w:val="24"/>
-          <w:szCs w:val="24"/>
-        </w:rPr>
-        <w:t xml:space="preserve"> :</w:t>
-      </w:r>
-      <w:proofErr w:type="gramEnd"/>
-      <w:r>
-        <w:rPr>
-          <w:rFonts w:ascii="Consolas" w:eastAsiaTheme="minorHAnsi" w:hAnsi="Consolas" w:cs="Consolas"/>
-          <w:bCs/>
-          <w:color w:val="FF0000"/>
-          <w:sz w:val="24"/>
-          <w:szCs w:val="24"/>
-        </w:rPr>
-        <w:t xml:space="preserve"> 40</w:t>
-      </w:r>
-    </w:p>
+    <w:tbl>
+      <w:tblPr>
+        <w:tblW w:w="9360" w:type="dxa"/>
+        <w:tblBorders>
+          <w:top w:val="single" w:sz="8" w:space="0" w:color="000000"/>
+          <w:left w:val="single" w:sz="8" w:space="0" w:color="000000"/>
+          <w:bottom w:val="single" w:sz="8" w:space="0" w:color="000000"/>
+          <w:right w:val="single" w:sz="8" w:space="0" w:color="000000"/>
+          <w:insideH w:val="single" w:sz="8" w:space="0" w:color="000000"/>
+          <w:insideV w:val="single" w:sz="8" w:space="0" w:color="000000"/>
+        </w:tblBorders>
+        <w:tblLayout w:type="fixed"/>
+        <w:tblLook w:val="0600" w:firstRow="0" w:lastRow="0" w:firstColumn="0" w:lastColumn="0" w:noHBand="1" w:noVBand="1"/>
+      </w:tblPr>
+      <w:tblGrid>
+        <w:gridCol w:w="1872"/>
+        <w:gridCol w:w="1872"/>
+        <w:gridCol w:w="1872"/>
+        <w:gridCol w:w="1872"/>
+        <w:gridCol w:w="1872"/>
+      </w:tblGrid>
+      <w:tr>
+        <w:tc>
+          <w:tcPr>
+            <w:tcW w:w="1872" w:type="dxa"/>
+            <w:tcBorders>
+              <w:top w:val="single" w:sz="8" w:space="0" w:color="FFFFFF"/>
+              <w:left w:val="single" w:sz="8" w:space="0" w:color="FFFFFF"/>
+              <w:bottom w:val="single" w:sz="4" w:space="0" w:color="auto"/>
+              <w:right w:val="single" w:sz="8" w:space="0" w:color="FFFFFF"/>
+            </w:tcBorders>
+            <w:shd w:val="clear" w:color="auto" w:fill="auto"/>
+            <w:tcMar>
+              <w:top w:w="100" w:type="dxa"/>
+              <w:left w:w="100" w:type="dxa"/>
+              <w:bottom w:w="100" w:type="dxa"/>
+              <w:right w:w="100" w:type="dxa"/>
+            </w:tcMar>
+          </w:tcPr>
+          <w:p>
+            <w:pPr>
+              <w:widowControl w:val="0"/>
+              <w:spacing w:line="240" w:lineRule="auto"/>
+              <w:rPr>
+                <w:rFonts w:ascii="Consolas" w:eastAsiaTheme="minorHAnsi" w:hAnsi="Consolas" w:cs="Consolas"/>
+                <w:sz w:val="24"/>
+                <w:szCs w:val="24"/>
+              </w:rPr>
+            </w:pPr>
+            <w:r>
+              <w:rPr>
+                <w:rFonts w:ascii="Consolas" w:eastAsiaTheme="minorHAnsi" w:hAnsi="Consolas" w:cs="Consolas"/>
+                <w:sz w:val="24"/>
+                <w:szCs w:val="24"/>
+              </w:rPr>
+              <w:t>정답</w:t>
+            </w:r>
+            <w:r>
+              <w:rPr>
+                <w:rFonts w:ascii="Consolas" w:eastAsiaTheme="minorHAnsi" w:hAnsi="Consolas" w:cs="Consolas"/>
+                <w:sz w:val="24"/>
+                <w:szCs w:val="24"/>
+              </w:rPr>
+              <w:t xml:space="preserve">: </w:t>
+            </w:r>
+            <w:r>
+              <w:rPr>
+                <w:rFonts w:ascii="Consolas" w:eastAsiaTheme="minorHAnsi" w:hAnsi="Consolas" w:cs="Consolas"/>
+                <w:color w:val="FF0000"/>
+                <w:sz w:val="24"/>
+                <w:szCs w:val="24"/>
+              </w:rPr>
+              <w:t>40</w:t>
+            </w:r>
+          </w:p>
+        </w:tc>
+        <w:tc>
+          <w:tcPr>
+            <w:tcW w:w="1872" w:type="dxa"/>
+            <w:tcBorders>
+              <w:top w:val="single" w:sz="8" w:space="0" w:color="FFFFFF"/>
+              <w:left w:val="single" w:sz="8" w:space="0" w:color="FFFFFF"/>
+              <w:bottom w:val="single" w:sz="4" w:space="0" w:color="auto"/>
+              <w:right w:val="single" w:sz="8" w:space="0" w:color="FFFFFF"/>
+            </w:tcBorders>
+            <w:shd w:val="clear" w:color="auto" w:fill="auto"/>
+            <w:tcMar>
+              <w:top w:w="100" w:type="dxa"/>
+              <w:left w:w="100" w:type="dxa"/>
+              <w:bottom w:w="100" w:type="dxa"/>
+              <w:right w:w="100" w:type="dxa"/>
+            </w:tcMar>
+          </w:tcPr>
+          <w:p>
+            <w:pPr>
+              <w:widowControl w:val="0"/>
+              <w:spacing w:line="240" w:lineRule="auto"/>
+              <w:rPr>
+                <w:rFonts w:ascii="Consolas" w:eastAsiaTheme="minorHAnsi" w:hAnsi="Consolas" w:cs="Consolas"/>
+                <w:sz w:val="24"/>
+                <w:szCs w:val="24"/>
+              </w:rPr>
+            </w:pPr>
+          </w:p>
+        </w:tc>
+        <w:tc>
+          <w:tcPr>
+            <w:tcW w:w="1872" w:type="dxa"/>
+            <w:tcBorders>
+              <w:top w:val="single" w:sz="8" w:space="0" w:color="FFFFFF"/>
+              <w:left w:val="single" w:sz="8" w:space="0" w:color="FFFFFF"/>
+              <w:bottom w:val="single" w:sz="4" w:space="0" w:color="auto"/>
+              <w:right w:val="single" w:sz="8" w:space="0" w:color="FFFFFF"/>
+            </w:tcBorders>
+            <w:shd w:val="clear" w:color="auto" w:fill="auto"/>
+            <w:tcMar>
+              <w:top w:w="100" w:type="dxa"/>
+              <w:left w:w="100" w:type="dxa"/>
+              <w:bottom w:w="100" w:type="dxa"/>
+              <w:right w:w="100" w:type="dxa"/>
+            </w:tcMar>
+          </w:tcPr>
+          <w:p>
+            <w:pPr>
+              <w:widowControl w:val="0"/>
+              <w:spacing w:line="240" w:lineRule="auto"/>
+              <w:rPr>
+                <w:rFonts w:ascii="Consolas" w:eastAsiaTheme="minorHAnsi" w:hAnsi="Consolas" w:cs="Consolas"/>
+                <w:sz w:val="24"/>
+                <w:szCs w:val="24"/>
+              </w:rPr>
+            </w:pPr>
+          </w:p>
+        </w:tc>
+        <w:tc>
+          <w:tcPr>
+            <w:tcW w:w="1872" w:type="dxa"/>
+            <w:tcBorders>
+              <w:top w:val="single" w:sz="8" w:space="0" w:color="FFFFFF"/>
+              <w:left w:val="single" w:sz="8" w:space="0" w:color="FFFFFF"/>
+              <w:bottom w:val="single" w:sz="4" w:space="0" w:color="auto"/>
+              <w:right w:val="single" w:sz="8" w:space="0" w:color="FFFFFF"/>
+            </w:tcBorders>
+            <w:shd w:val="clear" w:color="auto" w:fill="auto"/>
+            <w:tcMar>
+              <w:top w:w="100" w:type="dxa"/>
+              <w:left w:w="100" w:type="dxa"/>
+              <w:bottom w:w="100" w:type="dxa"/>
+              <w:right w:w="100" w:type="dxa"/>
+            </w:tcMar>
+          </w:tcPr>
+          <w:p>
+            <w:pPr>
+              <w:widowControl w:val="0"/>
+              <w:spacing w:line="240" w:lineRule="auto"/>
+              <w:rPr>
+                <w:rFonts w:ascii="Consolas" w:eastAsiaTheme="minorHAnsi" w:hAnsi="Consolas" w:cs="Consolas"/>
+                <w:sz w:val="24"/>
+                <w:szCs w:val="24"/>
+              </w:rPr>
+            </w:pPr>
+          </w:p>
+        </w:tc>
+        <w:tc>
+          <w:tcPr>
+            <w:tcW w:w="1872" w:type="dxa"/>
+            <w:tcBorders>
+              <w:top w:val="single" w:sz="8" w:space="0" w:color="FFFFFF"/>
+              <w:left w:val="single" w:sz="8" w:space="0" w:color="FFFFFF"/>
+              <w:bottom w:val="single" w:sz="4" w:space="0" w:color="auto"/>
+              <w:right w:val="single" w:sz="8" w:space="0" w:color="FFFFFF"/>
+            </w:tcBorders>
+            <w:shd w:val="clear" w:color="auto" w:fill="auto"/>
+            <w:tcMar>
+              <w:top w:w="100" w:type="dxa"/>
+              <w:left w:w="100" w:type="dxa"/>
+              <w:bottom w:w="100" w:type="dxa"/>
+              <w:right w:w="100" w:type="dxa"/>
+            </w:tcMar>
+          </w:tcPr>
+          <w:p>
+            <w:pPr>
+              <w:widowControl w:val="0"/>
+              <w:spacing w:line="240" w:lineRule="auto"/>
+              <w:rPr>
+                <w:rFonts w:ascii="Consolas" w:eastAsiaTheme="minorHAnsi" w:hAnsi="Consolas" w:cs="Consolas"/>
+                <w:sz w:val="24"/>
+                <w:szCs w:val="24"/>
+              </w:rPr>
+            </w:pPr>
+          </w:p>
+        </w:tc>
+      </w:tr>
+    </w:tbl>
     <w:p>
       <w:pPr>
         <w:tabs>
@@ -6568,51 +6778,39 @@
     </w:p>
     <w:p>
       <w:pPr>
-        <w:tabs>
-          <w:tab w:val="left" w:pos="4052"/>
-        </w:tabs>
         <w:rPr>
           <w:rFonts w:ascii="Consolas" w:eastAsiaTheme="minorHAnsi" w:hAnsi="Consolas" w:cs="Consolas"/>
           <w:sz w:val="24"/>
           <w:szCs w:val="24"/>
         </w:rPr>
       </w:pPr>
-    </w:p>
-    <w:p>
-      <w:pPr>
-        <w:tabs>
-          <w:tab w:val="left" w:pos="4052"/>
-        </w:tabs>
+      <w:r>
+        <w:rPr>
+          <w:rFonts w:ascii="Consolas" w:eastAsiaTheme="minorHAnsi" w:hAnsi="Consolas" w:cs="Consolas" w:hint="eastAsia"/>
+          <w:sz w:val="24"/>
+          <w:szCs w:val="24"/>
+        </w:rPr>
+        <w:lastRenderedPageBreak/>
+        <w:t>&lt;</w:t>
+      </w:r>
+      <w:proofErr w:type="spellStart"/>
+      <w:r>
+        <w:rPr>
+          <w:rFonts w:ascii="Consolas" w:eastAsiaTheme="minorHAnsi" w:hAnsi="Consolas" w:cs="Consolas" w:hint="eastAsia"/>
+          <w:sz w:val="24"/>
+          <w:szCs w:val="24"/>
+        </w:rPr>
+        <w:t>사고력상</w:t>
+      </w:r>
+      <w:proofErr w:type="spellEnd"/>
+      <w:r>
         <w:rPr>
           <w:rFonts w:ascii="Consolas" w:eastAsiaTheme="minorHAnsi" w:hAnsi="Consolas" w:cs="Consolas"/>
           <w:sz w:val="24"/>
           <w:szCs w:val="24"/>
         </w:rPr>
-      </w:pPr>
-    </w:p>
-    <w:p>
-      <w:pPr>
-        <w:tabs>
-          <w:tab w:val="left" w:pos="4052"/>
-        </w:tabs>
-        <w:rPr>
-          <w:rFonts w:ascii="Consolas" w:eastAsiaTheme="minorHAnsi" w:hAnsi="Consolas" w:cs="Consolas"/>
-          <w:sz w:val="24"/>
-          <w:szCs w:val="24"/>
-        </w:rPr>
-      </w:pPr>
-    </w:p>
-    <w:p>
-      <w:pPr>
-        <w:tabs>
-          <w:tab w:val="left" w:pos="4052"/>
-        </w:tabs>
-        <w:rPr>
-          <w:rFonts w:ascii="Consolas" w:eastAsiaTheme="minorHAnsi" w:hAnsi="Consolas" w:cs="Consolas"/>
-          <w:sz w:val="24"/>
-          <w:szCs w:val="24"/>
-        </w:rPr>
-      </w:pPr>
+        <w:t>&gt;</w:t>
+      </w:r>
     </w:p>
     <w:p>
       <w:pPr>
@@ -6630,39 +6828,33 @@
       </w:pPr>
       <w:r>
         <w:rPr>
-          <w:rFonts w:ascii="Consolas" w:eastAsiaTheme="minorHAnsi" w:hAnsi="Consolas"/>
-          <w:sz w:val="24"/>
-          <w:szCs w:val="24"/>
-        </w:rPr>
-        <w:t>아이템</w:t>
-      </w:r>
-      <w:r>
-        <w:rPr>
-          <w:rFonts w:ascii="Consolas" w:eastAsiaTheme="minorHAnsi" w:hAnsi="Consolas"/>
-          <w:sz w:val="24"/>
-          <w:szCs w:val="24"/>
-        </w:rPr>
-        <w:t xml:space="preserve"> </w:t>
-      </w:r>
-      <w:r>
-        <w:rPr>
-          <w:rFonts w:ascii="Consolas" w:eastAsiaTheme="minorHAnsi" w:hAnsi="Consolas"/>
-          <w:sz w:val="24"/>
-          <w:szCs w:val="24"/>
-        </w:rPr>
-        <w:t>배치</w:t>
-      </w:r>
-      <w:r>
-        <w:rPr>
-          <w:rFonts w:ascii="Consolas" w:eastAsiaTheme="minorHAnsi" w:hAnsi="Consolas"/>
-          <w:sz w:val="24"/>
-          <w:szCs w:val="24"/>
-        </w:rPr>
-        <w:t xml:space="preserve"> (15</w:t>
-      </w:r>
-      <w:r>
-        <w:rPr>
-          <w:rFonts w:ascii="Consolas" w:eastAsiaTheme="minorHAnsi" w:hAnsi="Consolas"/>
+          <w:rFonts w:ascii="Consolas" w:eastAsiaTheme="minorHAnsi" w:hAnsi="Consolas" w:cs="맑은 고딕" w:hint="eastAsia"/>
+          <w:sz w:val="24"/>
+          <w:szCs w:val="24"/>
+        </w:rPr>
+        <w:t xml:space="preserve"> </w:t>
+      </w:r>
+      <w:proofErr w:type="spellStart"/>
+      <w:r>
+        <w:rPr>
+          <w:rFonts w:ascii="Consolas" w:eastAsiaTheme="minorHAnsi" w:hAnsi="Consolas" w:cs="맑은 고딕" w:hint="eastAsia"/>
+          <w:sz w:val="24"/>
+          <w:szCs w:val="24"/>
+        </w:rPr>
+        <w:t>거리점프</w:t>
+      </w:r>
+      <w:proofErr w:type="spellEnd"/>
+      <w:r>
+        <w:rPr>
+          <w:rFonts w:ascii="Consolas" w:eastAsiaTheme="minorHAnsi" w:hAnsi="Consolas" w:cs="맑은 고딕"/>
+          <w:sz w:val="24"/>
+          <w:szCs w:val="24"/>
+        </w:rPr>
+        <w:t>(14</w:t>
+      </w:r>
+      <w:r>
+        <w:rPr>
+          <w:rFonts w:ascii="Consolas" w:eastAsiaTheme="minorHAnsi" w:hAnsi="Consolas" w:cs="맑은 고딕" w:hint="eastAsia"/>
           <w:sz w:val="24"/>
           <w:szCs w:val="24"/>
         </w:rPr>
@@ -6670,7 +6862,7 @@
       </w:r>
       <w:r>
         <w:rPr>
-          <w:rFonts w:ascii="Consolas" w:eastAsiaTheme="minorHAnsi" w:hAnsi="Consolas"/>
+          <w:rFonts w:ascii="Consolas" w:eastAsiaTheme="minorHAnsi" w:hAnsi="Consolas" w:cs="맑은 고딕" w:hint="eastAsia"/>
           <w:sz w:val="24"/>
           <w:szCs w:val="24"/>
         </w:rPr>
@@ -6679,3154 +6871,74 @@
     </w:p>
     <w:p>
       <w:pPr>
-        <w:pStyle w:val="a7"/>
-        <w:ind w:leftChars="0" w:left="400"/>
-        <w:rPr>
-          <w:rFonts w:ascii="Consolas" w:eastAsiaTheme="minorHAnsi" w:hAnsi="Consolas"/>
-          <w:sz w:val="24"/>
-          <w:szCs w:val="24"/>
-        </w:rPr>
-      </w:pPr>
-      <w:r>
-        <w:rPr>
-          <w:rFonts w:ascii="Consolas" w:eastAsiaTheme="minorHAnsi" w:hAnsi="Consolas"/>
-          <w:sz w:val="24"/>
-          <w:szCs w:val="24"/>
-        </w:rPr>
-        <w:t>아래와</w:t>
-      </w:r>
-      <w:r>
-        <w:rPr>
-          <w:rFonts w:ascii="Consolas" w:eastAsiaTheme="minorHAnsi" w:hAnsi="Consolas"/>
-          <w:sz w:val="24"/>
-          <w:szCs w:val="24"/>
-        </w:rPr>
-        <w:t xml:space="preserve"> </w:t>
-      </w:r>
-      <w:r>
-        <w:rPr>
-          <w:rFonts w:ascii="Consolas" w:eastAsiaTheme="minorHAnsi" w:hAnsi="Consolas"/>
-          <w:sz w:val="24"/>
-          <w:szCs w:val="24"/>
-        </w:rPr>
-        <w:t>같은</w:t>
-      </w:r>
-      <w:r>
-        <w:rPr>
-          <w:rFonts w:ascii="Consolas" w:eastAsiaTheme="minorHAnsi" w:hAnsi="Consolas"/>
-          <w:sz w:val="24"/>
-          <w:szCs w:val="24"/>
-        </w:rPr>
-        <w:t xml:space="preserve"> 7 × 8 </w:t>
-      </w:r>
-      <w:r>
-        <w:rPr>
-          <w:rFonts w:ascii="Consolas" w:eastAsiaTheme="minorHAnsi" w:hAnsi="Consolas"/>
-          <w:sz w:val="24"/>
-          <w:szCs w:val="24"/>
-        </w:rPr>
-        <w:t>크기의</w:t>
-      </w:r>
-      <w:r>
-        <w:rPr>
-          <w:rFonts w:ascii="Consolas" w:eastAsiaTheme="minorHAnsi" w:hAnsi="Consolas"/>
-          <w:sz w:val="24"/>
-          <w:szCs w:val="24"/>
-        </w:rPr>
-        <w:t xml:space="preserve"> </w:t>
-      </w:r>
-      <w:proofErr w:type="spellStart"/>
-      <w:r>
-        <w:rPr>
-          <w:rFonts w:ascii="Consolas" w:eastAsiaTheme="minorHAnsi" w:hAnsi="Consolas"/>
-          <w:sz w:val="24"/>
-          <w:szCs w:val="24"/>
-        </w:rPr>
-        <w:t>격자판이</w:t>
-      </w:r>
-      <w:proofErr w:type="spellEnd"/>
-      <w:r>
-        <w:rPr>
-          <w:rFonts w:ascii="Consolas" w:eastAsiaTheme="minorHAnsi" w:hAnsi="Consolas"/>
-          <w:sz w:val="24"/>
-          <w:szCs w:val="24"/>
-        </w:rPr>
-        <w:t xml:space="preserve"> </w:t>
-      </w:r>
-      <w:r>
-        <w:rPr>
-          <w:rFonts w:ascii="Consolas" w:eastAsiaTheme="minorHAnsi" w:hAnsi="Consolas"/>
-          <w:sz w:val="24"/>
-          <w:szCs w:val="24"/>
-        </w:rPr>
-        <w:t>있다</w:t>
-      </w:r>
-      <w:r>
-        <w:rPr>
-          <w:rFonts w:ascii="Consolas" w:eastAsiaTheme="minorHAnsi" w:hAnsi="Consolas"/>
-          <w:sz w:val="24"/>
-          <w:szCs w:val="24"/>
-        </w:rPr>
-        <w:t xml:space="preserve">. </w:t>
-      </w:r>
-      <w:proofErr w:type="spellStart"/>
-      <w:r>
-        <w:rPr>
-          <w:rFonts w:ascii="Consolas" w:eastAsiaTheme="minorHAnsi" w:hAnsi="Consolas"/>
-          <w:sz w:val="24"/>
-          <w:szCs w:val="24"/>
-        </w:rPr>
-        <w:t>i</w:t>
-      </w:r>
-      <w:proofErr w:type="spellEnd"/>
-      <w:r>
-        <w:rPr>
-          <w:rFonts w:ascii="Consolas" w:eastAsiaTheme="minorHAnsi" w:hAnsi="Consolas"/>
-          <w:sz w:val="24"/>
-          <w:szCs w:val="24"/>
-        </w:rPr>
-        <w:t>행</w:t>
-      </w:r>
-      <w:r>
-        <w:rPr>
-          <w:rFonts w:ascii="Consolas" w:eastAsiaTheme="minorHAnsi" w:hAnsi="Consolas"/>
-          <w:sz w:val="24"/>
-          <w:szCs w:val="24"/>
-        </w:rPr>
-        <w:t xml:space="preserve"> j</w:t>
-      </w:r>
-      <w:r>
-        <w:rPr>
-          <w:rFonts w:ascii="Consolas" w:eastAsiaTheme="minorHAnsi" w:hAnsi="Consolas"/>
-          <w:sz w:val="24"/>
-          <w:szCs w:val="24"/>
-        </w:rPr>
-        <w:t>열에</w:t>
-      </w:r>
-      <w:r>
-        <w:rPr>
-          <w:rFonts w:ascii="Consolas" w:eastAsiaTheme="minorHAnsi" w:hAnsi="Consolas"/>
-          <w:sz w:val="24"/>
-          <w:szCs w:val="24"/>
-        </w:rPr>
-        <w:t xml:space="preserve"> </w:t>
-      </w:r>
-      <w:r>
-        <w:rPr>
-          <w:rFonts w:ascii="Consolas" w:eastAsiaTheme="minorHAnsi" w:hAnsi="Consolas"/>
-          <w:sz w:val="24"/>
-          <w:szCs w:val="24"/>
-        </w:rPr>
-        <w:t>있는</w:t>
-      </w:r>
-      <w:r>
-        <w:rPr>
-          <w:rFonts w:ascii="Consolas" w:eastAsiaTheme="minorHAnsi" w:hAnsi="Consolas"/>
-          <w:sz w:val="24"/>
-          <w:szCs w:val="24"/>
-        </w:rPr>
-        <w:t xml:space="preserve"> </w:t>
-      </w:r>
-      <w:r>
-        <w:rPr>
-          <w:rFonts w:ascii="Consolas" w:eastAsiaTheme="minorHAnsi" w:hAnsi="Consolas"/>
-          <w:sz w:val="24"/>
-          <w:szCs w:val="24"/>
-        </w:rPr>
-        <w:t>칸을</w:t>
-      </w:r>
-      <w:r>
-        <w:rPr>
-          <w:rFonts w:ascii="Consolas" w:eastAsiaTheme="minorHAnsi" w:hAnsi="Consolas"/>
-          <w:sz w:val="24"/>
-          <w:szCs w:val="24"/>
-        </w:rPr>
-        <w:t xml:space="preserve"> (</w:t>
-      </w:r>
-      <w:proofErr w:type="spellStart"/>
-      <w:r>
-        <w:rPr>
-          <w:rFonts w:ascii="Consolas" w:eastAsiaTheme="minorHAnsi" w:hAnsi="Consolas"/>
-          <w:sz w:val="24"/>
-          <w:szCs w:val="24"/>
-        </w:rPr>
-        <w:t>i</w:t>
-      </w:r>
-      <w:proofErr w:type="spellEnd"/>
-      <w:r>
-        <w:rPr>
-          <w:rFonts w:ascii="Consolas" w:eastAsiaTheme="minorHAnsi" w:hAnsi="Consolas"/>
-          <w:sz w:val="24"/>
-          <w:szCs w:val="24"/>
-        </w:rPr>
-        <w:t>, j)</w:t>
-      </w:r>
-      <w:r>
-        <w:rPr>
-          <w:rFonts w:ascii="Consolas" w:eastAsiaTheme="minorHAnsi" w:hAnsi="Consolas"/>
-          <w:sz w:val="24"/>
-          <w:szCs w:val="24"/>
-        </w:rPr>
-        <w:t>라고</w:t>
-      </w:r>
-      <w:r>
-        <w:rPr>
-          <w:rFonts w:ascii="Consolas" w:eastAsiaTheme="minorHAnsi" w:hAnsi="Consolas"/>
-          <w:sz w:val="24"/>
-          <w:szCs w:val="24"/>
-        </w:rPr>
-        <w:t xml:space="preserve"> </w:t>
-      </w:r>
-      <w:r>
-        <w:rPr>
-          <w:rFonts w:ascii="Consolas" w:eastAsiaTheme="minorHAnsi" w:hAnsi="Consolas"/>
-          <w:sz w:val="24"/>
-          <w:szCs w:val="24"/>
-        </w:rPr>
-        <w:t>표기하자</w:t>
-      </w:r>
-      <w:r>
-        <w:rPr>
-          <w:rFonts w:ascii="Consolas" w:eastAsiaTheme="minorHAnsi" w:hAnsi="Consolas"/>
-          <w:sz w:val="24"/>
-          <w:szCs w:val="24"/>
-        </w:rPr>
-        <w:t xml:space="preserve">. </w:t>
-      </w:r>
-      <w:r>
-        <w:rPr>
-          <w:rFonts w:ascii="Consolas" w:eastAsiaTheme="minorHAnsi" w:hAnsi="Consolas"/>
-          <w:sz w:val="24"/>
-          <w:szCs w:val="24"/>
-        </w:rPr>
-        <w:t>예를</w:t>
-      </w:r>
-      <w:r>
-        <w:rPr>
-          <w:rFonts w:ascii="Consolas" w:eastAsiaTheme="minorHAnsi" w:hAnsi="Consolas"/>
-          <w:sz w:val="24"/>
-          <w:szCs w:val="24"/>
-        </w:rPr>
-        <w:t xml:space="preserve"> </w:t>
-      </w:r>
-      <w:r>
-        <w:rPr>
-          <w:rFonts w:ascii="Consolas" w:eastAsiaTheme="minorHAnsi" w:hAnsi="Consolas"/>
-          <w:sz w:val="24"/>
-          <w:szCs w:val="24"/>
-        </w:rPr>
-        <w:t>들어</w:t>
-      </w:r>
-      <w:r>
-        <w:rPr>
-          <w:rFonts w:ascii="Consolas" w:eastAsiaTheme="minorHAnsi" w:hAnsi="Consolas"/>
-          <w:sz w:val="24"/>
-          <w:szCs w:val="24"/>
-        </w:rPr>
-        <w:t xml:space="preserve"> “</w:t>
-      </w:r>
-      <w:r>
-        <w:rPr>
-          <w:rFonts w:ascii="Consolas" w:eastAsiaTheme="minorHAnsi" w:hAnsi="Consolas"/>
-          <w:sz w:val="24"/>
-          <w:szCs w:val="24"/>
-        </w:rPr>
-        <w:t>시작</w:t>
-      </w:r>
-      <w:r>
-        <w:rPr>
-          <w:rFonts w:ascii="Consolas" w:eastAsiaTheme="minorHAnsi" w:hAnsi="Consolas"/>
-          <w:sz w:val="24"/>
-          <w:szCs w:val="24"/>
-        </w:rPr>
-        <w:t xml:space="preserve">” </w:t>
-      </w:r>
-      <w:r>
-        <w:rPr>
-          <w:rFonts w:ascii="Consolas" w:eastAsiaTheme="minorHAnsi" w:hAnsi="Consolas"/>
-          <w:sz w:val="24"/>
-          <w:szCs w:val="24"/>
-        </w:rPr>
-        <w:t>칸은</w:t>
-      </w:r>
-      <w:r>
-        <w:rPr>
-          <w:rFonts w:ascii="Consolas" w:eastAsiaTheme="minorHAnsi" w:hAnsi="Consolas"/>
-          <w:sz w:val="24"/>
-          <w:szCs w:val="24"/>
-        </w:rPr>
-        <w:t xml:space="preserve"> (1, 1), “</w:t>
-      </w:r>
-      <w:r>
-        <w:rPr>
-          <w:rFonts w:ascii="Consolas" w:eastAsiaTheme="minorHAnsi" w:hAnsi="Consolas"/>
-          <w:sz w:val="24"/>
-          <w:szCs w:val="24"/>
-        </w:rPr>
-        <w:t>끝</w:t>
-      </w:r>
-      <w:r>
-        <w:rPr>
-          <w:rFonts w:ascii="Consolas" w:eastAsiaTheme="minorHAnsi" w:hAnsi="Consolas"/>
-          <w:sz w:val="24"/>
-          <w:szCs w:val="24"/>
-        </w:rPr>
-        <w:t xml:space="preserve">” </w:t>
-      </w:r>
-      <w:r>
-        <w:rPr>
-          <w:rFonts w:ascii="Consolas" w:eastAsiaTheme="minorHAnsi" w:hAnsi="Consolas"/>
-          <w:sz w:val="24"/>
-          <w:szCs w:val="24"/>
-        </w:rPr>
-        <w:t>칸은</w:t>
-      </w:r>
-      <w:r>
-        <w:rPr>
-          <w:rFonts w:ascii="Consolas" w:eastAsiaTheme="minorHAnsi" w:hAnsi="Consolas"/>
-          <w:sz w:val="24"/>
-          <w:szCs w:val="24"/>
-        </w:rPr>
-        <w:t xml:space="preserve"> (7, 8)</w:t>
-      </w:r>
-      <w:r>
-        <w:rPr>
-          <w:rFonts w:ascii="Consolas" w:eastAsiaTheme="minorHAnsi" w:hAnsi="Consolas"/>
-          <w:sz w:val="24"/>
-          <w:szCs w:val="24"/>
-        </w:rPr>
-        <w:t>이다</w:t>
-      </w:r>
-      <w:r>
-        <w:rPr>
-          <w:rFonts w:ascii="Consolas" w:eastAsiaTheme="minorHAnsi" w:hAnsi="Consolas"/>
-          <w:sz w:val="24"/>
-          <w:szCs w:val="24"/>
-        </w:rPr>
-        <w:t>.</w:t>
+        <w:pStyle w:val="FirstParagraph"/>
+        <w:ind w:left="400"/>
+      </w:pPr>
+      <w:r>
+        <w:t>정수 t에 대해, f(t)의 값은, 처음 x = t 위치에서 닫힌 구간 [</w:t>
+      </w:r>
+      <w:r>
+        <w:t>18</w:t>
+      </w:r>
+      <w:r>
+        <w:t>, 2</w:t>
+      </w:r>
+      <w:r>
+        <w:t>2</w:t>
+      </w:r>
+      <w:r>
+        <w:t xml:space="preserve">]로 들어가기 위해 이동해야 하는 최소 거리로 정의한다. </w:t>
       </w:r>
     </w:p>
     <w:p>
       <w:pPr>
-        <w:pStyle w:val="a7"/>
-        <w:ind w:leftChars="0" w:left="400"/>
-        <w:rPr>
-          <w:rFonts w:ascii="Consolas" w:eastAsiaTheme="minorHAnsi" w:hAnsi="Consolas"/>
-          <w:sz w:val="24"/>
-          <w:szCs w:val="24"/>
-        </w:rPr>
-      </w:pPr>
-      <w:r>
-        <w:rPr>
-          <w:rFonts w:ascii="Consolas" w:eastAsiaTheme="minorHAnsi" w:hAnsi="Consolas"/>
-          <w:sz w:val="24"/>
-          <w:szCs w:val="24"/>
-        </w:rPr>
-        <w:t>철수는</w:t>
-      </w:r>
-      <w:r>
-        <w:rPr>
-          <w:rFonts w:ascii="Consolas" w:eastAsiaTheme="minorHAnsi" w:hAnsi="Consolas"/>
-          <w:sz w:val="24"/>
-          <w:szCs w:val="24"/>
-        </w:rPr>
-        <w:t xml:space="preserve"> </w:t>
-      </w:r>
-      <w:r>
-        <w:rPr>
-          <w:rFonts w:ascii="Consolas" w:eastAsiaTheme="minorHAnsi" w:hAnsi="Consolas"/>
-          <w:sz w:val="24"/>
-          <w:szCs w:val="24"/>
-        </w:rPr>
-        <w:t>현재</w:t>
-      </w:r>
-      <w:r>
-        <w:rPr>
-          <w:rFonts w:ascii="Consolas" w:eastAsiaTheme="minorHAnsi" w:hAnsi="Consolas"/>
-          <w:sz w:val="24"/>
-          <w:szCs w:val="24"/>
-        </w:rPr>
-        <w:t xml:space="preserve"> (1, 1) </w:t>
-      </w:r>
-      <w:r>
-        <w:rPr>
-          <w:rFonts w:ascii="Consolas" w:eastAsiaTheme="minorHAnsi" w:hAnsi="Consolas"/>
-          <w:sz w:val="24"/>
-          <w:szCs w:val="24"/>
-        </w:rPr>
-        <w:t>칸에</w:t>
-      </w:r>
-      <w:r>
-        <w:rPr>
-          <w:rFonts w:ascii="Consolas" w:eastAsiaTheme="minorHAnsi" w:hAnsi="Consolas"/>
-          <w:sz w:val="24"/>
-          <w:szCs w:val="24"/>
-        </w:rPr>
-        <w:t xml:space="preserve"> </w:t>
-      </w:r>
-      <w:r>
-        <w:rPr>
-          <w:rFonts w:ascii="Consolas" w:eastAsiaTheme="minorHAnsi" w:hAnsi="Consolas"/>
-          <w:sz w:val="24"/>
-          <w:szCs w:val="24"/>
-        </w:rPr>
-        <w:t>있으며</w:t>
-      </w:r>
-      <w:r>
-        <w:rPr>
-          <w:rFonts w:ascii="Consolas" w:eastAsiaTheme="minorHAnsi" w:hAnsi="Consolas"/>
-          <w:sz w:val="24"/>
-          <w:szCs w:val="24"/>
-        </w:rPr>
-        <w:t xml:space="preserve">, (7, 8) </w:t>
-      </w:r>
-      <w:r>
-        <w:rPr>
-          <w:rFonts w:ascii="Consolas" w:eastAsiaTheme="minorHAnsi" w:hAnsi="Consolas"/>
-          <w:sz w:val="24"/>
-          <w:szCs w:val="24"/>
-        </w:rPr>
-        <w:t>칸에</w:t>
-      </w:r>
-      <w:r>
-        <w:rPr>
-          <w:rFonts w:ascii="Consolas" w:eastAsiaTheme="minorHAnsi" w:hAnsi="Consolas"/>
-          <w:sz w:val="24"/>
-          <w:szCs w:val="24"/>
-        </w:rPr>
-        <w:t xml:space="preserve"> </w:t>
-      </w:r>
-      <w:r>
-        <w:rPr>
-          <w:rFonts w:ascii="Consolas" w:eastAsiaTheme="minorHAnsi" w:hAnsi="Consolas"/>
-          <w:sz w:val="24"/>
-          <w:szCs w:val="24"/>
-        </w:rPr>
-        <w:t>도착하려고</w:t>
-      </w:r>
-      <w:r>
-        <w:rPr>
-          <w:rFonts w:ascii="Consolas" w:eastAsiaTheme="minorHAnsi" w:hAnsi="Consolas"/>
-          <w:sz w:val="24"/>
-          <w:szCs w:val="24"/>
-        </w:rPr>
-        <w:t xml:space="preserve"> </w:t>
-      </w:r>
-      <w:r>
-        <w:rPr>
-          <w:rFonts w:ascii="Consolas" w:eastAsiaTheme="minorHAnsi" w:hAnsi="Consolas"/>
-          <w:sz w:val="24"/>
-          <w:szCs w:val="24"/>
-        </w:rPr>
-        <w:t>한다</w:t>
-      </w:r>
-      <w:r>
-        <w:rPr>
-          <w:rFonts w:ascii="Consolas" w:eastAsiaTheme="minorHAnsi" w:hAnsi="Consolas"/>
-          <w:sz w:val="24"/>
-          <w:szCs w:val="24"/>
-        </w:rPr>
-        <w:t xml:space="preserve">. </w:t>
-      </w:r>
-      <w:r>
-        <w:rPr>
-          <w:rFonts w:ascii="Consolas" w:eastAsiaTheme="minorHAnsi" w:hAnsi="Consolas"/>
-          <w:sz w:val="24"/>
-          <w:szCs w:val="24"/>
-        </w:rPr>
-        <w:t>철수는</w:t>
-      </w:r>
-      <w:r>
-        <w:rPr>
-          <w:rFonts w:ascii="Consolas" w:eastAsiaTheme="minorHAnsi" w:hAnsi="Consolas"/>
-          <w:sz w:val="24"/>
-          <w:szCs w:val="24"/>
-        </w:rPr>
-        <w:t xml:space="preserve"> </w:t>
-      </w:r>
-      <w:r>
-        <w:rPr>
-          <w:rFonts w:ascii="Consolas" w:eastAsiaTheme="minorHAnsi" w:hAnsi="Consolas"/>
-          <w:sz w:val="24"/>
-          <w:szCs w:val="24"/>
-        </w:rPr>
-        <w:t>아래</w:t>
-      </w:r>
-      <w:r>
-        <w:rPr>
-          <w:rFonts w:ascii="Consolas" w:eastAsiaTheme="minorHAnsi" w:hAnsi="Consolas"/>
-          <w:sz w:val="24"/>
-          <w:szCs w:val="24"/>
-        </w:rPr>
-        <w:t xml:space="preserve"> </w:t>
-      </w:r>
-      <w:r>
-        <w:rPr>
-          <w:rFonts w:ascii="Consolas" w:eastAsiaTheme="minorHAnsi" w:hAnsi="Consolas"/>
-          <w:sz w:val="24"/>
-          <w:szCs w:val="24"/>
-        </w:rPr>
-        <w:t>세</w:t>
-      </w:r>
-      <w:r>
-        <w:rPr>
-          <w:rFonts w:ascii="Consolas" w:eastAsiaTheme="minorHAnsi" w:hAnsi="Consolas"/>
-          <w:sz w:val="24"/>
-          <w:szCs w:val="24"/>
-        </w:rPr>
-        <w:t xml:space="preserve"> </w:t>
-      </w:r>
-      <w:r>
-        <w:rPr>
-          <w:rFonts w:ascii="Consolas" w:eastAsiaTheme="minorHAnsi" w:hAnsi="Consolas"/>
-          <w:sz w:val="24"/>
-          <w:szCs w:val="24"/>
-        </w:rPr>
-        <w:t>가지</w:t>
-      </w:r>
-      <w:r>
-        <w:rPr>
-          <w:rFonts w:ascii="Consolas" w:eastAsiaTheme="minorHAnsi" w:hAnsi="Consolas"/>
-          <w:sz w:val="24"/>
-          <w:szCs w:val="24"/>
-        </w:rPr>
-        <w:t xml:space="preserve"> </w:t>
-      </w:r>
-      <w:r>
-        <w:rPr>
-          <w:rFonts w:ascii="Consolas" w:eastAsiaTheme="minorHAnsi" w:hAnsi="Consolas"/>
-          <w:sz w:val="24"/>
-          <w:szCs w:val="24"/>
-        </w:rPr>
-        <w:t>규칙을</w:t>
-      </w:r>
-      <w:r>
-        <w:rPr>
-          <w:rFonts w:ascii="Consolas" w:eastAsiaTheme="minorHAnsi" w:hAnsi="Consolas"/>
-          <w:sz w:val="24"/>
-          <w:szCs w:val="24"/>
-        </w:rPr>
-        <w:t xml:space="preserve"> </w:t>
-      </w:r>
-      <w:r>
-        <w:rPr>
-          <w:rFonts w:ascii="Consolas" w:eastAsiaTheme="minorHAnsi" w:hAnsi="Consolas"/>
-          <w:sz w:val="24"/>
-          <w:szCs w:val="24"/>
-        </w:rPr>
-        <w:t>모두</w:t>
-      </w:r>
-      <w:r>
-        <w:rPr>
-          <w:rFonts w:ascii="Consolas" w:eastAsiaTheme="minorHAnsi" w:hAnsi="Consolas"/>
-          <w:sz w:val="24"/>
-          <w:szCs w:val="24"/>
-        </w:rPr>
-        <w:t xml:space="preserve"> </w:t>
-      </w:r>
-      <w:r>
-        <w:rPr>
-          <w:rFonts w:ascii="Consolas" w:eastAsiaTheme="minorHAnsi" w:hAnsi="Consolas"/>
-          <w:sz w:val="24"/>
-          <w:szCs w:val="24"/>
-        </w:rPr>
-        <w:t>지키면서</w:t>
-      </w:r>
-      <w:r>
-        <w:rPr>
-          <w:rFonts w:ascii="Consolas" w:eastAsiaTheme="minorHAnsi" w:hAnsi="Consolas"/>
-          <w:sz w:val="24"/>
-          <w:szCs w:val="24"/>
-        </w:rPr>
-        <w:t xml:space="preserve"> </w:t>
-      </w:r>
-      <w:r>
-        <w:rPr>
-          <w:rFonts w:ascii="Consolas" w:eastAsiaTheme="minorHAnsi" w:hAnsi="Consolas"/>
-          <w:sz w:val="24"/>
-          <w:szCs w:val="24"/>
-        </w:rPr>
-        <w:t>이동해야</w:t>
-      </w:r>
-      <w:r>
-        <w:rPr>
-          <w:rFonts w:ascii="Consolas" w:eastAsiaTheme="minorHAnsi" w:hAnsi="Consolas"/>
-          <w:sz w:val="24"/>
-          <w:szCs w:val="24"/>
-        </w:rPr>
-        <w:t xml:space="preserve"> </w:t>
-      </w:r>
-      <w:r>
-        <w:rPr>
-          <w:rFonts w:ascii="Consolas" w:eastAsiaTheme="minorHAnsi" w:hAnsi="Consolas"/>
-          <w:sz w:val="24"/>
-          <w:szCs w:val="24"/>
-        </w:rPr>
-        <w:t>한다</w:t>
-      </w:r>
-      <w:r>
-        <w:rPr>
-          <w:rFonts w:ascii="Consolas" w:eastAsiaTheme="minorHAnsi" w:hAnsi="Consolas"/>
-          <w:sz w:val="24"/>
-          <w:szCs w:val="24"/>
-        </w:rPr>
-        <w:t>.</w:t>
+        <w:pStyle w:val="FirstParagraph"/>
+        <w:ind w:firstLine="400"/>
+      </w:pPr>
+      <w:r>
+        <w:t xml:space="preserve">즉: </w:t>
       </w:r>
     </w:p>
     <w:p>
       <w:pPr>
-        <w:pStyle w:val="a7"/>
-        <w:ind w:leftChars="0" w:left="400"/>
-        <w:rPr>
-          <w:rFonts w:ascii="Consolas" w:eastAsiaTheme="minorHAnsi" w:hAnsi="Consolas"/>
-          <w:sz w:val="24"/>
-          <w:szCs w:val="24"/>
-        </w:rPr>
-      </w:pPr>
-      <w:r>
-        <w:rPr>
-          <w:rFonts w:ascii="Consolas" w:eastAsiaTheme="minorHAnsi" w:hAnsi="Consolas"/>
-          <w:sz w:val="24"/>
-          <w:szCs w:val="24"/>
-        </w:rPr>
-        <w:t xml:space="preserve">• </w:t>
-      </w:r>
-      <w:r>
-        <w:rPr>
-          <w:rFonts w:ascii="Consolas" w:eastAsiaTheme="minorHAnsi" w:hAnsi="Consolas"/>
-          <w:sz w:val="24"/>
-          <w:szCs w:val="24"/>
-        </w:rPr>
-        <w:t>철수가</w:t>
-      </w:r>
-      <w:r>
-        <w:rPr>
-          <w:rFonts w:ascii="Consolas" w:eastAsiaTheme="minorHAnsi" w:hAnsi="Consolas"/>
-          <w:sz w:val="24"/>
-          <w:szCs w:val="24"/>
-        </w:rPr>
-        <w:t xml:space="preserve"> </w:t>
-      </w:r>
-      <w:r>
-        <w:rPr>
-          <w:rFonts w:ascii="Consolas" w:eastAsiaTheme="minorHAnsi" w:hAnsi="Consolas"/>
-          <w:sz w:val="24"/>
-          <w:szCs w:val="24"/>
-        </w:rPr>
-        <w:t>현재</w:t>
-      </w:r>
-      <w:r>
-        <w:rPr>
-          <w:rFonts w:ascii="Consolas" w:eastAsiaTheme="minorHAnsi" w:hAnsi="Consolas"/>
-          <w:sz w:val="24"/>
-          <w:szCs w:val="24"/>
-        </w:rPr>
-        <w:t xml:space="preserve"> (r, c) </w:t>
-      </w:r>
-      <w:r>
-        <w:rPr>
-          <w:rFonts w:ascii="Consolas" w:eastAsiaTheme="minorHAnsi" w:hAnsi="Consolas"/>
-          <w:sz w:val="24"/>
-          <w:szCs w:val="24"/>
-        </w:rPr>
-        <w:t>칸에</w:t>
-      </w:r>
-      <w:r>
-        <w:rPr>
-          <w:rFonts w:ascii="Consolas" w:eastAsiaTheme="minorHAnsi" w:hAnsi="Consolas"/>
-          <w:sz w:val="24"/>
-          <w:szCs w:val="24"/>
-        </w:rPr>
-        <w:t xml:space="preserve"> </w:t>
-      </w:r>
-      <w:r>
-        <w:rPr>
-          <w:rFonts w:ascii="Consolas" w:eastAsiaTheme="minorHAnsi" w:hAnsi="Consolas"/>
-          <w:sz w:val="24"/>
-          <w:szCs w:val="24"/>
-        </w:rPr>
-        <w:t>있다면</w:t>
-      </w:r>
-      <w:r>
-        <w:rPr>
-          <w:rFonts w:ascii="Consolas" w:eastAsiaTheme="minorHAnsi" w:hAnsi="Consolas"/>
-          <w:sz w:val="24"/>
-          <w:szCs w:val="24"/>
-        </w:rPr>
-        <w:t xml:space="preserve">, (r + 1, c) </w:t>
-      </w:r>
-      <w:r>
-        <w:rPr>
-          <w:rFonts w:ascii="Consolas" w:eastAsiaTheme="minorHAnsi" w:hAnsi="Consolas"/>
-          <w:sz w:val="24"/>
-          <w:szCs w:val="24"/>
-        </w:rPr>
-        <w:t>또는</w:t>
-      </w:r>
-      <w:r>
-        <w:rPr>
-          <w:rFonts w:ascii="Consolas" w:eastAsiaTheme="minorHAnsi" w:hAnsi="Consolas"/>
-          <w:sz w:val="24"/>
-          <w:szCs w:val="24"/>
-        </w:rPr>
-        <w:t xml:space="preserve"> (r, c + 1)</w:t>
-      </w:r>
-      <w:r>
-        <w:rPr>
-          <w:rFonts w:ascii="Consolas" w:eastAsiaTheme="minorHAnsi" w:hAnsi="Consolas"/>
-          <w:sz w:val="24"/>
-          <w:szCs w:val="24"/>
-        </w:rPr>
-        <w:t>로만</w:t>
-      </w:r>
-      <w:r>
-        <w:rPr>
-          <w:rFonts w:ascii="Consolas" w:eastAsiaTheme="minorHAnsi" w:hAnsi="Consolas"/>
-          <w:sz w:val="24"/>
-          <w:szCs w:val="24"/>
-        </w:rPr>
-        <w:t xml:space="preserve"> </w:t>
-      </w:r>
-      <w:r>
-        <w:rPr>
-          <w:rFonts w:ascii="Consolas" w:eastAsiaTheme="minorHAnsi" w:hAnsi="Consolas"/>
-          <w:sz w:val="24"/>
-          <w:szCs w:val="24"/>
-        </w:rPr>
-        <w:t>이동할</w:t>
-      </w:r>
-      <w:r>
-        <w:rPr>
-          <w:rFonts w:ascii="Consolas" w:eastAsiaTheme="minorHAnsi" w:hAnsi="Consolas"/>
-          <w:sz w:val="24"/>
-          <w:szCs w:val="24"/>
-        </w:rPr>
-        <w:t xml:space="preserve"> </w:t>
-      </w:r>
-      <w:r>
-        <w:rPr>
-          <w:rFonts w:ascii="Consolas" w:eastAsiaTheme="minorHAnsi" w:hAnsi="Consolas"/>
-          <w:sz w:val="24"/>
-          <w:szCs w:val="24"/>
-        </w:rPr>
-        <w:t>수</w:t>
-      </w:r>
-      <w:r>
-        <w:rPr>
-          <w:rFonts w:ascii="Consolas" w:eastAsiaTheme="minorHAnsi" w:hAnsi="Consolas"/>
-          <w:sz w:val="24"/>
-          <w:szCs w:val="24"/>
-        </w:rPr>
-        <w:t xml:space="preserve"> </w:t>
-      </w:r>
-      <w:r>
-        <w:rPr>
-          <w:rFonts w:ascii="Consolas" w:eastAsiaTheme="minorHAnsi" w:hAnsi="Consolas"/>
-          <w:sz w:val="24"/>
-          <w:szCs w:val="24"/>
-        </w:rPr>
-        <w:t>있다</w:t>
-      </w:r>
-      <w:r>
-        <w:rPr>
-          <w:rFonts w:ascii="Consolas" w:eastAsiaTheme="minorHAnsi" w:hAnsi="Consolas"/>
-          <w:sz w:val="24"/>
-          <w:szCs w:val="24"/>
-        </w:rPr>
-        <w:t>.</w:t>
+        <w:pStyle w:val="FirstParagraph"/>
+        <w:ind w:left="400" w:firstLine="400"/>
+      </w:pPr>
+      <w:r>
+        <w:t xml:space="preserve">• t &lt; </w:t>
+      </w:r>
+      <w:r>
+        <w:t>18</w:t>
+      </w:r>
+      <w:r>
+        <w:t xml:space="preserve"> 이면 f(t) = </w:t>
+      </w:r>
+      <w:r>
+        <w:t>18</w:t>
+      </w:r>
+      <w:r>
+        <w:t xml:space="preserve"> - t 이다. </w:t>
       </w:r>
     </w:p>
     <w:p>
       <w:pPr>
-        <w:pStyle w:val="a7"/>
-        <w:ind w:leftChars="0" w:left="400"/>
-        <w:rPr>
-          <w:rFonts w:ascii="Consolas" w:eastAsiaTheme="minorHAnsi" w:hAnsi="Consolas"/>
-          <w:sz w:val="24"/>
-          <w:szCs w:val="24"/>
-        </w:rPr>
-      </w:pPr>
-      <w:r>
-        <w:rPr>
-          <w:rFonts w:ascii="Consolas" w:eastAsiaTheme="minorHAnsi" w:hAnsi="Consolas"/>
-          <w:sz w:val="24"/>
-          <w:szCs w:val="24"/>
-        </w:rPr>
-        <w:t xml:space="preserve">• </w:t>
-      </w:r>
-      <w:r>
-        <w:rPr>
-          <w:rFonts w:ascii="Consolas" w:eastAsiaTheme="minorHAnsi" w:hAnsi="Consolas"/>
-          <w:sz w:val="24"/>
-          <w:szCs w:val="24"/>
-        </w:rPr>
-        <w:t>철수는</w:t>
-      </w:r>
-      <w:r>
-        <w:rPr>
-          <w:rFonts w:ascii="Consolas" w:eastAsiaTheme="minorHAnsi" w:hAnsi="Consolas"/>
-          <w:sz w:val="24"/>
-          <w:szCs w:val="24"/>
-        </w:rPr>
-        <w:t xml:space="preserve"> </w:t>
-      </w:r>
-      <w:r>
-        <w:rPr>
-          <w:rFonts w:ascii="Consolas" w:eastAsiaTheme="minorHAnsi" w:hAnsi="Consolas"/>
-          <w:sz w:val="24"/>
-          <w:szCs w:val="24"/>
-        </w:rPr>
-        <w:t>위의</w:t>
-      </w:r>
-      <w:r>
-        <w:rPr>
-          <w:rFonts w:ascii="Consolas" w:eastAsiaTheme="minorHAnsi" w:hAnsi="Consolas"/>
-          <w:sz w:val="24"/>
-          <w:szCs w:val="24"/>
-        </w:rPr>
-        <w:t xml:space="preserve"> </w:t>
-      </w:r>
-      <w:r>
-        <w:rPr>
-          <w:rFonts w:ascii="Consolas" w:eastAsiaTheme="minorHAnsi" w:hAnsi="Consolas"/>
-          <w:sz w:val="24"/>
-          <w:szCs w:val="24"/>
-        </w:rPr>
-        <w:t>그림에서</w:t>
-      </w:r>
-      <w:r>
-        <w:rPr>
-          <w:rFonts w:ascii="Consolas" w:eastAsiaTheme="minorHAnsi" w:hAnsi="Consolas"/>
-          <w:sz w:val="24"/>
-          <w:szCs w:val="24"/>
-        </w:rPr>
-        <w:t xml:space="preserve"> X </w:t>
-      </w:r>
-      <w:r>
-        <w:rPr>
-          <w:rFonts w:ascii="Consolas" w:eastAsiaTheme="minorHAnsi" w:hAnsi="Consolas"/>
-          <w:sz w:val="24"/>
-          <w:szCs w:val="24"/>
-        </w:rPr>
-        <w:t>표시된</w:t>
-      </w:r>
-      <w:r>
-        <w:rPr>
-          <w:rFonts w:ascii="Consolas" w:eastAsiaTheme="minorHAnsi" w:hAnsi="Consolas"/>
-          <w:sz w:val="24"/>
-          <w:szCs w:val="24"/>
-        </w:rPr>
-        <w:t xml:space="preserve"> </w:t>
-      </w:r>
-      <w:r>
-        <w:rPr>
-          <w:rFonts w:ascii="Consolas" w:eastAsiaTheme="minorHAnsi" w:hAnsi="Consolas"/>
-          <w:sz w:val="24"/>
-          <w:szCs w:val="24"/>
-        </w:rPr>
-        <w:t>칸</w:t>
-      </w:r>
-      <w:r>
-        <w:rPr>
-          <w:rFonts w:ascii="Consolas" w:eastAsiaTheme="minorHAnsi" w:hAnsi="Consolas"/>
-          <w:sz w:val="24"/>
-          <w:szCs w:val="24"/>
-        </w:rPr>
-        <w:t xml:space="preserve"> (2, 5), (2, 6), (3, 6), (3, 7), </w:t>
-      </w:r>
-    </w:p>
-    <w:p>
-      <w:pPr>
-        <w:pStyle w:val="a7"/>
-        <w:ind w:leftChars="0" w:left="400" w:firstLineChars="100" w:firstLine="240"/>
-        <w:rPr>
-          <w:rFonts w:ascii="Consolas" w:eastAsiaTheme="minorHAnsi" w:hAnsi="Consolas"/>
-          <w:sz w:val="24"/>
-          <w:szCs w:val="24"/>
-        </w:rPr>
-      </w:pPr>
-      <w:r>
-        <w:rPr>
-          <w:rFonts w:ascii="Consolas" w:eastAsiaTheme="minorHAnsi" w:hAnsi="Consolas"/>
-          <w:sz w:val="24"/>
-          <w:szCs w:val="24"/>
-        </w:rPr>
-        <w:t>(5, 3), (5, 4), (6, 2), (6, 3)</w:t>
-      </w:r>
-      <w:r>
-        <w:rPr>
-          <w:rFonts w:ascii="Consolas" w:eastAsiaTheme="minorHAnsi" w:hAnsi="Consolas"/>
-          <w:sz w:val="24"/>
-          <w:szCs w:val="24"/>
-        </w:rPr>
-        <w:t>으로는</w:t>
-      </w:r>
-      <w:r>
-        <w:rPr>
-          <w:rFonts w:ascii="Consolas" w:eastAsiaTheme="minorHAnsi" w:hAnsi="Consolas"/>
-          <w:sz w:val="24"/>
-          <w:szCs w:val="24"/>
-        </w:rPr>
-        <w:t xml:space="preserve"> </w:t>
-      </w:r>
-      <w:r>
-        <w:rPr>
-          <w:rFonts w:ascii="Consolas" w:eastAsiaTheme="minorHAnsi" w:hAnsi="Consolas"/>
-          <w:sz w:val="24"/>
-          <w:szCs w:val="24"/>
-        </w:rPr>
-        <w:t>이동할</w:t>
-      </w:r>
-      <w:r>
-        <w:rPr>
-          <w:rFonts w:ascii="Consolas" w:eastAsiaTheme="minorHAnsi" w:hAnsi="Consolas"/>
-          <w:sz w:val="24"/>
-          <w:szCs w:val="24"/>
-        </w:rPr>
-        <w:t xml:space="preserve"> </w:t>
-      </w:r>
-      <w:r>
-        <w:rPr>
-          <w:rFonts w:ascii="Consolas" w:eastAsiaTheme="minorHAnsi" w:hAnsi="Consolas"/>
-          <w:sz w:val="24"/>
-          <w:szCs w:val="24"/>
-        </w:rPr>
-        <w:t>수</w:t>
-      </w:r>
-      <w:r>
-        <w:rPr>
-          <w:rFonts w:ascii="Consolas" w:eastAsiaTheme="minorHAnsi" w:hAnsi="Consolas"/>
-          <w:sz w:val="24"/>
-          <w:szCs w:val="24"/>
-        </w:rPr>
-        <w:t xml:space="preserve"> </w:t>
-      </w:r>
-      <w:r>
-        <w:rPr>
-          <w:rFonts w:ascii="Consolas" w:eastAsiaTheme="minorHAnsi" w:hAnsi="Consolas"/>
-          <w:sz w:val="24"/>
-          <w:szCs w:val="24"/>
-        </w:rPr>
-        <w:t>없다</w:t>
-      </w:r>
-      <w:r>
-        <w:rPr>
-          <w:rFonts w:ascii="Consolas" w:eastAsiaTheme="minorHAnsi" w:hAnsi="Consolas"/>
-          <w:sz w:val="24"/>
-          <w:szCs w:val="24"/>
-        </w:rPr>
-        <w:t>.</w:t>
-      </w:r>
-    </w:p>
-    <w:p>
-      <w:pPr>
-        <w:pStyle w:val="a7"/>
-        <w:ind w:leftChars="0" w:left="400"/>
-        <w:rPr>
-          <w:rFonts w:ascii="Consolas" w:eastAsiaTheme="minorHAnsi" w:hAnsi="Consolas"/>
-          <w:sz w:val="24"/>
-          <w:szCs w:val="24"/>
-        </w:rPr>
-      </w:pPr>
-      <w:r>
-        <w:rPr>
-          <w:rFonts w:ascii="Consolas" w:eastAsiaTheme="minorHAnsi" w:hAnsi="Consolas"/>
-          <w:sz w:val="24"/>
-          <w:szCs w:val="24"/>
-        </w:rPr>
-        <w:t xml:space="preserve">• </w:t>
-      </w:r>
-      <w:r>
-        <w:rPr>
-          <w:rFonts w:ascii="Consolas" w:eastAsiaTheme="minorHAnsi" w:hAnsi="Consolas"/>
-          <w:sz w:val="24"/>
-          <w:szCs w:val="24"/>
-        </w:rPr>
-        <w:t>철수는</w:t>
-      </w:r>
-      <w:r>
-        <w:rPr>
-          <w:rFonts w:ascii="Consolas" w:eastAsiaTheme="minorHAnsi" w:hAnsi="Consolas"/>
-          <w:sz w:val="24"/>
-          <w:szCs w:val="24"/>
-        </w:rPr>
-        <w:t xml:space="preserve"> </w:t>
-      </w:r>
-      <w:proofErr w:type="spellStart"/>
-      <w:r>
-        <w:rPr>
-          <w:rFonts w:ascii="Consolas" w:eastAsiaTheme="minorHAnsi" w:hAnsi="Consolas"/>
-          <w:sz w:val="24"/>
-          <w:szCs w:val="24"/>
-        </w:rPr>
-        <w:t>격자판</w:t>
-      </w:r>
-      <w:proofErr w:type="spellEnd"/>
-      <w:r>
-        <w:rPr>
-          <w:rFonts w:ascii="Consolas" w:eastAsiaTheme="minorHAnsi" w:hAnsi="Consolas"/>
-          <w:sz w:val="24"/>
-          <w:szCs w:val="24"/>
-        </w:rPr>
-        <w:t xml:space="preserve"> </w:t>
-      </w:r>
-      <w:r>
-        <w:rPr>
-          <w:rFonts w:ascii="Consolas" w:eastAsiaTheme="minorHAnsi" w:hAnsi="Consolas"/>
-          <w:sz w:val="24"/>
-          <w:szCs w:val="24"/>
-        </w:rPr>
-        <w:t>바깥으로</w:t>
-      </w:r>
-      <w:r>
-        <w:rPr>
-          <w:rFonts w:ascii="Consolas" w:eastAsiaTheme="minorHAnsi" w:hAnsi="Consolas"/>
-          <w:sz w:val="24"/>
-          <w:szCs w:val="24"/>
-        </w:rPr>
-        <w:t xml:space="preserve"> </w:t>
-      </w:r>
-      <w:r>
-        <w:rPr>
-          <w:rFonts w:ascii="Consolas" w:eastAsiaTheme="minorHAnsi" w:hAnsi="Consolas"/>
-          <w:sz w:val="24"/>
-          <w:szCs w:val="24"/>
-        </w:rPr>
-        <w:t>이동할</w:t>
-      </w:r>
-      <w:r>
-        <w:rPr>
-          <w:rFonts w:ascii="Consolas" w:eastAsiaTheme="minorHAnsi" w:hAnsi="Consolas"/>
-          <w:sz w:val="24"/>
-          <w:szCs w:val="24"/>
-        </w:rPr>
-        <w:t xml:space="preserve"> </w:t>
-      </w:r>
-      <w:r>
-        <w:rPr>
-          <w:rFonts w:ascii="Consolas" w:eastAsiaTheme="minorHAnsi" w:hAnsi="Consolas"/>
-          <w:sz w:val="24"/>
-          <w:szCs w:val="24"/>
-        </w:rPr>
-        <w:t>수</w:t>
-      </w:r>
-      <w:r>
-        <w:rPr>
-          <w:rFonts w:ascii="Consolas" w:eastAsiaTheme="minorHAnsi" w:hAnsi="Consolas"/>
-          <w:sz w:val="24"/>
-          <w:szCs w:val="24"/>
-        </w:rPr>
-        <w:t xml:space="preserve"> </w:t>
-      </w:r>
-      <w:r>
-        <w:rPr>
-          <w:rFonts w:ascii="Consolas" w:eastAsiaTheme="minorHAnsi" w:hAnsi="Consolas"/>
-          <w:sz w:val="24"/>
-          <w:szCs w:val="24"/>
-        </w:rPr>
-        <w:t>없다</w:t>
-      </w:r>
-      <w:r>
-        <w:rPr>
-          <w:rFonts w:ascii="Consolas" w:eastAsiaTheme="minorHAnsi" w:hAnsi="Consolas"/>
-          <w:sz w:val="24"/>
-          <w:szCs w:val="24"/>
-        </w:rPr>
-        <w:t>.</w:t>
-      </w:r>
-    </w:p>
-    <w:p>
-      <w:pPr>
-        <w:pStyle w:val="a7"/>
-        <w:ind w:leftChars="0" w:left="400"/>
-        <w:rPr>
-          <w:rFonts w:ascii="Consolas" w:eastAsiaTheme="minorHAnsi" w:hAnsi="Consolas"/>
-          <w:sz w:val="24"/>
-          <w:szCs w:val="24"/>
-        </w:rPr>
-      </w:pPr>
-    </w:p>
-    <w:p>
-      <w:pPr>
-        <w:pStyle w:val="a7"/>
-        <w:ind w:leftChars="0" w:left="400"/>
-        <w:rPr>
-          <w:rFonts w:ascii="Consolas" w:eastAsiaTheme="minorHAnsi" w:hAnsi="Consolas"/>
-          <w:sz w:val="24"/>
-          <w:szCs w:val="24"/>
-        </w:rPr>
-      </w:pPr>
-      <w:r>
-        <w:rPr>
-          <w:rFonts w:ascii="Consolas" w:eastAsiaTheme="minorHAnsi" w:hAnsi="Consolas"/>
-          <w:sz w:val="24"/>
-          <w:szCs w:val="24"/>
-        </w:rPr>
-        <w:t>가능한</w:t>
-      </w:r>
-      <w:r>
-        <w:rPr>
-          <w:rFonts w:ascii="Consolas" w:eastAsiaTheme="minorHAnsi" w:hAnsi="Consolas"/>
-          <w:sz w:val="24"/>
-          <w:szCs w:val="24"/>
-        </w:rPr>
-        <w:t xml:space="preserve"> </w:t>
-      </w:r>
-      <w:r>
-        <w:rPr>
-          <w:rFonts w:ascii="Consolas" w:eastAsiaTheme="minorHAnsi" w:hAnsi="Consolas"/>
-          <w:sz w:val="24"/>
-          <w:szCs w:val="24"/>
-        </w:rPr>
-        <w:t>이동</w:t>
-      </w:r>
-      <w:r>
-        <w:rPr>
-          <w:rFonts w:ascii="Consolas" w:eastAsiaTheme="minorHAnsi" w:hAnsi="Consolas"/>
-          <w:sz w:val="24"/>
-          <w:szCs w:val="24"/>
-        </w:rPr>
-        <w:t xml:space="preserve"> </w:t>
-      </w:r>
-      <w:r>
-        <w:rPr>
-          <w:rFonts w:ascii="Consolas" w:eastAsiaTheme="minorHAnsi" w:hAnsi="Consolas"/>
-          <w:sz w:val="24"/>
-          <w:szCs w:val="24"/>
-        </w:rPr>
-        <w:t>방법</w:t>
-      </w:r>
-      <w:r>
-        <w:rPr>
-          <w:rFonts w:ascii="Consolas" w:eastAsiaTheme="minorHAnsi" w:hAnsi="Consolas"/>
-          <w:sz w:val="24"/>
-          <w:szCs w:val="24"/>
-        </w:rPr>
-        <w:t xml:space="preserve"> </w:t>
-      </w:r>
-      <w:r>
-        <w:rPr>
-          <w:rFonts w:ascii="Consolas" w:eastAsiaTheme="minorHAnsi" w:hAnsi="Consolas"/>
-          <w:sz w:val="24"/>
-          <w:szCs w:val="24"/>
-        </w:rPr>
-        <w:t>중</w:t>
-      </w:r>
-      <w:r>
-        <w:rPr>
-          <w:rFonts w:ascii="Consolas" w:eastAsiaTheme="minorHAnsi" w:hAnsi="Consolas"/>
-          <w:sz w:val="24"/>
-          <w:szCs w:val="24"/>
-        </w:rPr>
-        <w:t xml:space="preserve"> </w:t>
-      </w:r>
-      <w:r>
-        <w:rPr>
-          <w:rFonts w:ascii="Consolas" w:eastAsiaTheme="minorHAnsi" w:hAnsi="Consolas"/>
-          <w:sz w:val="24"/>
-          <w:szCs w:val="24"/>
-        </w:rPr>
-        <w:t>하나는</w:t>
-      </w:r>
-      <w:r>
-        <w:rPr>
-          <w:rFonts w:ascii="Consolas" w:eastAsiaTheme="minorHAnsi" w:hAnsi="Consolas"/>
-          <w:sz w:val="24"/>
-          <w:szCs w:val="24"/>
-        </w:rPr>
-        <w:t xml:space="preserve"> </w:t>
-      </w:r>
-      <w:r>
-        <w:rPr>
-          <w:rFonts w:ascii="Consolas" w:eastAsiaTheme="minorHAnsi" w:hAnsi="Consolas"/>
-          <w:sz w:val="24"/>
-          <w:szCs w:val="24"/>
-        </w:rPr>
-        <w:t>아래와</w:t>
-      </w:r>
-      <w:r>
-        <w:rPr>
-          <w:rFonts w:ascii="Consolas" w:eastAsiaTheme="minorHAnsi" w:hAnsi="Consolas"/>
-          <w:sz w:val="24"/>
-          <w:szCs w:val="24"/>
-        </w:rPr>
-        <w:t xml:space="preserve"> </w:t>
-      </w:r>
-      <w:r>
-        <w:rPr>
-          <w:rFonts w:ascii="Consolas" w:eastAsiaTheme="minorHAnsi" w:hAnsi="Consolas"/>
-          <w:sz w:val="24"/>
-          <w:szCs w:val="24"/>
-        </w:rPr>
-        <w:t>같다</w:t>
-      </w:r>
-      <w:r>
-        <w:rPr>
-          <w:rFonts w:ascii="Consolas" w:eastAsiaTheme="minorHAnsi" w:hAnsi="Consolas"/>
-          <w:sz w:val="24"/>
-          <w:szCs w:val="24"/>
-        </w:rPr>
-        <w:t>.</w:t>
-      </w:r>
-    </w:p>
-    <w:p>
-      <w:pPr>
-        <w:pStyle w:val="a7"/>
-        <w:ind w:leftChars="0" w:left="400"/>
-        <w:rPr>
-          <w:rFonts w:ascii="Consolas" w:eastAsiaTheme="minorHAnsi" w:hAnsi="Consolas"/>
-          <w:sz w:val="24"/>
-          <w:szCs w:val="24"/>
-        </w:rPr>
-      </w:pPr>
-      <w:r>
-        <w:rPr>
-          <w:rFonts w:ascii="Consolas" w:eastAsiaTheme="minorHAnsi" w:hAnsi="Consolas"/>
-          <w:noProof/>
-          <w:sz w:val="24"/>
-          <w:szCs w:val="24"/>
-        </w:rPr>
-        <w:drawing>
-          <wp:inline distT="0" distB="0" distL="0" distR="0" wp14:anchorId="101E76D0" wp14:editId="7BC0B2FF">
-            <wp:extent cx="3076575" cy="2647950"/>
-            <wp:effectExtent l="0" t="0" r="9525" b="0"/>
-            <wp:docPr id="2" name="그림 2"/>
-            <wp:cNvGraphicFramePr>
-              <a:graphicFrameLocks xmlns:a="http://schemas.openxmlformats.org/drawingml/2006/main" noChangeAspect="1"/>
-            </wp:cNvGraphicFramePr>
-            <a:graphic xmlns:a="http://schemas.openxmlformats.org/drawingml/2006/main">
-              <a:graphicData uri="http://schemas.openxmlformats.org/drawingml/2006/picture">
-                <pic:pic xmlns:pic="http://schemas.openxmlformats.org/drawingml/2006/picture">
-                  <pic:nvPicPr>
-                    <pic:cNvPr id="0" name="Picture 6"/>
-                    <pic:cNvPicPr>
-                      <a:picLocks noChangeAspect="1" noChangeArrowheads="1"/>
-                    </pic:cNvPicPr>
-                  </pic:nvPicPr>
-                  <pic:blipFill>
-                    <a:blip r:embed="rId7">
-                      <a:extLst>
-                        <a:ext uri="{28A0092B-C50C-407E-A947-70E740481C1C}">
-                          <a14:useLocalDpi xmlns:a14="http://schemas.microsoft.com/office/drawing/2010/main" val="0"/>
-                        </a:ext>
-                      </a:extLst>
-                    </a:blip>
-                    <a:srcRect/>
-                    <a:stretch>
-                      <a:fillRect/>
-                    </a:stretch>
-                  </pic:blipFill>
-                  <pic:spPr bwMode="auto">
-                    <a:xfrm>
-                      <a:off x="0" y="0"/>
-                      <a:ext cx="3076575" cy="2647950"/>
-                    </a:xfrm>
-                    <a:prstGeom prst="rect">
-                      <a:avLst/>
-                    </a:prstGeom>
-                    <a:noFill/>
-                    <a:ln>
-                      <a:noFill/>
-                    </a:ln>
-                  </pic:spPr>
-                </pic:pic>
-              </a:graphicData>
-            </a:graphic>
-          </wp:inline>
-        </w:drawing>
-      </w:r>
-    </w:p>
-    <w:p>
-      <w:pPr>
-        <w:pStyle w:val="a7"/>
-        <w:ind w:leftChars="0" w:left="400"/>
-        <w:rPr>
-          <w:rFonts w:ascii="Consolas" w:eastAsiaTheme="minorHAnsi" w:hAnsi="Consolas"/>
-          <w:sz w:val="24"/>
-          <w:szCs w:val="24"/>
-        </w:rPr>
-      </w:pPr>
-      <w:proofErr w:type="spellStart"/>
-      <w:r>
-        <w:rPr>
-          <w:rFonts w:ascii="Consolas" w:eastAsiaTheme="minorHAnsi" w:hAnsi="Consolas"/>
-          <w:sz w:val="24"/>
-          <w:szCs w:val="24"/>
-        </w:rPr>
-        <w:t>격자판에서</w:t>
-      </w:r>
-      <w:proofErr w:type="spellEnd"/>
-      <w:r>
-        <w:rPr>
-          <w:rFonts w:ascii="Consolas" w:eastAsiaTheme="minorHAnsi" w:hAnsi="Consolas"/>
-          <w:sz w:val="24"/>
-          <w:szCs w:val="24"/>
-        </w:rPr>
-        <w:t xml:space="preserve"> “</w:t>
-      </w:r>
-      <w:r>
-        <w:rPr>
-          <w:rFonts w:ascii="Consolas" w:eastAsiaTheme="minorHAnsi" w:hAnsi="Consolas"/>
-          <w:sz w:val="24"/>
-          <w:szCs w:val="24"/>
-        </w:rPr>
-        <w:t>시작</w:t>
-      </w:r>
-      <w:r>
-        <w:rPr>
-          <w:rFonts w:ascii="Consolas" w:eastAsiaTheme="minorHAnsi" w:hAnsi="Consolas"/>
-          <w:sz w:val="24"/>
-          <w:szCs w:val="24"/>
-        </w:rPr>
-        <w:t>”, “</w:t>
-      </w:r>
-      <w:r>
-        <w:rPr>
-          <w:rFonts w:ascii="Consolas" w:eastAsiaTheme="minorHAnsi" w:hAnsi="Consolas"/>
-          <w:sz w:val="24"/>
-          <w:szCs w:val="24"/>
-        </w:rPr>
-        <w:t>끝</w:t>
-      </w:r>
-      <w:r>
-        <w:rPr>
-          <w:rFonts w:ascii="Consolas" w:eastAsiaTheme="minorHAnsi" w:hAnsi="Consolas"/>
-          <w:sz w:val="24"/>
-          <w:szCs w:val="24"/>
-        </w:rPr>
-        <w:t xml:space="preserve">”, “X” </w:t>
-      </w:r>
-      <w:r>
-        <w:rPr>
-          <w:rFonts w:ascii="Consolas" w:eastAsiaTheme="minorHAnsi" w:hAnsi="Consolas"/>
-          <w:sz w:val="24"/>
-          <w:szCs w:val="24"/>
-        </w:rPr>
-        <w:t>칸을</w:t>
-      </w:r>
-      <w:r>
-        <w:rPr>
-          <w:rFonts w:ascii="Consolas" w:eastAsiaTheme="minorHAnsi" w:hAnsi="Consolas"/>
-          <w:sz w:val="24"/>
-          <w:szCs w:val="24"/>
-        </w:rPr>
-        <w:t xml:space="preserve"> </w:t>
-      </w:r>
-      <w:r>
-        <w:rPr>
-          <w:rFonts w:ascii="Consolas" w:eastAsiaTheme="minorHAnsi" w:hAnsi="Consolas"/>
-          <w:sz w:val="24"/>
-          <w:szCs w:val="24"/>
-        </w:rPr>
-        <w:t>제외한</w:t>
-      </w:r>
-      <w:r>
-        <w:rPr>
-          <w:rFonts w:ascii="Consolas" w:eastAsiaTheme="minorHAnsi" w:hAnsi="Consolas"/>
-          <w:sz w:val="24"/>
-          <w:szCs w:val="24"/>
-        </w:rPr>
-        <w:t xml:space="preserve"> </w:t>
-      </w:r>
-      <w:r>
-        <w:rPr>
-          <w:rFonts w:ascii="Consolas" w:eastAsiaTheme="minorHAnsi" w:hAnsi="Consolas"/>
-          <w:sz w:val="24"/>
-          <w:szCs w:val="24"/>
-        </w:rPr>
-        <w:t>빈</w:t>
-      </w:r>
-      <w:r>
-        <w:rPr>
-          <w:rFonts w:ascii="Consolas" w:eastAsiaTheme="minorHAnsi" w:hAnsi="Consolas"/>
-          <w:sz w:val="24"/>
-          <w:szCs w:val="24"/>
-        </w:rPr>
-        <w:t xml:space="preserve"> </w:t>
-      </w:r>
-      <w:r>
-        <w:rPr>
-          <w:rFonts w:ascii="Consolas" w:eastAsiaTheme="minorHAnsi" w:hAnsi="Consolas"/>
-          <w:sz w:val="24"/>
-          <w:szCs w:val="24"/>
-        </w:rPr>
-        <w:t>칸은</w:t>
-      </w:r>
-      <w:r>
-        <w:rPr>
-          <w:rFonts w:ascii="Consolas" w:eastAsiaTheme="minorHAnsi" w:hAnsi="Consolas"/>
-          <w:sz w:val="24"/>
-          <w:szCs w:val="24"/>
-        </w:rPr>
-        <w:t xml:space="preserve"> </w:t>
-      </w:r>
-      <w:r>
-        <w:rPr>
-          <w:rFonts w:ascii="Consolas" w:eastAsiaTheme="minorHAnsi" w:hAnsi="Consolas"/>
-          <w:sz w:val="24"/>
-          <w:szCs w:val="24"/>
-        </w:rPr>
-        <w:t>총</w:t>
-      </w:r>
-      <w:r>
-        <w:rPr>
-          <w:rFonts w:ascii="Consolas" w:eastAsiaTheme="minorHAnsi" w:hAnsi="Consolas"/>
-          <w:sz w:val="24"/>
-          <w:szCs w:val="24"/>
-        </w:rPr>
-        <w:t xml:space="preserve"> 46</w:t>
-      </w:r>
-      <w:r>
-        <w:rPr>
-          <w:rFonts w:ascii="Consolas" w:eastAsiaTheme="minorHAnsi" w:hAnsi="Consolas"/>
-          <w:sz w:val="24"/>
-          <w:szCs w:val="24"/>
-        </w:rPr>
-        <w:t>개</w:t>
-      </w:r>
-      <w:r>
-        <w:rPr>
-          <w:rFonts w:ascii="Consolas" w:eastAsiaTheme="minorHAnsi" w:hAnsi="Consolas"/>
-          <w:sz w:val="24"/>
-          <w:szCs w:val="24"/>
-        </w:rPr>
-        <w:t xml:space="preserve"> </w:t>
-      </w:r>
-      <w:r>
-        <w:rPr>
-          <w:rFonts w:ascii="Consolas" w:eastAsiaTheme="minorHAnsi" w:hAnsi="Consolas"/>
-          <w:sz w:val="24"/>
-          <w:szCs w:val="24"/>
-        </w:rPr>
-        <w:t>있다</w:t>
-      </w:r>
-      <w:r>
-        <w:rPr>
-          <w:rFonts w:ascii="Consolas" w:eastAsiaTheme="minorHAnsi" w:hAnsi="Consolas"/>
-          <w:sz w:val="24"/>
-          <w:szCs w:val="24"/>
-        </w:rPr>
-        <w:t>.</w:t>
-      </w:r>
-    </w:p>
-    <w:p>
-      <w:pPr>
-        <w:pStyle w:val="a7"/>
-        <w:ind w:leftChars="0" w:left="400"/>
-        <w:rPr>
-          <w:rFonts w:ascii="Consolas" w:eastAsiaTheme="minorHAnsi" w:hAnsi="Consolas"/>
-          <w:sz w:val="24"/>
-          <w:szCs w:val="24"/>
-        </w:rPr>
-      </w:pPr>
-      <w:r>
-        <w:rPr>
-          <w:rFonts w:ascii="Consolas" w:eastAsiaTheme="minorHAnsi" w:hAnsi="Consolas"/>
-          <w:sz w:val="24"/>
-          <w:szCs w:val="24"/>
-        </w:rPr>
-        <w:t>당신은</w:t>
-      </w:r>
-      <w:r>
-        <w:rPr>
-          <w:rFonts w:ascii="Consolas" w:eastAsiaTheme="minorHAnsi" w:hAnsi="Consolas"/>
-          <w:sz w:val="24"/>
-          <w:szCs w:val="24"/>
-        </w:rPr>
-        <w:t xml:space="preserve"> </w:t>
-      </w:r>
-      <w:r>
-        <w:rPr>
-          <w:rFonts w:ascii="Consolas" w:eastAsiaTheme="minorHAnsi" w:hAnsi="Consolas"/>
-          <w:sz w:val="24"/>
-          <w:szCs w:val="24"/>
-        </w:rPr>
-        <w:t>각각의</w:t>
-      </w:r>
-      <w:r>
-        <w:rPr>
-          <w:rFonts w:ascii="Consolas" w:eastAsiaTheme="minorHAnsi" w:hAnsi="Consolas"/>
-          <w:sz w:val="24"/>
-          <w:szCs w:val="24"/>
-        </w:rPr>
-        <w:t xml:space="preserve"> </w:t>
-      </w:r>
-      <w:r>
-        <w:rPr>
-          <w:rFonts w:ascii="Consolas" w:eastAsiaTheme="minorHAnsi" w:hAnsi="Consolas"/>
-          <w:sz w:val="24"/>
-          <w:szCs w:val="24"/>
-        </w:rPr>
-        <w:t>빈</w:t>
-      </w:r>
-      <w:r>
-        <w:rPr>
-          <w:rFonts w:ascii="Consolas" w:eastAsiaTheme="minorHAnsi" w:hAnsi="Consolas"/>
-          <w:sz w:val="24"/>
-          <w:szCs w:val="24"/>
-        </w:rPr>
-        <w:t xml:space="preserve"> </w:t>
-      </w:r>
-      <w:r>
-        <w:rPr>
-          <w:rFonts w:ascii="Consolas" w:eastAsiaTheme="minorHAnsi" w:hAnsi="Consolas"/>
-          <w:sz w:val="24"/>
-          <w:szCs w:val="24"/>
-        </w:rPr>
-        <w:t>칸에</w:t>
-      </w:r>
-      <w:r>
-        <w:rPr>
-          <w:rFonts w:ascii="Consolas" w:eastAsiaTheme="minorHAnsi" w:hAnsi="Consolas"/>
-          <w:sz w:val="24"/>
-          <w:szCs w:val="24"/>
-        </w:rPr>
-        <w:t xml:space="preserve"> </w:t>
-      </w:r>
-      <w:r>
-        <w:rPr>
-          <w:rFonts w:ascii="Consolas" w:eastAsiaTheme="minorHAnsi" w:hAnsi="Consolas"/>
-          <w:sz w:val="24"/>
-          <w:szCs w:val="24"/>
-        </w:rPr>
-        <w:t>아이템을</w:t>
-      </w:r>
-      <w:r>
-        <w:rPr>
-          <w:rFonts w:ascii="Consolas" w:eastAsiaTheme="minorHAnsi" w:hAnsi="Consolas"/>
-          <w:sz w:val="24"/>
-          <w:szCs w:val="24"/>
-        </w:rPr>
-        <w:t xml:space="preserve"> </w:t>
-      </w:r>
-      <w:r>
-        <w:rPr>
-          <w:rFonts w:ascii="Consolas" w:eastAsiaTheme="minorHAnsi" w:hAnsi="Consolas"/>
-          <w:sz w:val="24"/>
-          <w:szCs w:val="24"/>
-        </w:rPr>
-        <w:t>넣거나</w:t>
-      </w:r>
-      <w:r>
-        <w:rPr>
-          <w:rFonts w:ascii="Consolas" w:eastAsiaTheme="minorHAnsi" w:hAnsi="Consolas"/>
-          <w:sz w:val="24"/>
-          <w:szCs w:val="24"/>
-        </w:rPr>
-        <w:t xml:space="preserve">, </w:t>
-      </w:r>
-      <w:r>
-        <w:rPr>
-          <w:rFonts w:ascii="Consolas" w:eastAsiaTheme="minorHAnsi" w:hAnsi="Consolas"/>
-          <w:sz w:val="24"/>
-          <w:szCs w:val="24"/>
-        </w:rPr>
-        <w:t>아이템을</w:t>
-      </w:r>
-      <w:r>
-        <w:rPr>
-          <w:rFonts w:ascii="Consolas" w:eastAsiaTheme="minorHAnsi" w:hAnsi="Consolas"/>
-          <w:sz w:val="24"/>
-          <w:szCs w:val="24"/>
-        </w:rPr>
-        <w:t xml:space="preserve"> </w:t>
-      </w:r>
-      <w:r>
-        <w:rPr>
-          <w:rFonts w:ascii="Consolas" w:eastAsiaTheme="minorHAnsi" w:hAnsi="Consolas"/>
-          <w:sz w:val="24"/>
-          <w:szCs w:val="24"/>
-        </w:rPr>
-        <w:t>넣지</w:t>
-      </w:r>
-      <w:r>
-        <w:rPr>
-          <w:rFonts w:ascii="Consolas" w:eastAsiaTheme="minorHAnsi" w:hAnsi="Consolas"/>
-          <w:sz w:val="24"/>
-          <w:szCs w:val="24"/>
-        </w:rPr>
-        <w:t xml:space="preserve"> </w:t>
-      </w:r>
-      <w:r>
-        <w:rPr>
-          <w:rFonts w:ascii="Consolas" w:eastAsiaTheme="minorHAnsi" w:hAnsi="Consolas"/>
-          <w:sz w:val="24"/>
-          <w:szCs w:val="24"/>
-        </w:rPr>
-        <w:t>않을</w:t>
-      </w:r>
-      <w:r>
-        <w:rPr>
-          <w:rFonts w:ascii="Consolas" w:eastAsiaTheme="minorHAnsi" w:hAnsi="Consolas"/>
-          <w:sz w:val="24"/>
-          <w:szCs w:val="24"/>
-        </w:rPr>
-        <w:t xml:space="preserve"> </w:t>
-      </w:r>
-      <w:r>
-        <w:rPr>
-          <w:rFonts w:ascii="Consolas" w:eastAsiaTheme="minorHAnsi" w:hAnsi="Consolas"/>
-          <w:sz w:val="24"/>
-          <w:szCs w:val="24"/>
-        </w:rPr>
-        <w:t>수</w:t>
-      </w:r>
-      <w:r>
-        <w:rPr>
-          <w:rFonts w:ascii="Consolas" w:eastAsiaTheme="minorHAnsi" w:hAnsi="Consolas"/>
-          <w:sz w:val="24"/>
-          <w:szCs w:val="24"/>
-        </w:rPr>
-        <w:t xml:space="preserve"> </w:t>
-      </w:r>
-      <w:r>
-        <w:rPr>
-          <w:rFonts w:ascii="Consolas" w:eastAsiaTheme="minorHAnsi" w:hAnsi="Consolas"/>
-          <w:sz w:val="24"/>
-          <w:szCs w:val="24"/>
-        </w:rPr>
-        <w:t>있다</w:t>
-      </w:r>
-      <w:r>
-        <w:rPr>
-          <w:rFonts w:ascii="Consolas" w:eastAsiaTheme="minorHAnsi" w:hAnsi="Consolas"/>
-          <w:sz w:val="24"/>
-          <w:szCs w:val="24"/>
-        </w:rPr>
-        <w:t xml:space="preserve">. </w:t>
-      </w:r>
-      <w:r>
-        <w:rPr>
-          <w:rFonts w:ascii="Consolas" w:eastAsiaTheme="minorHAnsi" w:hAnsi="Consolas"/>
-          <w:sz w:val="24"/>
-          <w:szCs w:val="24"/>
-        </w:rPr>
-        <w:t>따라서</w:t>
-      </w:r>
-      <w:r>
-        <w:rPr>
-          <w:rFonts w:ascii="Consolas" w:eastAsiaTheme="minorHAnsi" w:hAnsi="Consolas"/>
-          <w:sz w:val="24"/>
-          <w:szCs w:val="24"/>
-        </w:rPr>
-        <w:t xml:space="preserve">, </w:t>
-      </w:r>
-      <w:r>
-        <w:rPr>
-          <w:rFonts w:ascii="Consolas" w:eastAsiaTheme="minorHAnsi" w:hAnsi="Consolas"/>
-          <w:sz w:val="24"/>
-          <w:szCs w:val="24"/>
-        </w:rPr>
-        <w:t>아이템을</w:t>
-      </w:r>
-      <w:r>
-        <w:rPr>
-          <w:rFonts w:ascii="Consolas" w:eastAsiaTheme="minorHAnsi" w:hAnsi="Consolas"/>
-          <w:sz w:val="24"/>
-          <w:szCs w:val="24"/>
-        </w:rPr>
-        <w:t xml:space="preserve"> </w:t>
-      </w:r>
-      <w:r>
-        <w:rPr>
-          <w:rFonts w:ascii="Consolas" w:eastAsiaTheme="minorHAnsi" w:hAnsi="Consolas"/>
-          <w:sz w:val="24"/>
-          <w:szCs w:val="24"/>
-        </w:rPr>
-        <w:t>배치하는</w:t>
-      </w:r>
-      <w:r>
-        <w:rPr>
-          <w:rFonts w:ascii="Consolas" w:eastAsiaTheme="minorHAnsi" w:hAnsi="Consolas"/>
-          <w:sz w:val="24"/>
-          <w:szCs w:val="24"/>
-        </w:rPr>
-        <w:t xml:space="preserve"> </w:t>
-      </w:r>
-      <w:r>
-        <w:rPr>
-          <w:rFonts w:ascii="Consolas" w:eastAsiaTheme="minorHAnsi" w:hAnsi="Consolas"/>
-          <w:sz w:val="24"/>
-          <w:szCs w:val="24"/>
-        </w:rPr>
-        <w:t>모든</w:t>
-      </w:r>
-      <w:r>
-        <w:rPr>
-          <w:rFonts w:ascii="Consolas" w:eastAsiaTheme="minorHAnsi" w:hAnsi="Consolas"/>
-          <w:sz w:val="24"/>
-          <w:szCs w:val="24"/>
-        </w:rPr>
-        <w:t xml:space="preserve"> </w:t>
-      </w:r>
-      <w:r>
-        <w:rPr>
-          <w:rFonts w:ascii="Consolas" w:eastAsiaTheme="minorHAnsi" w:hAnsi="Consolas"/>
-          <w:sz w:val="24"/>
-          <w:szCs w:val="24"/>
-        </w:rPr>
-        <w:t>경우의</w:t>
-      </w:r>
-      <w:r>
-        <w:rPr>
-          <w:rFonts w:ascii="Consolas" w:eastAsiaTheme="minorHAnsi" w:hAnsi="Consolas"/>
-          <w:sz w:val="24"/>
-          <w:szCs w:val="24"/>
-        </w:rPr>
-        <w:t xml:space="preserve"> </w:t>
-      </w:r>
-      <w:r>
-        <w:rPr>
-          <w:rFonts w:ascii="Consolas" w:eastAsiaTheme="minorHAnsi" w:hAnsi="Consolas"/>
-          <w:sz w:val="24"/>
-          <w:szCs w:val="24"/>
-        </w:rPr>
-        <w:t>수는</w:t>
-      </w:r>
-      <w:r>
-        <w:rPr>
-          <w:rFonts w:ascii="Consolas" w:eastAsiaTheme="minorHAnsi" w:hAnsi="Consolas"/>
-          <w:sz w:val="24"/>
-          <w:szCs w:val="24"/>
-        </w:rPr>
-        <w:t xml:space="preserve"> 246</w:t>
-      </w:r>
-      <w:r>
-        <w:rPr>
-          <w:rFonts w:ascii="Consolas" w:eastAsiaTheme="minorHAnsi" w:hAnsi="Consolas"/>
-          <w:sz w:val="24"/>
-          <w:szCs w:val="24"/>
-        </w:rPr>
-        <w:t>가지이다</w:t>
-      </w:r>
-      <w:r>
-        <w:rPr>
-          <w:rFonts w:ascii="Consolas" w:eastAsiaTheme="minorHAnsi" w:hAnsi="Consolas"/>
-          <w:sz w:val="24"/>
-          <w:szCs w:val="24"/>
-        </w:rPr>
-        <w:t>.</w:t>
-      </w:r>
-    </w:p>
-    <w:p>
-      <w:pPr>
-        <w:pStyle w:val="a7"/>
-        <w:ind w:leftChars="0" w:left="400"/>
-        <w:rPr>
-          <w:rFonts w:ascii="Consolas" w:eastAsiaTheme="minorHAnsi" w:hAnsi="Consolas"/>
-          <w:sz w:val="24"/>
-          <w:szCs w:val="24"/>
-        </w:rPr>
-      </w:pPr>
-      <w:r>
-        <w:rPr>
-          <w:rFonts w:ascii="Consolas" w:eastAsiaTheme="minorHAnsi" w:hAnsi="Consolas"/>
-          <w:sz w:val="24"/>
-          <w:szCs w:val="24"/>
-        </w:rPr>
-        <w:lastRenderedPageBreak/>
-        <w:t>철수가</w:t>
-      </w:r>
-      <w:r>
-        <w:rPr>
-          <w:rFonts w:ascii="Consolas" w:eastAsiaTheme="minorHAnsi" w:hAnsi="Consolas"/>
-          <w:sz w:val="24"/>
-          <w:szCs w:val="24"/>
-        </w:rPr>
-        <w:t xml:space="preserve"> </w:t>
-      </w:r>
-      <w:r>
-        <w:rPr>
-          <w:rFonts w:ascii="Consolas" w:eastAsiaTheme="minorHAnsi" w:hAnsi="Consolas"/>
-          <w:sz w:val="24"/>
-          <w:szCs w:val="24"/>
-        </w:rPr>
-        <w:t>이동하다가</w:t>
-      </w:r>
-      <w:r>
-        <w:rPr>
-          <w:rFonts w:ascii="Consolas" w:eastAsiaTheme="minorHAnsi" w:hAnsi="Consolas"/>
-          <w:sz w:val="24"/>
-          <w:szCs w:val="24"/>
-        </w:rPr>
-        <w:t xml:space="preserve"> </w:t>
-      </w:r>
-      <w:r>
-        <w:rPr>
-          <w:rFonts w:ascii="Consolas" w:eastAsiaTheme="minorHAnsi" w:hAnsi="Consolas"/>
-          <w:sz w:val="24"/>
-          <w:szCs w:val="24"/>
-        </w:rPr>
-        <w:t>아이템이</w:t>
-      </w:r>
-      <w:r>
-        <w:rPr>
-          <w:rFonts w:ascii="Consolas" w:eastAsiaTheme="minorHAnsi" w:hAnsi="Consolas"/>
-          <w:sz w:val="24"/>
-          <w:szCs w:val="24"/>
-        </w:rPr>
-        <w:t xml:space="preserve"> </w:t>
-      </w:r>
-      <w:r>
-        <w:rPr>
-          <w:rFonts w:ascii="Consolas" w:eastAsiaTheme="minorHAnsi" w:hAnsi="Consolas"/>
-          <w:sz w:val="24"/>
-          <w:szCs w:val="24"/>
-        </w:rPr>
-        <w:t>있는</w:t>
-      </w:r>
-      <w:r>
-        <w:rPr>
-          <w:rFonts w:ascii="Consolas" w:eastAsiaTheme="minorHAnsi" w:hAnsi="Consolas"/>
-          <w:sz w:val="24"/>
-          <w:szCs w:val="24"/>
-        </w:rPr>
-        <w:t xml:space="preserve"> </w:t>
-      </w:r>
-      <w:r>
-        <w:rPr>
-          <w:rFonts w:ascii="Consolas" w:eastAsiaTheme="minorHAnsi" w:hAnsi="Consolas"/>
-          <w:sz w:val="24"/>
-          <w:szCs w:val="24"/>
-        </w:rPr>
-        <w:t>칸에</w:t>
-      </w:r>
-      <w:r>
-        <w:rPr>
-          <w:rFonts w:ascii="Consolas" w:eastAsiaTheme="minorHAnsi" w:hAnsi="Consolas"/>
-          <w:sz w:val="24"/>
-          <w:szCs w:val="24"/>
-        </w:rPr>
-        <w:t xml:space="preserve"> </w:t>
-      </w:r>
-      <w:r>
-        <w:rPr>
-          <w:rFonts w:ascii="Consolas" w:eastAsiaTheme="minorHAnsi" w:hAnsi="Consolas"/>
-          <w:sz w:val="24"/>
-          <w:szCs w:val="24"/>
-        </w:rPr>
-        <w:t>도착하면</w:t>
-      </w:r>
-      <w:r>
-        <w:rPr>
-          <w:rFonts w:ascii="Consolas" w:eastAsiaTheme="minorHAnsi" w:hAnsi="Consolas"/>
-          <w:sz w:val="24"/>
-          <w:szCs w:val="24"/>
-        </w:rPr>
-        <w:t xml:space="preserve">, </w:t>
-      </w:r>
-      <w:r>
-        <w:rPr>
-          <w:rFonts w:ascii="Consolas" w:eastAsiaTheme="minorHAnsi" w:hAnsi="Consolas"/>
-          <w:sz w:val="24"/>
-          <w:szCs w:val="24"/>
-        </w:rPr>
-        <w:t>해당</w:t>
-      </w:r>
-      <w:r>
-        <w:rPr>
-          <w:rFonts w:ascii="Consolas" w:eastAsiaTheme="minorHAnsi" w:hAnsi="Consolas"/>
-          <w:sz w:val="24"/>
-          <w:szCs w:val="24"/>
-        </w:rPr>
-        <w:t xml:space="preserve"> </w:t>
-      </w:r>
-      <w:r>
-        <w:rPr>
-          <w:rFonts w:ascii="Consolas" w:eastAsiaTheme="minorHAnsi" w:hAnsi="Consolas"/>
-          <w:sz w:val="24"/>
-          <w:szCs w:val="24"/>
-        </w:rPr>
-        <w:t>칸에</w:t>
-      </w:r>
-      <w:r>
-        <w:rPr>
-          <w:rFonts w:ascii="Consolas" w:eastAsiaTheme="minorHAnsi" w:hAnsi="Consolas"/>
-          <w:sz w:val="24"/>
-          <w:szCs w:val="24"/>
-        </w:rPr>
-        <w:t xml:space="preserve"> </w:t>
-      </w:r>
-      <w:r>
-        <w:rPr>
-          <w:rFonts w:ascii="Consolas" w:eastAsiaTheme="minorHAnsi" w:hAnsi="Consolas"/>
-          <w:sz w:val="24"/>
-          <w:szCs w:val="24"/>
-        </w:rPr>
-        <w:t>있는</w:t>
-      </w:r>
-      <w:r>
-        <w:rPr>
-          <w:rFonts w:ascii="Consolas" w:eastAsiaTheme="minorHAnsi" w:hAnsi="Consolas"/>
-          <w:sz w:val="24"/>
-          <w:szCs w:val="24"/>
-        </w:rPr>
-        <w:t xml:space="preserve"> </w:t>
-      </w:r>
-      <w:r>
-        <w:rPr>
-          <w:rFonts w:ascii="Consolas" w:eastAsiaTheme="minorHAnsi" w:hAnsi="Consolas"/>
-          <w:sz w:val="24"/>
-          <w:szCs w:val="24"/>
-        </w:rPr>
-        <w:t>아이템을</w:t>
-      </w:r>
-      <w:r>
-        <w:rPr>
-          <w:rFonts w:ascii="Consolas" w:eastAsiaTheme="minorHAnsi" w:hAnsi="Consolas"/>
-          <w:sz w:val="24"/>
-          <w:szCs w:val="24"/>
-        </w:rPr>
-        <w:t xml:space="preserve"> </w:t>
-      </w:r>
-      <w:r>
-        <w:rPr>
-          <w:rFonts w:ascii="Consolas" w:eastAsiaTheme="minorHAnsi" w:hAnsi="Consolas"/>
-          <w:sz w:val="24"/>
-          <w:szCs w:val="24"/>
-        </w:rPr>
-        <w:t>수령한다</w:t>
-      </w:r>
-      <w:r>
-        <w:rPr>
-          <w:rFonts w:ascii="Consolas" w:eastAsiaTheme="minorHAnsi" w:hAnsi="Consolas"/>
-          <w:sz w:val="24"/>
-          <w:szCs w:val="24"/>
-        </w:rPr>
-        <w:t>.</w:t>
-      </w:r>
-    </w:p>
-    <w:p>
-      <w:pPr>
-        <w:pStyle w:val="a7"/>
-        <w:ind w:leftChars="0" w:left="400"/>
-        <w:rPr>
-          <w:rFonts w:ascii="Consolas" w:eastAsiaTheme="minorHAnsi" w:hAnsi="Consolas"/>
-          <w:sz w:val="24"/>
-          <w:szCs w:val="24"/>
-        </w:rPr>
-      </w:pPr>
-      <w:r>
-        <w:rPr>
-          <w:rFonts w:ascii="Consolas" w:eastAsiaTheme="minorHAnsi" w:hAnsi="Consolas"/>
-          <w:sz w:val="24"/>
-          <w:szCs w:val="24"/>
-        </w:rPr>
-        <w:t>당신은</w:t>
-      </w:r>
-      <w:r>
-        <w:rPr>
-          <w:rFonts w:ascii="Consolas" w:eastAsiaTheme="minorHAnsi" w:hAnsi="Consolas"/>
-          <w:sz w:val="24"/>
-          <w:szCs w:val="24"/>
-        </w:rPr>
-        <w:t xml:space="preserve"> </w:t>
-      </w:r>
-      <w:r>
-        <w:rPr>
-          <w:rFonts w:ascii="Consolas" w:eastAsiaTheme="minorHAnsi" w:hAnsi="Consolas"/>
-          <w:sz w:val="24"/>
-          <w:szCs w:val="24"/>
-        </w:rPr>
-        <w:t>철수가</w:t>
-      </w:r>
-      <w:r>
-        <w:rPr>
-          <w:rFonts w:ascii="Consolas" w:eastAsiaTheme="minorHAnsi" w:hAnsi="Consolas"/>
-          <w:sz w:val="24"/>
-          <w:szCs w:val="24"/>
-        </w:rPr>
-        <w:t xml:space="preserve"> </w:t>
-      </w:r>
-      <w:r>
-        <w:rPr>
-          <w:rFonts w:ascii="Consolas" w:eastAsiaTheme="minorHAnsi" w:hAnsi="Consolas"/>
-          <w:sz w:val="24"/>
-          <w:szCs w:val="24"/>
-        </w:rPr>
-        <w:t>규칙을</w:t>
-      </w:r>
-      <w:r>
-        <w:rPr>
-          <w:rFonts w:ascii="Consolas" w:eastAsiaTheme="minorHAnsi" w:hAnsi="Consolas"/>
-          <w:sz w:val="24"/>
-          <w:szCs w:val="24"/>
-        </w:rPr>
-        <w:t xml:space="preserve"> </w:t>
-      </w:r>
-      <w:r>
-        <w:rPr>
-          <w:rFonts w:ascii="Consolas" w:eastAsiaTheme="minorHAnsi" w:hAnsi="Consolas"/>
-          <w:sz w:val="24"/>
-          <w:szCs w:val="24"/>
-        </w:rPr>
-        <w:t>지키면서</w:t>
-      </w:r>
-      <w:r>
-        <w:rPr>
-          <w:rFonts w:ascii="Consolas" w:eastAsiaTheme="minorHAnsi" w:hAnsi="Consolas"/>
-          <w:sz w:val="24"/>
-          <w:szCs w:val="24"/>
-        </w:rPr>
-        <w:t xml:space="preserve"> </w:t>
-      </w:r>
-      <w:r>
-        <w:rPr>
-          <w:rFonts w:ascii="Consolas" w:eastAsiaTheme="minorHAnsi" w:hAnsi="Consolas"/>
-          <w:sz w:val="24"/>
-          <w:szCs w:val="24"/>
-        </w:rPr>
-        <w:t>이동하면</w:t>
-      </w:r>
-      <w:r>
-        <w:rPr>
-          <w:rFonts w:ascii="Consolas" w:eastAsiaTheme="minorHAnsi" w:hAnsi="Consolas"/>
-          <w:sz w:val="24"/>
-          <w:szCs w:val="24"/>
-        </w:rPr>
-        <w:t xml:space="preserve"> </w:t>
-      </w:r>
-      <w:r>
-        <w:rPr>
-          <w:rFonts w:ascii="Consolas" w:eastAsiaTheme="minorHAnsi" w:hAnsi="Consolas"/>
-          <w:sz w:val="24"/>
-          <w:szCs w:val="24"/>
-        </w:rPr>
-        <w:t>항상</w:t>
-      </w:r>
-      <w:r>
-        <w:rPr>
-          <w:rFonts w:ascii="Consolas" w:eastAsiaTheme="minorHAnsi" w:hAnsi="Consolas"/>
-          <w:sz w:val="24"/>
-          <w:szCs w:val="24"/>
-        </w:rPr>
-        <w:t xml:space="preserve"> </w:t>
-      </w:r>
-      <w:r>
-        <w:rPr>
-          <w:rFonts w:ascii="Consolas" w:eastAsiaTheme="minorHAnsi" w:hAnsi="Consolas"/>
-          <w:sz w:val="24"/>
-          <w:szCs w:val="24"/>
-        </w:rPr>
-        <w:t>정확히</w:t>
-      </w:r>
-      <w:r>
-        <w:rPr>
-          <w:rFonts w:ascii="Consolas" w:eastAsiaTheme="minorHAnsi" w:hAnsi="Consolas"/>
-          <w:sz w:val="24"/>
-          <w:szCs w:val="24"/>
-        </w:rPr>
-        <w:t xml:space="preserve"> </w:t>
-      </w:r>
-      <w:r>
-        <w:rPr>
-          <w:rFonts w:ascii="Consolas" w:eastAsiaTheme="minorHAnsi" w:hAnsi="Consolas"/>
-          <w:sz w:val="24"/>
-          <w:szCs w:val="24"/>
-        </w:rPr>
-        <w:t>한</w:t>
-      </w:r>
-      <w:r>
-        <w:rPr>
-          <w:rFonts w:ascii="Consolas" w:eastAsiaTheme="minorHAnsi" w:hAnsi="Consolas"/>
-          <w:sz w:val="24"/>
-          <w:szCs w:val="24"/>
-        </w:rPr>
-        <w:t xml:space="preserve"> </w:t>
-      </w:r>
-      <w:r>
-        <w:rPr>
-          <w:rFonts w:ascii="Consolas" w:eastAsiaTheme="minorHAnsi" w:hAnsi="Consolas"/>
-          <w:sz w:val="24"/>
-          <w:szCs w:val="24"/>
-        </w:rPr>
-        <w:t>개의</w:t>
-      </w:r>
-      <w:r>
-        <w:rPr>
-          <w:rFonts w:ascii="Consolas" w:eastAsiaTheme="minorHAnsi" w:hAnsi="Consolas"/>
-          <w:sz w:val="24"/>
-          <w:szCs w:val="24"/>
-        </w:rPr>
-        <w:t xml:space="preserve"> </w:t>
-      </w:r>
-      <w:r>
-        <w:rPr>
-          <w:rFonts w:ascii="Consolas" w:eastAsiaTheme="minorHAnsi" w:hAnsi="Consolas"/>
-          <w:sz w:val="24"/>
-          <w:szCs w:val="24"/>
-        </w:rPr>
-        <w:t>아이템만</w:t>
-      </w:r>
-      <w:r>
-        <w:rPr>
-          <w:rFonts w:ascii="Consolas" w:eastAsiaTheme="minorHAnsi" w:hAnsi="Consolas"/>
-          <w:sz w:val="24"/>
-          <w:szCs w:val="24"/>
-        </w:rPr>
-        <w:t xml:space="preserve"> </w:t>
-      </w:r>
-      <w:r>
-        <w:rPr>
-          <w:rFonts w:ascii="Consolas" w:eastAsiaTheme="minorHAnsi" w:hAnsi="Consolas"/>
-          <w:sz w:val="24"/>
-          <w:szCs w:val="24"/>
-        </w:rPr>
-        <w:t>수령하도록</w:t>
-      </w:r>
-      <w:r>
-        <w:rPr>
-          <w:rFonts w:ascii="Consolas" w:eastAsiaTheme="minorHAnsi" w:hAnsi="Consolas"/>
-          <w:sz w:val="24"/>
-          <w:szCs w:val="24"/>
-        </w:rPr>
-        <w:t xml:space="preserve"> </w:t>
-      </w:r>
-      <w:r>
-        <w:rPr>
-          <w:rFonts w:ascii="Consolas" w:eastAsiaTheme="minorHAnsi" w:hAnsi="Consolas"/>
-          <w:sz w:val="24"/>
-          <w:szCs w:val="24"/>
-        </w:rPr>
-        <w:t>아이템들을</w:t>
-      </w:r>
-      <w:r>
-        <w:rPr>
-          <w:rFonts w:ascii="Consolas" w:eastAsiaTheme="minorHAnsi" w:hAnsi="Consolas"/>
-          <w:sz w:val="24"/>
-          <w:szCs w:val="24"/>
-        </w:rPr>
-        <w:t xml:space="preserve"> </w:t>
-      </w:r>
-      <w:r>
-        <w:rPr>
-          <w:rFonts w:ascii="Consolas" w:eastAsiaTheme="minorHAnsi" w:hAnsi="Consolas"/>
-          <w:sz w:val="24"/>
-          <w:szCs w:val="24"/>
-        </w:rPr>
-        <w:t>배치하고자</w:t>
-      </w:r>
-      <w:r>
-        <w:rPr>
-          <w:rFonts w:ascii="Consolas" w:eastAsiaTheme="minorHAnsi" w:hAnsi="Consolas"/>
-          <w:sz w:val="24"/>
-          <w:szCs w:val="24"/>
-        </w:rPr>
-        <w:t xml:space="preserve"> </w:t>
-      </w:r>
-      <w:r>
-        <w:rPr>
-          <w:rFonts w:ascii="Consolas" w:eastAsiaTheme="minorHAnsi" w:hAnsi="Consolas"/>
-          <w:sz w:val="24"/>
-          <w:szCs w:val="24"/>
-        </w:rPr>
-        <w:t>한다</w:t>
-      </w:r>
-      <w:r>
-        <w:rPr>
-          <w:rFonts w:ascii="Consolas" w:eastAsiaTheme="minorHAnsi" w:hAnsi="Consolas"/>
-          <w:sz w:val="24"/>
-          <w:szCs w:val="24"/>
-        </w:rPr>
-        <w:t>.</w:t>
-      </w:r>
-    </w:p>
-    <w:p>
-      <w:pPr>
-        <w:pStyle w:val="a7"/>
-        <w:ind w:leftChars="0" w:left="400"/>
-        <w:rPr>
-          <w:rFonts w:ascii="Consolas" w:eastAsiaTheme="minorHAnsi" w:hAnsi="Consolas"/>
-          <w:sz w:val="24"/>
-          <w:szCs w:val="24"/>
-        </w:rPr>
-      </w:pPr>
-      <w:r>
-        <w:rPr>
-          <w:rFonts w:ascii="Consolas" w:eastAsiaTheme="minorHAnsi" w:hAnsi="Consolas"/>
-          <w:sz w:val="24"/>
-          <w:szCs w:val="24"/>
-        </w:rPr>
-        <w:t>예를</w:t>
-      </w:r>
-      <w:r>
-        <w:rPr>
-          <w:rFonts w:ascii="Consolas" w:eastAsiaTheme="minorHAnsi" w:hAnsi="Consolas"/>
-          <w:sz w:val="24"/>
-          <w:szCs w:val="24"/>
-        </w:rPr>
-        <w:t xml:space="preserve"> </w:t>
-      </w:r>
-      <w:r>
-        <w:rPr>
-          <w:rFonts w:ascii="Consolas" w:eastAsiaTheme="minorHAnsi" w:hAnsi="Consolas"/>
-          <w:sz w:val="24"/>
-          <w:szCs w:val="24"/>
-        </w:rPr>
-        <w:t>들어</w:t>
-      </w:r>
-      <w:r>
-        <w:rPr>
-          <w:rFonts w:ascii="Consolas" w:eastAsiaTheme="minorHAnsi" w:hAnsi="Consolas"/>
-          <w:sz w:val="24"/>
-          <w:szCs w:val="24"/>
-        </w:rPr>
-        <w:t xml:space="preserve">, </w:t>
-      </w:r>
-      <w:r>
-        <w:rPr>
-          <w:rFonts w:ascii="Consolas" w:eastAsiaTheme="minorHAnsi" w:hAnsi="Consolas"/>
-          <w:sz w:val="24"/>
-          <w:szCs w:val="24"/>
-        </w:rPr>
-        <w:t>아래</w:t>
-      </w:r>
-      <w:r>
-        <w:rPr>
-          <w:rFonts w:ascii="Consolas" w:eastAsiaTheme="minorHAnsi" w:hAnsi="Consolas"/>
-          <w:sz w:val="24"/>
-          <w:szCs w:val="24"/>
-        </w:rPr>
-        <w:t xml:space="preserve"> </w:t>
-      </w:r>
-      <w:r>
-        <w:rPr>
-          <w:rFonts w:ascii="Consolas" w:eastAsiaTheme="minorHAnsi" w:hAnsi="Consolas"/>
-          <w:sz w:val="24"/>
-          <w:szCs w:val="24"/>
-        </w:rPr>
-        <w:t>그림의</w:t>
-      </w:r>
-      <w:r>
-        <w:rPr>
-          <w:rFonts w:ascii="Consolas" w:eastAsiaTheme="minorHAnsi" w:hAnsi="Consolas"/>
-          <w:sz w:val="24"/>
-          <w:szCs w:val="24"/>
-        </w:rPr>
-        <w:t xml:space="preserve"> “ITEM” </w:t>
-      </w:r>
-      <w:r>
-        <w:rPr>
-          <w:rFonts w:ascii="Consolas" w:eastAsiaTheme="minorHAnsi" w:hAnsi="Consolas"/>
-          <w:sz w:val="24"/>
-          <w:szCs w:val="24"/>
-        </w:rPr>
-        <w:t>표시된</w:t>
-      </w:r>
-      <w:r>
-        <w:rPr>
-          <w:rFonts w:ascii="Consolas" w:eastAsiaTheme="minorHAnsi" w:hAnsi="Consolas"/>
-          <w:sz w:val="24"/>
-          <w:szCs w:val="24"/>
-        </w:rPr>
-        <w:t xml:space="preserve"> </w:t>
-      </w:r>
-      <w:r>
-        <w:rPr>
-          <w:rFonts w:ascii="Consolas" w:eastAsiaTheme="minorHAnsi" w:hAnsi="Consolas"/>
-          <w:sz w:val="24"/>
-          <w:szCs w:val="24"/>
-        </w:rPr>
-        <w:t>칸에</w:t>
-      </w:r>
-      <w:r>
-        <w:rPr>
-          <w:rFonts w:ascii="Consolas" w:eastAsiaTheme="minorHAnsi" w:hAnsi="Consolas"/>
-          <w:sz w:val="24"/>
-          <w:szCs w:val="24"/>
-        </w:rPr>
-        <w:t xml:space="preserve"> </w:t>
-      </w:r>
-      <w:r>
-        <w:rPr>
-          <w:rFonts w:ascii="Consolas" w:eastAsiaTheme="minorHAnsi" w:hAnsi="Consolas"/>
-          <w:sz w:val="24"/>
-          <w:szCs w:val="24"/>
-        </w:rPr>
-        <w:t>아이템을</w:t>
-      </w:r>
-      <w:r>
-        <w:rPr>
-          <w:rFonts w:ascii="Consolas" w:eastAsiaTheme="minorHAnsi" w:hAnsi="Consolas"/>
-          <w:sz w:val="24"/>
-          <w:szCs w:val="24"/>
-        </w:rPr>
-        <w:t xml:space="preserve"> </w:t>
-      </w:r>
-      <w:r>
-        <w:rPr>
-          <w:rFonts w:ascii="Consolas" w:eastAsiaTheme="minorHAnsi" w:hAnsi="Consolas"/>
-          <w:sz w:val="24"/>
-          <w:szCs w:val="24"/>
-        </w:rPr>
-        <w:t>배치하면</w:t>
-      </w:r>
-      <w:r>
-        <w:rPr>
-          <w:rFonts w:ascii="Consolas" w:eastAsiaTheme="minorHAnsi" w:hAnsi="Consolas"/>
-          <w:sz w:val="24"/>
-          <w:szCs w:val="24"/>
-        </w:rPr>
-        <w:t xml:space="preserve"> </w:t>
-      </w:r>
-      <w:r>
-        <w:rPr>
-          <w:rFonts w:ascii="Consolas" w:eastAsiaTheme="minorHAnsi" w:hAnsi="Consolas"/>
-          <w:sz w:val="24"/>
-          <w:szCs w:val="24"/>
-        </w:rPr>
-        <w:t>철수가</w:t>
-      </w:r>
-      <w:r>
-        <w:rPr>
-          <w:rFonts w:ascii="Consolas" w:eastAsiaTheme="minorHAnsi" w:hAnsi="Consolas"/>
-          <w:sz w:val="24"/>
-          <w:szCs w:val="24"/>
-        </w:rPr>
-        <w:t xml:space="preserve"> </w:t>
-      </w:r>
-      <w:r>
-        <w:rPr>
-          <w:rFonts w:ascii="Consolas" w:eastAsiaTheme="minorHAnsi" w:hAnsi="Consolas"/>
-          <w:sz w:val="24"/>
-          <w:szCs w:val="24"/>
-        </w:rPr>
-        <w:t>어떤</w:t>
-      </w:r>
-      <w:r>
-        <w:rPr>
-          <w:rFonts w:ascii="Consolas" w:eastAsiaTheme="minorHAnsi" w:hAnsi="Consolas"/>
-          <w:sz w:val="24"/>
-          <w:szCs w:val="24"/>
-        </w:rPr>
-        <w:t xml:space="preserve"> </w:t>
-      </w:r>
-      <w:r>
-        <w:rPr>
-          <w:rFonts w:ascii="Consolas" w:eastAsiaTheme="minorHAnsi" w:hAnsi="Consolas"/>
-          <w:sz w:val="24"/>
-          <w:szCs w:val="24"/>
-        </w:rPr>
-        <w:t>경로로</w:t>
-      </w:r>
-      <w:r>
-        <w:rPr>
-          <w:rFonts w:ascii="Consolas" w:eastAsiaTheme="minorHAnsi" w:hAnsi="Consolas"/>
-          <w:sz w:val="24"/>
-          <w:szCs w:val="24"/>
-        </w:rPr>
-        <w:t xml:space="preserve"> </w:t>
-      </w:r>
-      <w:proofErr w:type="spellStart"/>
-      <w:r>
-        <w:rPr>
-          <w:rFonts w:ascii="Consolas" w:eastAsiaTheme="minorHAnsi" w:hAnsi="Consolas"/>
-          <w:sz w:val="24"/>
-          <w:szCs w:val="24"/>
-        </w:rPr>
-        <w:t>이동하는지와</w:t>
-      </w:r>
-      <w:proofErr w:type="spellEnd"/>
-      <w:r>
-        <w:rPr>
-          <w:rFonts w:ascii="Consolas" w:eastAsiaTheme="minorHAnsi" w:hAnsi="Consolas"/>
-          <w:sz w:val="24"/>
-          <w:szCs w:val="24"/>
-        </w:rPr>
-        <w:t xml:space="preserve"> </w:t>
-      </w:r>
-      <w:r>
-        <w:rPr>
-          <w:rFonts w:ascii="Consolas" w:eastAsiaTheme="minorHAnsi" w:hAnsi="Consolas"/>
-          <w:sz w:val="24"/>
-          <w:szCs w:val="24"/>
-        </w:rPr>
-        <w:t>관계없이</w:t>
-      </w:r>
-      <w:r>
-        <w:rPr>
-          <w:rFonts w:ascii="Consolas" w:eastAsiaTheme="minorHAnsi" w:hAnsi="Consolas"/>
-          <w:sz w:val="24"/>
-          <w:szCs w:val="24"/>
-        </w:rPr>
-        <w:t xml:space="preserve"> </w:t>
-      </w:r>
-      <w:r>
-        <w:rPr>
-          <w:rFonts w:ascii="Consolas" w:eastAsiaTheme="minorHAnsi" w:hAnsi="Consolas"/>
-          <w:sz w:val="24"/>
-          <w:szCs w:val="24"/>
-        </w:rPr>
-        <w:t>반드시</w:t>
-      </w:r>
-      <w:r>
-        <w:rPr>
-          <w:rFonts w:ascii="Consolas" w:eastAsiaTheme="minorHAnsi" w:hAnsi="Consolas"/>
-          <w:sz w:val="24"/>
-          <w:szCs w:val="24"/>
-        </w:rPr>
-        <w:t xml:space="preserve"> </w:t>
-      </w:r>
-      <w:r>
-        <w:rPr>
-          <w:rFonts w:ascii="Consolas" w:eastAsiaTheme="minorHAnsi" w:hAnsi="Consolas"/>
-          <w:sz w:val="24"/>
-          <w:szCs w:val="24"/>
-        </w:rPr>
-        <w:t>한</w:t>
-      </w:r>
-      <w:r>
-        <w:rPr>
-          <w:rFonts w:ascii="Consolas" w:eastAsiaTheme="minorHAnsi" w:hAnsi="Consolas"/>
-          <w:sz w:val="24"/>
-          <w:szCs w:val="24"/>
-        </w:rPr>
-        <w:t xml:space="preserve"> </w:t>
-      </w:r>
-      <w:r>
-        <w:rPr>
-          <w:rFonts w:ascii="Consolas" w:eastAsiaTheme="minorHAnsi" w:hAnsi="Consolas"/>
-          <w:sz w:val="24"/>
-          <w:szCs w:val="24"/>
-        </w:rPr>
-        <w:t>개의</w:t>
-      </w:r>
-      <w:r>
-        <w:rPr>
-          <w:rFonts w:ascii="Consolas" w:eastAsiaTheme="minorHAnsi" w:hAnsi="Consolas"/>
-          <w:sz w:val="24"/>
-          <w:szCs w:val="24"/>
-        </w:rPr>
-        <w:t xml:space="preserve"> </w:t>
-      </w:r>
-      <w:r>
-        <w:rPr>
-          <w:rFonts w:ascii="Consolas" w:eastAsiaTheme="minorHAnsi" w:hAnsi="Consolas"/>
-          <w:sz w:val="24"/>
-          <w:szCs w:val="24"/>
-        </w:rPr>
-        <w:t>아이템을</w:t>
-      </w:r>
-      <w:r>
-        <w:rPr>
-          <w:rFonts w:ascii="Consolas" w:eastAsiaTheme="minorHAnsi" w:hAnsi="Consolas"/>
-          <w:sz w:val="24"/>
-          <w:szCs w:val="24"/>
-        </w:rPr>
-        <w:t xml:space="preserve"> </w:t>
-      </w:r>
-      <w:r>
-        <w:rPr>
-          <w:rFonts w:ascii="Consolas" w:eastAsiaTheme="minorHAnsi" w:hAnsi="Consolas"/>
-          <w:sz w:val="24"/>
-          <w:szCs w:val="24"/>
-        </w:rPr>
-        <w:t>수령한다</w:t>
-      </w:r>
-      <w:r>
-        <w:rPr>
-          <w:rFonts w:ascii="Consolas" w:eastAsiaTheme="minorHAnsi" w:hAnsi="Consolas"/>
-          <w:sz w:val="24"/>
-          <w:szCs w:val="24"/>
-        </w:rPr>
-        <w:t>.</w:t>
-      </w:r>
-    </w:p>
-    <w:p>
-      <w:pPr>
-        <w:pStyle w:val="a7"/>
-        <w:ind w:leftChars="0" w:left="400"/>
-        <w:rPr>
-          <w:rFonts w:ascii="Consolas" w:eastAsiaTheme="minorHAnsi" w:hAnsi="Consolas"/>
-          <w:sz w:val="24"/>
-          <w:szCs w:val="24"/>
-        </w:rPr>
-      </w:pPr>
-      <w:r>
-        <w:rPr>
-          <w:rFonts w:ascii="Consolas" w:eastAsiaTheme="minorHAnsi" w:hAnsi="Consolas"/>
-          <w:noProof/>
-          <w:sz w:val="24"/>
-          <w:szCs w:val="24"/>
-        </w:rPr>
-        <w:drawing>
-          <wp:inline distT="0" distB="0" distL="0" distR="0" wp14:anchorId="2A9FCBA3" wp14:editId="4F53EE60">
-            <wp:extent cx="3038475" cy="2628900"/>
-            <wp:effectExtent l="0" t="0" r="9525" b="0"/>
-            <wp:docPr id="6" name="그림 6"/>
-            <wp:cNvGraphicFramePr>
-              <a:graphicFrameLocks xmlns:a="http://schemas.openxmlformats.org/drawingml/2006/main" noChangeAspect="1"/>
-            </wp:cNvGraphicFramePr>
-            <a:graphic xmlns:a="http://schemas.openxmlformats.org/drawingml/2006/main">
-              <a:graphicData uri="http://schemas.openxmlformats.org/drawingml/2006/picture">
-                <pic:pic xmlns:pic="http://schemas.openxmlformats.org/drawingml/2006/picture">
-                  <pic:nvPicPr>
-                    <pic:cNvPr id="0" name="Picture 7"/>
-                    <pic:cNvPicPr>
-                      <a:picLocks noChangeAspect="1" noChangeArrowheads="1"/>
-                    </pic:cNvPicPr>
-                  </pic:nvPicPr>
-                  <pic:blipFill>
-                    <a:blip r:embed="rId8">
-                      <a:extLst>
-                        <a:ext uri="{28A0092B-C50C-407E-A947-70E740481C1C}">
-                          <a14:useLocalDpi xmlns:a14="http://schemas.microsoft.com/office/drawing/2010/main" val="0"/>
-                        </a:ext>
-                      </a:extLst>
-                    </a:blip>
-                    <a:srcRect/>
-                    <a:stretch>
-                      <a:fillRect/>
-                    </a:stretch>
-                  </pic:blipFill>
-                  <pic:spPr bwMode="auto">
-                    <a:xfrm>
-                      <a:off x="0" y="0"/>
-                      <a:ext cx="3038475" cy="2628900"/>
-                    </a:xfrm>
-                    <a:prstGeom prst="rect">
-                      <a:avLst/>
-                    </a:prstGeom>
-                    <a:noFill/>
-                    <a:ln>
-                      <a:noFill/>
-                    </a:ln>
-                  </pic:spPr>
-                </pic:pic>
-              </a:graphicData>
-            </a:graphic>
-          </wp:inline>
-        </w:drawing>
-      </w:r>
-    </w:p>
-    <w:p>
-      <w:pPr>
-        <w:pStyle w:val="a7"/>
-        <w:ind w:leftChars="0" w:left="400"/>
-        <w:rPr>
-          <w:rFonts w:ascii="Consolas" w:eastAsiaTheme="minorHAnsi" w:hAnsi="Consolas"/>
-          <w:sz w:val="24"/>
-          <w:szCs w:val="24"/>
-        </w:rPr>
-      </w:pPr>
-    </w:p>
-    <w:p>
-      <w:pPr>
-        <w:rPr>
-          <w:rFonts w:ascii="Consolas" w:eastAsiaTheme="minorHAnsi" w:hAnsi="Consolas"/>
-          <w:sz w:val="24"/>
-          <w:szCs w:val="24"/>
-        </w:rPr>
-      </w:pPr>
-      <w:r>
-        <w:rPr>
-          <w:rFonts w:ascii="Consolas" w:eastAsiaTheme="minorHAnsi" w:hAnsi="Consolas"/>
-          <w:sz w:val="24"/>
-          <w:szCs w:val="24"/>
-        </w:rPr>
-        <w:t>아이템을</w:t>
-      </w:r>
-      <w:r>
-        <w:rPr>
-          <w:rFonts w:ascii="Consolas" w:eastAsiaTheme="minorHAnsi" w:hAnsi="Consolas"/>
-          <w:sz w:val="24"/>
-          <w:szCs w:val="24"/>
-        </w:rPr>
-        <w:t xml:space="preserve"> </w:t>
-      </w:r>
-      <w:r>
-        <w:rPr>
-          <w:rFonts w:ascii="Consolas" w:eastAsiaTheme="minorHAnsi" w:hAnsi="Consolas"/>
-          <w:sz w:val="24"/>
-          <w:szCs w:val="24"/>
-        </w:rPr>
-        <w:t>배치하는</w:t>
-      </w:r>
-      <w:r>
-        <w:rPr>
-          <w:rFonts w:ascii="Consolas" w:eastAsiaTheme="minorHAnsi" w:hAnsi="Consolas"/>
-          <w:sz w:val="24"/>
-          <w:szCs w:val="24"/>
-        </w:rPr>
-        <w:t xml:space="preserve"> 246</w:t>
-      </w:r>
-      <w:r>
-        <w:rPr>
-          <w:rFonts w:ascii="Consolas" w:eastAsiaTheme="minorHAnsi" w:hAnsi="Consolas"/>
-          <w:sz w:val="24"/>
-          <w:szCs w:val="24"/>
-        </w:rPr>
-        <w:t>가지의</w:t>
-      </w:r>
-      <w:r>
-        <w:rPr>
-          <w:rFonts w:ascii="Consolas" w:eastAsiaTheme="minorHAnsi" w:hAnsi="Consolas"/>
-          <w:sz w:val="24"/>
-          <w:szCs w:val="24"/>
-        </w:rPr>
-        <w:t xml:space="preserve"> </w:t>
-      </w:r>
-      <w:r>
-        <w:rPr>
-          <w:rFonts w:ascii="Consolas" w:eastAsiaTheme="minorHAnsi" w:hAnsi="Consolas"/>
-          <w:sz w:val="24"/>
-          <w:szCs w:val="24"/>
-        </w:rPr>
-        <w:t>방법</w:t>
-      </w:r>
-      <w:r>
-        <w:rPr>
-          <w:rFonts w:ascii="Consolas" w:eastAsiaTheme="minorHAnsi" w:hAnsi="Consolas"/>
-          <w:sz w:val="24"/>
-          <w:szCs w:val="24"/>
-        </w:rPr>
-        <w:t xml:space="preserve"> </w:t>
-      </w:r>
-      <w:r>
-        <w:rPr>
-          <w:rFonts w:ascii="Consolas" w:eastAsiaTheme="minorHAnsi" w:hAnsi="Consolas"/>
-          <w:sz w:val="24"/>
-          <w:szCs w:val="24"/>
-        </w:rPr>
-        <w:t>가운데</w:t>
-      </w:r>
-      <w:r>
-        <w:rPr>
-          <w:rFonts w:ascii="Consolas" w:eastAsiaTheme="minorHAnsi" w:hAnsi="Consolas"/>
-          <w:sz w:val="24"/>
-          <w:szCs w:val="24"/>
-        </w:rPr>
-        <w:t xml:space="preserve">, </w:t>
-      </w:r>
-      <w:r>
-        <w:rPr>
-          <w:rFonts w:ascii="Consolas" w:eastAsiaTheme="minorHAnsi" w:hAnsi="Consolas"/>
-          <w:sz w:val="24"/>
-          <w:szCs w:val="24"/>
-        </w:rPr>
-        <w:t>철수가</w:t>
-      </w:r>
-      <w:r>
-        <w:rPr>
-          <w:rFonts w:ascii="Consolas" w:eastAsiaTheme="minorHAnsi" w:hAnsi="Consolas"/>
-          <w:sz w:val="24"/>
-          <w:szCs w:val="24"/>
-        </w:rPr>
-        <w:t xml:space="preserve"> </w:t>
-      </w:r>
-      <w:r>
-        <w:rPr>
-          <w:rFonts w:ascii="Consolas" w:eastAsiaTheme="minorHAnsi" w:hAnsi="Consolas"/>
-          <w:sz w:val="24"/>
-          <w:szCs w:val="24"/>
-        </w:rPr>
-        <w:t>규칙을</w:t>
-      </w:r>
-      <w:r>
-        <w:rPr>
-          <w:rFonts w:ascii="Consolas" w:eastAsiaTheme="minorHAnsi" w:hAnsi="Consolas"/>
-          <w:sz w:val="24"/>
-          <w:szCs w:val="24"/>
-        </w:rPr>
-        <w:t xml:space="preserve"> </w:t>
-      </w:r>
-      <w:r>
-        <w:rPr>
-          <w:rFonts w:ascii="Consolas" w:eastAsiaTheme="minorHAnsi" w:hAnsi="Consolas"/>
-          <w:sz w:val="24"/>
-          <w:szCs w:val="24"/>
-        </w:rPr>
-        <w:t>지키면서</w:t>
-      </w:r>
-      <w:r>
-        <w:rPr>
-          <w:rFonts w:ascii="Consolas" w:eastAsiaTheme="minorHAnsi" w:hAnsi="Consolas"/>
-          <w:sz w:val="24"/>
-          <w:szCs w:val="24"/>
-        </w:rPr>
-        <w:t xml:space="preserve"> </w:t>
-      </w:r>
-      <w:r>
-        <w:rPr>
-          <w:rFonts w:ascii="Consolas" w:eastAsiaTheme="minorHAnsi" w:hAnsi="Consolas"/>
-          <w:sz w:val="24"/>
-          <w:szCs w:val="24"/>
-        </w:rPr>
-        <w:t>어떻게</w:t>
-      </w:r>
-      <w:r>
-        <w:rPr>
-          <w:rFonts w:ascii="Consolas" w:eastAsiaTheme="minorHAnsi" w:hAnsi="Consolas"/>
-          <w:sz w:val="24"/>
-          <w:szCs w:val="24"/>
-        </w:rPr>
-        <w:t xml:space="preserve"> </w:t>
-      </w:r>
-      <w:r>
-        <w:rPr>
-          <w:rFonts w:ascii="Consolas" w:eastAsiaTheme="minorHAnsi" w:hAnsi="Consolas"/>
-          <w:sz w:val="24"/>
-          <w:szCs w:val="24"/>
-        </w:rPr>
-        <w:t>이동하더라도</w:t>
-      </w:r>
-      <w:r>
-        <w:rPr>
-          <w:rFonts w:ascii="Consolas" w:eastAsiaTheme="minorHAnsi" w:hAnsi="Consolas"/>
-          <w:sz w:val="24"/>
-          <w:szCs w:val="24"/>
-        </w:rPr>
-        <w:t xml:space="preserve"> </w:t>
-      </w:r>
-      <w:r>
-        <w:rPr>
-          <w:rFonts w:ascii="Consolas" w:eastAsiaTheme="minorHAnsi" w:hAnsi="Consolas"/>
-          <w:sz w:val="24"/>
-          <w:szCs w:val="24"/>
-        </w:rPr>
-        <w:t>정확히</w:t>
-      </w:r>
-      <w:r>
-        <w:rPr>
-          <w:rFonts w:ascii="Consolas" w:eastAsiaTheme="minorHAnsi" w:hAnsi="Consolas"/>
-          <w:sz w:val="24"/>
-          <w:szCs w:val="24"/>
-        </w:rPr>
-        <w:t xml:space="preserve"> </w:t>
-      </w:r>
-      <w:r>
-        <w:rPr>
-          <w:rFonts w:ascii="Consolas" w:eastAsiaTheme="minorHAnsi" w:hAnsi="Consolas"/>
-          <w:sz w:val="24"/>
-          <w:szCs w:val="24"/>
-        </w:rPr>
-        <w:t>한</w:t>
-      </w:r>
-      <w:r>
-        <w:rPr>
-          <w:rFonts w:ascii="Consolas" w:eastAsiaTheme="minorHAnsi" w:hAnsi="Consolas"/>
-          <w:sz w:val="24"/>
-          <w:szCs w:val="24"/>
-        </w:rPr>
-        <w:t xml:space="preserve"> </w:t>
-      </w:r>
-      <w:r>
-        <w:rPr>
-          <w:rFonts w:ascii="Consolas" w:eastAsiaTheme="minorHAnsi" w:hAnsi="Consolas"/>
-          <w:sz w:val="24"/>
-          <w:szCs w:val="24"/>
-        </w:rPr>
-        <w:t>개의</w:t>
-      </w:r>
-      <w:r>
-        <w:rPr>
-          <w:rFonts w:ascii="Consolas" w:eastAsiaTheme="minorHAnsi" w:hAnsi="Consolas"/>
-          <w:sz w:val="24"/>
-          <w:szCs w:val="24"/>
-        </w:rPr>
-        <w:t xml:space="preserve"> </w:t>
-      </w:r>
-      <w:r>
-        <w:rPr>
-          <w:rFonts w:ascii="Consolas" w:eastAsiaTheme="minorHAnsi" w:hAnsi="Consolas"/>
-          <w:sz w:val="24"/>
-          <w:szCs w:val="24"/>
-        </w:rPr>
-        <w:t>아이템을</w:t>
-      </w:r>
-      <w:r>
-        <w:rPr>
-          <w:rFonts w:ascii="Consolas" w:eastAsiaTheme="minorHAnsi" w:hAnsi="Consolas"/>
-          <w:sz w:val="24"/>
-          <w:szCs w:val="24"/>
-        </w:rPr>
-        <w:t xml:space="preserve"> </w:t>
-      </w:r>
-      <w:r>
-        <w:rPr>
-          <w:rFonts w:ascii="Consolas" w:eastAsiaTheme="minorHAnsi" w:hAnsi="Consolas"/>
-          <w:sz w:val="24"/>
-          <w:szCs w:val="24"/>
-        </w:rPr>
-        <w:t>수령하도록</w:t>
-      </w:r>
-      <w:r>
-        <w:rPr>
-          <w:rFonts w:ascii="Consolas" w:eastAsiaTheme="minorHAnsi" w:hAnsi="Consolas"/>
-          <w:sz w:val="24"/>
-          <w:szCs w:val="24"/>
-        </w:rPr>
-        <w:t xml:space="preserve"> </w:t>
-      </w:r>
-      <w:r>
-        <w:rPr>
-          <w:rFonts w:ascii="Consolas" w:eastAsiaTheme="minorHAnsi" w:hAnsi="Consolas"/>
-          <w:sz w:val="24"/>
-          <w:szCs w:val="24"/>
-        </w:rPr>
-        <w:t>하는</w:t>
-      </w:r>
-      <w:r>
-        <w:rPr>
-          <w:rFonts w:ascii="Consolas" w:eastAsiaTheme="minorHAnsi" w:hAnsi="Consolas"/>
-          <w:sz w:val="24"/>
-          <w:szCs w:val="24"/>
-        </w:rPr>
-        <w:t xml:space="preserve"> </w:t>
-      </w:r>
-      <w:r>
-        <w:rPr>
-          <w:rFonts w:ascii="Consolas" w:eastAsiaTheme="minorHAnsi" w:hAnsi="Consolas"/>
-          <w:sz w:val="24"/>
-          <w:szCs w:val="24"/>
-        </w:rPr>
-        <w:t>방법의</w:t>
-      </w:r>
-      <w:r>
-        <w:rPr>
-          <w:rFonts w:ascii="Consolas" w:eastAsiaTheme="minorHAnsi" w:hAnsi="Consolas"/>
-          <w:sz w:val="24"/>
-          <w:szCs w:val="24"/>
-        </w:rPr>
-        <w:t xml:space="preserve"> </w:t>
-      </w:r>
-      <w:r>
-        <w:rPr>
-          <w:rFonts w:ascii="Consolas" w:eastAsiaTheme="minorHAnsi" w:hAnsi="Consolas"/>
-          <w:sz w:val="24"/>
-          <w:szCs w:val="24"/>
-        </w:rPr>
-        <w:t>수를</w:t>
-      </w:r>
-      <w:r>
-        <w:rPr>
-          <w:rFonts w:ascii="Consolas" w:eastAsiaTheme="minorHAnsi" w:hAnsi="Consolas"/>
-          <w:sz w:val="24"/>
-          <w:szCs w:val="24"/>
-        </w:rPr>
-        <w:t xml:space="preserve"> </w:t>
-      </w:r>
-      <w:r>
-        <w:rPr>
-          <w:rFonts w:ascii="Consolas" w:eastAsiaTheme="minorHAnsi" w:hAnsi="Consolas"/>
-          <w:sz w:val="24"/>
-          <w:szCs w:val="24"/>
-        </w:rPr>
-        <w:t>구하라</w:t>
-      </w:r>
-      <w:r>
-        <w:rPr>
-          <w:rFonts w:ascii="Consolas" w:eastAsiaTheme="minorHAnsi" w:hAnsi="Consolas"/>
-          <w:sz w:val="24"/>
-          <w:szCs w:val="24"/>
-        </w:rPr>
-        <w:t>.</w:t>
-      </w:r>
-    </w:p>
-    <w:p>
-      <w:pPr>
-        <w:rPr>
-          <w:rFonts w:ascii="Consolas" w:eastAsiaTheme="minorHAnsi" w:hAnsi="Consolas"/>
-          <w:sz w:val="24"/>
-          <w:szCs w:val="24"/>
-        </w:rPr>
-      </w:pPr>
-    </w:p>
-    <w:p>
-      <w:pPr>
-        <w:rPr>
-          <w:rFonts w:ascii="Consolas" w:eastAsiaTheme="minorHAnsi" w:hAnsi="Consolas" w:cs="맑은 고딕"/>
-          <w:sz w:val="24"/>
-          <w:szCs w:val="24"/>
-        </w:rPr>
-      </w:pPr>
-    </w:p>
-    <w:p>
-      <w:pPr>
-        <w:rPr>
-          <w:rFonts w:ascii="Consolas" w:eastAsiaTheme="minorHAnsi" w:hAnsi="Consolas" w:cs="맑은 고딕"/>
-          <w:bCs/>
-          <w:color w:val="FF0000"/>
-          <w:sz w:val="24"/>
-          <w:szCs w:val="24"/>
-        </w:rPr>
-      </w:pPr>
-      <w:proofErr w:type="gramStart"/>
-      <w:r>
-        <w:rPr>
-          <w:rFonts w:ascii="Consolas" w:eastAsiaTheme="minorHAnsi" w:hAnsi="Consolas" w:cs="맑은 고딕"/>
-          <w:bCs/>
-          <w:color w:val="FF0000"/>
-          <w:sz w:val="24"/>
-          <w:szCs w:val="24"/>
-        </w:rPr>
-        <w:t>정답</w:t>
-      </w:r>
-      <w:r>
-        <w:rPr>
-          <w:rFonts w:ascii="Consolas" w:eastAsiaTheme="minorHAnsi" w:hAnsi="Consolas" w:cs="맑은 고딕"/>
-          <w:bCs/>
-          <w:color w:val="FF0000"/>
-          <w:sz w:val="24"/>
-          <w:szCs w:val="24"/>
-        </w:rPr>
-        <w:t xml:space="preserve"> :</w:t>
-      </w:r>
-      <w:proofErr w:type="gramEnd"/>
-      <w:r>
-        <w:rPr>
-          <w:rFonts w:ascii="Consolas" w:eastAsiaTheme="minorHAnsi" w:hAnsi="Consolas" w:cs="맑은 고딕"/>
-          <w:bCs/>
-          <w:color w:val="FF0000"/>
-          <w:sz w:val="24"/>
-          <w:szCs w:val="24"/>
-        </w:rPr>
-        <w:t xml:space="preserve"> 888</w:t>
-      </w:r>
-    </w:p>
-    <w:p>
-      <w:pPr>
-        <w:rPr>
-          <w:rFonts w:ascii="Consolas" w:eastAsiaTheme="minorHAnsi" w:hAnsi="Consolas" w:cs="Consolas"/>
-          <w:sz w:val="24"/>
-          <w:szCs w:val="24"/>
-        </w:rPr>
-      </w:pPr>
-    </w:p>
-    <w:p>
-      <w:pPr>
-        <w:rPr>
-          <w:rFonts w:ascii="Consolas" w:eastAsiaTheme="minorHAnsi" w:hAnsi="Consolas" w:cs="Consolas"/>
-          <w:sz w:val="24"/>
-          <w:szCs w:val="24"/>
-        </w:rPr>
-      </w:pPr>
-    </w:p>
-    <w:p>
-      <w:pPr>
-        <w:rPr>
-          <w:rFonts w:ascii="Consolas" w:eastAsiaTheme="minorHAnsi" w:hAnsi="Consolas" w:cs="Consolas"/>
-          <w:sz w:val="24"/>
-          <w:szCs w:val="24"/>
-        </w:rPr>
-      </w:pPr>
-    </w:p>
-    <w:p>
-      <w:pPr>
-        <w:rPr>
-          <w:rFonts w:ascii="Consolas" w:eastAsiaTheme="minorHAnsi" w:hAnsi="Consolas" w:cs="Consolas"/>
-          <w:sz w:val="24"/>
-          <w:szCs w:val="24"/>
-        </w:rPr>
-      </w:pPr>
-    </w:p>
-    <w:p>
-      <w:pPr>
-        <w:rPr>
-          <w:rFonts w:ascii="Consolas" w:eastAsiaTheme="minorHAnsi" w:hAnsi="Consolas" w:cs="Consolas"/>
-          <w:sz w:val="24"/>
-          <w:szCs w:val="24"/>
-        </w:rPr>
-      </w:pPr>
-    </w:p>
-    <w:p>
-      <w:pPr>
-        <w:rPr>
-          <w:rFonts w:ascii="Consolas" w:eastAsiaTheme="minorHAnsi" w:hAnsi="Consolas" w:cs="Consolas"/>
-          <w:sz w:val="24"/>
-          <w:szCs w:val="24"/>
-        </w:rPr>
-      </w:pPr>
-    </w:p>
-    <w:p>
-      <w:pPr>
-        <w:rPr>
-          <w:rFonts w:ascii="Consolas" w:eastAsiaTheme="minorHAnsi" w:hAnsi="Consolas" w:cs="Consolas"/>
-          <w:sz w:val="24"/>
-          <w:szCs w:val="24"/>
-        </w:rPr>
-      </w:pPr>
-    </w:p>
-    <w:p>
-      <w:pPr>
-        <w:rPr>
-          <w:rFonts w:ascii="Consolas" w:eastAsiaTheme="minorHAnsi" w:hAnsi="Consolas" w:cs="Consolas"/>
-          <w:sz w:val="24"/>
-          <w:szCs w:val="24"/>
-        </w:rPr>
-      </w:pPr>
-    </w:p>
-    <w:p>
-      <w:pPr>
-        <w:rPr>
-          <w:rFonts w:ascii="Consolas" w:eastAsiaTheme="minorHAnsi" w:hAnsi="Consolas" w:cs="Consolas"/>
-          <w:sz w:val="24"/>
-          <w:szCs w:val="24"/>
-        </w:rPr>
-      </w:pPr>
-    </w:p>
-    <w:p>
-      <w:pPr>
-        <w:rPr>
-          <w:rFonts w:ascii="Consolas" w:eastAsiaTheme="minorHAnsi" w:hAnsi="Consolas" w:cs="Consolas"/>
-          <w:sz w:val="24"/>
-          <w:szCs w:val="24"/>
-        </w:rPr>
-      </w:pPr>
-    </w:p>
-    <w:p>
-      <w:pPr>
-        <w:rPr>
-          <w:rFonts w:ascii="Consolas" w:eastAsiaTheme="minorHAnsi" w:hAnsi="Consolas" w:cs="Consolas"/>
-          <w:sz w:val="24"/>
-          <w:szCs w:val="24"/>
-        </w:rPr>
-      </w:pPr>
-    </w:p>
-    <w:p>
-      <w:pPr>
-        <w:rPr>
-          <w:rFonts w:ascii="Consolas" w:eastAsiaTheme="minorHAnsi" w:hAnsi="Consolas" w:cs="Consolas"/>
-          <w:sz w:val="24"/>
-          <w:szCs w:val="24"/>
-        </w:rPr>
-      </w:pPr>
-    </w:p>
-    <w:p>
-      <w:pPr>
-        <w:rPr>
-          <w:rFonts w:ascii="Consolas" w:eastAsiaTheme="minorHAnsi" w:hAnsi="Consolas" w:cs="Consolas"/>
-          <w:sz w:val="24"/>
-          <w:szCs w:val="24"/>
-        </w:rPr>
-      </w:pPr>
-    </w:p>
-    <w:p>
-      <w:pPr>
-        <w:rPr>
-          <w:rFonts w:ascii="Consolas" w:eastAsiaTheme="minorHAnsi" w:hAnsi="Consolas" w:cs="Consolas"/>
-          <w:sz w:val="24"/>
-          <w:szCs w:val="24"/>
-        </w:rPr>
-      </w:pPr>
-      <w:r>
-        <w:rPr>
-          <w:rFonts w:ascii="Consolas" w:eastAsiaTheme="minorHAnsi" w:hAnsi="Consolas" w:cs="Consolas" w:hint="eastAsia"/>
-          <w:sz w:val="24"/>
-          <w:szCs w:val="24"/>
-        </w:rPr>
-        <w:t>&lt;</w:t>
-      </w:r>
-      <w:proofErr w:type="spellStart"/>
-      <w:r>
-        <w:rPr>
-          <w:rFonts w:ascii="Consolas" w:eastAsiaTheme="minorHAnsi" w:hAnsi="Consolas" w:cs="Consolas" w:hint="eastAsia"/>
-          <w:sz w:val="24"/>
-          <w:szCs w:val="24"/>
-        </w:rPr>
-        <w:t>사고력상</w:t>
-      </w:r>
-      <w:proofErr w:type="spellEnd"/>
-      <w:r>
-        <w:rPr>
-          <w:rFonts w:ascii="Consolas" w:eastAsiaTheme="minorHAnsi" w:hAnsi="Consolas" w:cs="Consolas"/>
-          <w:sz w:val="24"/>
-          <w:szCs w:val="24"/>
-        </w:rPr>
-        <w:t>&gt;</w:t>
-      </w:r>
-    </w:p>
-    <w:p>
-      <w:pPr>
-        <w:pStyle w:val="a7"/>
-        <w:numPr>
-          <w:ilvl w:val="0"/>
-          <w:numId w:val="21"/>
-        </w:numPr>
-        <w:ind w:leftChars="0"/>
-        <w:rPr>
-          <w:rFonts w:ascii="Consolas" w:eastAsiaTheme="minorHAnsi" w:hAnsi="Consolas" w:cs="맑은 고딕"/>
-          <w:sz w:val="24"/>
-          <w:szCs w:val="24"/>
-        </w:rPr>
-      </w:pPr>
-      <w:r>
-        <w:rPr>
-          <w:rFonts w:ascii="Consolas" w:eastAsiaTheme="minorHAnsi" w:hAnsi="Consolas" w:cs="맑은 고딕" w:hint="eastAsia"/>
-          <w:sz w:val="24"/>
-          <w:szCs w:val="24"/>
-        </w:rPr>
-        <w:t xml:space="preserve"> </w:t>
-      </w:r>
-      <w:proofErr w:type="spellStart"/>
-      <w:r>
-        <w:rPr>
-          <w:rFonts w:ascii="Consolas" w:eastAsiaTheme="minorHAnsi" w:hAnsi="Consolas" w:cs="맑은 고딕" w:hint="eastAsia"/>
-          <w:sz w:val="24"/>
-          <w:szCs w:val="24"/>
-        </w:rPr>
-        <w:t>거리점프</w:t>
-      </w:r>
-      <w:proofErr w:type="spellEnd"/>
-      <w:r>
-        <w:rPr>
-          <w:rFonts w:ascii="Consolas" w:eastAsiaTheme="minorHAnsi" w:hAnsi="Consolas" w:cs="맑은 고딕"/>
-          <w:sz w:val="24"/>
-          <w:szCs w:val="24"/>
-        </w:rPr>
-        <w:t>(14</w:t>
-      </w:r>
-      <w:r>
-        <w:rPr>
-          <w:rFonts w:ascii="Consolas" w:eastAsiaTheme="minorHAnsi" w:hAnsi="Consolas" w:cs="맑은 고딕" w:hint="eastAsia"/>
-          <w:sz w:val="24"/>
-          <w:szCs w:val="24"/>
-        </w:rPr>
-        <w:t>점</w:t>
-      </w:r>
-      <w:r>
-        <w:rPr>
-          <w:rFonts w:ascii="Consolas" w:eastAsiaTheme="minorHAnsi" w:hAnsi="Consolas" w:cs="맑은 고딕" w:hint="eastAsia"/>
-          <w:sz w:val="24"/>
-          <w:szCs w:val="24"/>
-        </w:rPr>
-        <w:t>)</w:t>
-      </w:r>
-    </w:p>
-    <w:p>
-      <w:pPr>
-        <w:pStyle w:val="FirstParagraph"/>
-        <w:ind w:left="400"/>
-      </w:pPr>
-      <w:r>
-        <w:t xml:space="preserve">정수 t에 대해, f(t)의 값은, 처음 x = t 위치에서 닫힌 구간 [20, 25]로 들어가기 위해 이동해야 하는 최소 거리로 정의한다. </w:t>
-      </w:r>
-    </w:p>
-    <w:p>
-      <w:pPr>
-        <w:pStyle w:val="FirstParagraph"/>
-        <w:ind w:firstLine="400"/>
-      </w:pPr>
-      <w:r>
-        <w:t xml:space="preserve">즉: </w:t>
-      </w:r>
-    </w:p>
-    <w:p>
-      <w:pPr>
         <w:pStyle w:val="FirstParagraph"/>
         <w:ind w:left="400" w:firstLine="400"/>
       </w:pPr>
       <w:r>
-        <w:t xml:space="preserve">• t &lt; 20 이면 f(t) = 20 - t 이다. </w:t>
-      </w:r>
-    </w:p>
-    <w:p>
-      <w:pPr>
-        <w:pStyle w:val="FirstParagraph"/>
-        <w:ind w:left="400" w:firstLine="400"/>
-      </w:pPr>
-      <w:r>
-        <w:t xml:space="preserve">• 20 ≤ t ≤ 25 이면 </w:t>
+        <w:t xml:space="preserve">• </w:t>
+      </w:r>
+      <w:r>
+        <w:t>18</w:t>
+      </w:r>
+      <w:r>
+        <w:t xml:space="preserve"> ≤ t ≤ 2</w:t>
+      </w:r>
+      <w:r>
+        <w:t>2</w:t>
+      </w:r>
+      <w:r>
+        <w:t xml:space="preserve"> 이면 </w:t>
       </w:r>
       <m:oMath>
         <m:r>
@@ -9879,7 +6991,19 @@
         </w:rPr>
       </w:pPr>
       <w:r>
-        <w:t>• t &gt; 25 이면 f(t) = t - 25 이다.</w:t>
+        <w:t>• t &gt; 2</w:t>
+      </w:r>
+      <w:r>
+        <w:t>2</w:t>
+      </w:r>
+      <w:r>
+        <w:t xml:space="preserve"> 이면 f(t) = t - 2</w:t>
+      </w:r>
+      <w:r>
+        <w:t>2</w:t>
+      </w:r>
+      <w:r>
+        <w:t xml:space="preserve"> 이다.</w:t>
       </w:r>
     </w:p>
     <w:p>
@@ -10441,7 +7565,7 @@
               <w:rPr>
                 <w:rFonts w:ascii="Cambria Math" w:hAnsi="Cambria Math"/>
               </w:rPr>
-              <m:t>10</m:t>
+              <m:t>8</m:t>
             </m:r>
           </m:sup>
         </m:sSup>
@@ -10584,10 +7708,229 @@
       </w:r>
       <w:r>
         <w:rPr>
+          <w:rFonts w:ascii="Consolas" w:eastAsiaTheme="minorHAnsi" w:hAnsi="Consolas" w:cs="Consolas" w:hint="eastAsia"/>
+          <w:lang w:eastAsia="ko-KR"/>
+        </w:rPr>
+        <w:t xml:space="preserve"> </w:t>
+      </w:r>
+      <w:r>
+        <w:rPr>
+          <w:rFonts w:ascii="Consolas" w:eastAsiaTheme="minorHAnsi" w:hAnsi="Consolas" w:cs="Consolas" w:hint="eastAsia"/>
+          <w:lang w:eastAsia="ko-KR"/>
+        </w:rPr>
+        <w:t>변형</w:t>
+      </w:r>
+      <w:r>
+        <w:rPr>
           <w:rFonts w:ascii="Consolas" w:eastAsiaTheme="minorHAnsi" w:hAnsi="Consolas" w:cs="Consolas"/>
         </w:rPr>
         <w:t>)</w:t>
       </w:r>
+    </w:p>
+    <w:tbl>
+      <w:tblPr>
+        <w:tblW w:w="9360" w:type="dxa"/>
+        <w:tblBorders>
+          <w:top w:val="single" w:sz="8" w:space="0" w:color="000000"/>
+          <w:left w:val="single" w:sz="8" w:space="0" w:color="000000"/>
+          <w:bottom w:val="single" w:sz="8" w:space="0" w:color="000000"/>
+          <w:right w:val="single" w:sz="8" w:space="0" w:color="000000"/>
+          <w:insideH w:val="single" w:sz="8" w:space="0" w:color="000000"/>
+          <w:insideV w:val="single" w:sz="8" w:space="0" w:color="000000"/>
+        </w:tblBorders>
+        <w:tblLayout w:type="fixed"/>
+        <w:tblLook w:val="0600" w:firstRow="0" w:lastRow="0" w:firstColumn="0" w:lastColumn="0" w:noHBand="1" w:noVBand="1"/>
+      </w:tblPr>
+      <w:tblGrid>
+        <w:gridCol w:w="1872"/>
+        <w:gridCol w:w="1872"/>
+        <w:gridCol w:w="1872"/>
+        <w:gridCol w:w="1872"/>
+        <w:gridCol w:w="1872"/>
+      </w:tblGrid>
+      <w:tr>
+        <w:tc>
+          <w:tcPr>
+            <w:tcW w:w="1872" w:type="dxa"/>
+            <w:tcBorders>
+              <w:top w:val="single" w:sz="8" w:space="0" w:color="FFFFFF"/>
+              <w:left w:val="single" w:sz="8" w:space="0" w:color="FFFFFF"/>
+              <w:bottom w:val="single" w:sz="4" w:space="0" w:color="auto"/>
+              <w:right w:val="single" w:sz="8" w:space="0" w:color="FFFFFF"/>
+            </w:tcBorders>
+            <w:shd w:val="clear" w:color="auto" w:fill="auto"/>
+            <w:tcMar>
+              <w:top w:w="100" w:type="dxa"/>
+              <w:left w:w="100" w:type="dxa"/>
+              <w:bottom w:w="100" w:type="dxa"/>
+              <w:right w:w="100" w:type="dxa"/>
+            </w:tcMar>
+          </w:tcPr>
+          <w:p>
+            <w:pPr>
+              <w:widowControl w:val="0"/>
+              <w:spacing w:line="240" w:lineRule="auto"/>
+              <w:rPr>
+                <w:rFonts w:ascii="Consolas" w:eastAsiaTheme="minorHAnsi" w:hAnsi="Consolas" w:cs="Consolas"/>
+                <w:sz w:val="24"/>
+                <w:szCs w:val="24"/>
+              </w:rPr>
+            </w:pPr>
+            <w:r>
+              <w:rPr>
+                <w:rFonts w:ascii="Consolas" w:eastAsiaTheme="minorHAnsi" w:hAnsi="Consolas" w:cs="Consolas"/>
+                <w:sz w:val="24"/>
+                <w:szCs w:val="24"/>
+              </w:rPr>
+              <w:t>정답</w:t>
+            </w:r>
+            <w:r>
+              <w:rPr>
+                <w:rFonts w:ascii="Consolas" w:eastAsiaTheme="minorHAnsi" w:hAnsi="Consolas" w:cs="Consolas"/>
+                <w:sz w:val="24"/>
+                <w:szCs w:val="24"/>
+              </w:rPr>
+              <w:t xml:space="preserve">: </w:t>
+            </w:r>
+            <w:r>
+              <w:rPr>
+                <w:rFonts w:ascii="Consolas" w:eastAsiaTheme="minorHAnsi" w:hAnsi="Consolas" w:cs="Consolas"/>
+                <w:color w:val="FF0000"/>
+                <w:sz w:val="24"/>
+                <w:szCs w:val="24"/>
+              </w:rPr>
+              <w:t>840</w:t>
+            </w:r>
+          </w:p>
+        </w:tc>
+        <w:tc>
+          <w:tcPr>
+            <w:tcW w:w="1872" w:type="dxa"/>
+            <w:tcBorders>
+              <w:top w:val="single" w:sz="8" w:space="0" w:color="FFFFFF"/>
+              <w:left w:val="single" w:sz="8" w:space="0" w:color="FFFFFF"/>
+              <w:bottom w:val="single" w:sz="4" w:space="0" w:color="auto"/>
+              <w:right w:val="single" w:sz="8" w:space="0" w:color="FFFFFF"/>
+            </w:tcBorders>
+            <w:shd w:val="clear" w:color="auto" w:fill="auto"/>
+            <w:tcMar>
+              <w:top w:w="100" w:type="dxa"/>
+              <w:left w:w="100" w:type="dxa"/>
+              <w:bottom w:w="100" w:type="dxa"/>
+              <w:right w:w="100" w:type="dxa"/>
+            </w:tcMar>
+          </w:tcPr>
+          <w:p>
+            <w:pPr>
+              <w:widowControl w:val="0"/>
+              <w:spacing w:line="240" w:lineRule="auto"/>
+              <w:rPr>
+                <w:rFonts w:ascii="Consolas" w:eastAsiaTheme="minorHAnsi" w:hAnsi="Consolas" w:cs="Consolas"/>
+                <w:sz w:val="24"/>
+                <w:szCs w:val="24"/>
+              </w:rPr>
+            </w:pPr>
+          </w:p>
+        </w:tc>
+        <w:tc>
+          <w:tcPr>
+            <w:tcW w:w="1872" w:type="dxa"/>
+            <w:tcBorders>
+              <w:top w:val="single" w:sz="8" w:space="0" w:color="FFFFFF"/>
+              <w:left w:val="single" w:sz="8" w:space="0" w:color="FFFFFF"/>
+              <w:bottom w:val="single" w:sz="4" w:space="0" w:color="auto"/>
+              <w:right w:val="single" w:sz="8" w:space="0" w:color="FFFFFF"/>
+            </w:tcBorders>
+            <w:shd w:val="clear" w:color="auto" w:fill="auto"/>
+            <w:tcMar>
+              <w:top w:w="100" w:type="dxa"/>
+              <w:left w:w="100" w:type="dxa"/>
+              <w:bottom w:w="100" w:type="dxa"/>
+              <w:right w:w="100" w:type="dxa"/>
+            </w:tcMar>
+          </w:tcPr>
+          <w:p>
+            <w:pPr>
+              <w:widowControl w:val="0"/>
+              <w:spacing w:line="240" w:lineRule="auto"/>
+              <w:rPr>
+                <w:rFonts w:ascii="Consolas" w:eastAsiaTheme="minorHAnsi" w:hAnsi="Consolas" w:cs="Consolas"/>
+                <w:sz w:val="24"/>
+                <w:szCs w:val="24"/>
+              </w:rPr>
+            </w:pPr>
+          </w:p>
+        </w:tc>
+        <w:tc>
+          <w:tcPr>
+            <w:tcW w:w="1872" w:type="dxa"/>
+            <w:tcBorders>
+              <w:top w:val="single" w:sz="8" w:space="0" w:color="FFFFFF"/>
+              <w:left w:val="single" w:sz="8" w:space="0" w:color="FFFFFF"/>
+              <w:bottom w:val="single" w:sz="4" w:space="0" w:color="auto"/>
+              <w:right w:val="single" w:sz="8" w:space="0" w:color="FFFFFF"/>
+            </w:tcBorders>
+            <w:shd w:val="clear" w:color="auto" w:fill="auto"/>
+            <w:tcMar>
+              <w:top w:w="100" w:type="dxa"/>
+              <w:left w:w="100" w:type="dxa"/>
+              <w:bottom w:w="100" w:type="dxa"/>
+              <w:right w:w="100" w:type="dxa"/>
+            </w:tcMar>
+          </w:tcPr>
+          <w:p>
+            <w:pPr>
+              <w:widowControl w:val="0"/>
+              <w:spacing w:line="240" w:lineRule="auto"/>
+              <w:rPr>
+                <w:rFonts w:ascii="Consolas" w:eastAsiaTheme="minorHAnsi" w:hAnsi="Consolas" w:cs="Consolas"/>
+                <w:sz w:val="24"/>
+                <w:szCs w:val="24"/>
+              </w:rPr>
+            </w:pPr>
+          </w:p>
+        </w:tc>
+        <w:tc>
+          <w:tcPr>
+            <w:tcW w:w="1872" w:type="dxa"/>
+            <w:tcBorders>
+              <w:top w:val="single" w:sz="8" w:space="0" w:color="FFFFFF"/>
+              <w:left w:val="single" w:sz="8" w:space="0" w:color="FFFFFF"/>
+              <w:bottom w:val="single" w:sz="4" w:space="0" w:color="auto"/>
+              <w:right w:val="single" w:sz="8" w:space="0" w:color="FFFFFF"/>
+            </w:tcBorders>
+            <w:shd w:val="clear" w:color="auto" w:fill="auto"/>
+            <w:tcMar>
+              <w:top w:w="100" w:type="dxa"/>
+              <w:left w:w="100" w:type="dxa"/>
+              <w:bottom w:w="100" w:type="dxa"/>
+              <w:right w:w="100" w:type="dxa"/>
+            </w:tcMar>
+          </w:tcPr>
+          <w:p>
+            <w:pPr>
+              <w:widowControl w:val="0"/>
+              <w:spacing w:line="240" w:lineRule="auto"/>
+              <w:rPr>
+                <w:rFonts w:ascii="Consolas" w:eastAsiaTheme="minorHAnsi" w:hAnsi="Consolas" w:cs="Consolas"/>
+                <w:sz w:val="24"/>
+                <w:szCs w:val="24"/>
+              </w:rPr>
+            </w:pPr>
+          </w:p>
+        </w:tc>
+      </w:tr>
+    </w:tbl>
+    <w:p>
+      <w:pPr>
+        <w:rPr>
+          <w:rFonts w:ascii="Consolas" w:eastAsiaTheme="minorHAnsi" w:hAnsi="Consolas" w:cs="맑은 고딕"/>
+          <w:bCs/>
+          <w:color w:val="FF0000"/>
+          <w:sz w:val="24"/>
+          <w:szCs w:val="24"/>
+        </w:rPr>
+      </w:pPr>
     </w:p>
     <w:p>
       <w:pPr>
@@ -10599,8 +7942,9 @@
           <w:szCs w:val="24"/>
         </w:rPr>
       </w:pPr>
-      <w:proofErr w:type="gramStart"/>
-      <w:r>
+    </w:p>
+    <w:p>
+      <w:pPr>
         <w:rPr>
           <w:rFonts w:ascii="Consolas" w:eastAsiaTheme="minorHAnsi" w:hAnsi="Consolas" w:cs="맑은 고딕"/>
           <w:bCs/>
@@ -10608,9 +7952,10 @@
           <w:sz w:val="24"/>
           <w:szCs w:val="24"/>
         </w:rPr>
-        <w:t>정답</w:t>
-      </w:r>
-      <w:r>
+      </w:pPr>
+    </w:p>
+    <w:p>
+      <w:pPr>
         <w:rPr>
           <w:rFonts w:ascii="Consolas" w:eastAsiaTheme="minorHAnsi" w:hAnsi="Consolas" w:cs="맑은 고딕"/>
           <w:bCs/>
@@ -10618,20 +7963,21 @@
           <w:sz w:val="24"/>
           <w:szCs w:val="24"/>
         </w:rPr>
-        <w:t xml:space="preserve"> :</w:t>
-      </w:r>
-      <w:proofErr w:type="gramEnd"/>
-      <w:r>
-        <w:rPr>
-          <w:rFonts w:ascii="Consolas" w:eastAsiaTheme="minorHAnsi" w:hAnsi="Consolas" w:cs="맑은 고딕"/>
+      </w:pPr>
+    </w:p>
+    <w:p>
+      <w:pPr>
+        <w:rPr>
+          <w:rFonts w:ascii="Consolas" w:eastAsiaTheme="minorHAnsi" w:hAnsi="Consolas" w:cs="맑은 고딕" w:hint="eastAsia"/>
           <w:bCs/>
           <w:color w:val="FF0000"/>
           <w:sz w:val="24"/>
           <w:szCs w:val="24"/>
         </w:rPr>
-        <w:t xml:space="preserve"> </w:t>
-      </w:r>
-      <w:r>
+      </w:pPr>
+    </w:p>
+    <w:p>
+      <w:pPr>
         <w:rPr>
           <w:rFonts w:ascii="Consolas" w:eastAsiaTheme="minorHAnsi" w:hAnsi="Consolas" w:cs="맑은 고딕"/>
           <w:bCs/>
@@ -10639,8 +7985,7 @@
           <w:sz w:val="24"/>
           <w:szCs w:val="24"/>
         </w:rPr>
-        <w:t>1410</w:t>
-      </w:r>
+      </w:pPr>
     </w:p>
     <w:p>
       <w:pPr>
@@ -10733,7 +8078,7 @@
     <w:p>
       <w:pPr>
         <w:rPr>
-          <w:rFonts w:ascii="Consolas" w:eastAsiaTheme="minorHAnsi" w:hAnsi="Consolas" w:cs="맑은 고딕"/>
+          <w:rFonts w:ascii="Consolas" w:eastAsiaTheme="minorHAnsi" w:hAnsi="Consolas" w:cs="맑은 고딕" w:hint="eastAsia"/>
           <w:bCs/>
           <w:color w:val="FF0000"/>
           <w:sz w:val="24"/>
@@ -10744,72 +8089,6 @@
     <w:p>
       <w:pPr>
         <w:rPr>
-          <w:rFonts w:ascii="Consolas" w:eastAsiaTheme="minorHAnsi" w:hAnsi="Consolas" w:cs="맑은 고딕"/>
-          <w:bCs/>
-          <w:color w:val="FF0000"/>
-          <w:sz w:val="24"/>
-          <w:szCs w:val="24"/>
-        </w:rPr>
-      </w:pPr>
-    </w:p>
-    <w:p>
-      <w:pPr>
-        <w:rPr>
-          <w:rFonts w:ascii="Consolas" w:eastAsiaTheme="minorHAnsi" w:hAnsi="Consolas" w:cs="맑은 고딕"/>
-          <w:bCs/>
-          <w:color w:val="FF0000"/>
-          <w:sz w:val="24"/>
-          <w:szCs w:val="24"/>
-        </w:rPr>
-      </w:pPr>
-    </w:p>
-    <w:p>
-      <w:pPr>
-        <w:rPr>
-          <w:rFonts w:ascii="Consolas" w:eastAsiaTheme="minorHAnsi" w:hAnsi="Consolas" w:cs="맑은 고딕"/>
-          <w:bCs/>
-          <w:color w:val="FF0000"/>
-          <w:sz w:val="24"/>
-          <w:szCs w:val="24"/>
-        </w:rPr>
-      </w:pPr>
-    </w:p>
-    <w:p>
-      <w:pPr>
-        <w:rPr>
-          <w:rFonts w:ascii="Consolas" w:eastAsiaTheme="minorHAnsi" w:hAnsi="Consolas" w:cs="맑은 고딕"/>
-          <w:bCs/>
-          <w:color w:val="FF0000"/>
-          <w:sz w:val="24"/>
-          <w:szCs w:val="24"/>
-        </w:rPr>
-      </w:pPr>
-    </w:p>
-    <w:p>
-      <w:pPr>
-        <w:rPr>
-          <w:rFonts w:ascii="Consolas" w:eastAsiaTheme="minorHAnsi" w:hAnsi="Consolas" w:cs="맑은 고딕"/>
-          <w:bCs/>
-          <w:color w:val="FF0000"/>
-          <w:sz w:val="24"/>
-          <w:szCs w:val="24"/>
-        </w:rPr>
-      </w:pPr>
-    </w:p>
-    <w:p>
-      <w:pPr>
-        <w:rPr>
-          <w:rFonts w:ascii="Consolas" w:eastAsiaTheme="minorHAnsi" w:hAnsi="Consolas" w:cs="맑은 고딕"/>
-          <w:bCs/>
-          <w:color w:val="FF0000"/>
-          <w:sz w:val="24"/>
-          <w:szCs w:val="24"/>
-        </w:rPr>
-      </w:pPr>
-    </w:p>
-    <w:p>
-      <w:pPr>
-        <w:rPr>
           <w:rFonts w:ascii="Consolas" w:eastAsiaTheme="minorHAnsi" w:hAnsi="Consolas" w:cs="Consolas"/>
           <w:sz w:val="24"/>
           <w:szCs w:val="24"/>
@@ -10821,6 +8100,7 @@
           <w:sz w:val="24"/>
           <w:szCs w:val="24"/>
         </w:rPr>
+        <w:lastRenderedPageBreak/>
         <w:t>&lt;</w:t>
       </w:r>
       <w:proofErr w:type="spellStart"/>
@@ -10932,7 +8212,13 @@
         <w:rPr>
           <w:rFonts w:ascii="Consolas" w:eastAsiaTheme="minorHAnsi" w:hAnsi="Consolas" w:cs="Consolas" w:hint="eastAsia"/>
         </w:rPr>
-        <w:t>, 7</w:t>
+        <w:t xml:space="preserve">, </w:t>
+      </w:r>
+      <w:r>
+        <w:rPr>
+          <w:rFonts w:ascii="Consolas" w:eastAsiaTheme="minorHAnsi" w:hAnsi="Consolas" w:cs="Consolas"/>
+        </w:rPr>
+        <w:t>9</w:t>
       </w:r>
       <w:r>
         <w:rPr>
@@ -11180,7 +8466,13 @@
         <w:rPr>
           <w:rFonts w:ascii="Consolas" w:eastAsiaTheme="minorHAnsi" w:hAnsi="Consolas" w:cs="Consolas" w:hint="eastAsia"/>
         </w:rPr>
-        <w:t>, 10</w:t>
+        <w:t>, 1</w:t>
+      </w:r>
+      <w:r>
+        <w:rPr>
+          <w:rFonts w:ascii="Consolas" w:eastAsiaTheme="minorHAnsi" w:hAnsi="Consolas" w:cs="Consolas"/>
+        </w:rPr>
+        <w:t>3</w:t>
       </w:r>
       <w:r>
         <w:rPr>
@@ -11228,7 +8520,13 @@
         <w:rPr>
           <w:rFonts w:ascii="Consolas" w:eastAsiaTheme="minorHAnsi" w:hAnsi="Consolas" w:cs="Consolas" w:hint="eastAsia"/>
         </w:rPr>
-        <w:t xml:space="preserve"> 7</w:t>
+        <w:t xml:space="preserve"> </w:t>
+      </w:r>
+      <w:r>
+        <w:rPr>
+          <w:rFonts w:ascii="Consolas" w:eastAsiaTheme="minorHAnsi" w:hAnsi="Consolas" w:cs="Consolas"/>
+        </w:rPr>
+        <w:t>9</w:t>
       </w:r>
       <w:r>
         <w:rPr>
@@ -11666,292 +8964,2425 @@
           <w:rFonts w:ascii="Consolas" w:eastAsiaTheme="minorHAnsi" w:hAnsi="Consolas" w:cs="Consolas"/>
         </w:rPr>
       </w:pPr>
+      <w:r>
+        <w:rPr>
+          <w:rFonts w:ascii="Consolas" w:eastAsiaTheme="minorHAnsi" w:hAnsi="Consolas" w:cs="Consolas" w:hint="eastAsia"/>
+        </w:rPr>
+        <w:t xml:space="preserve">1 </w:t>
+      </w:r>
+      <w:r>
+        <w:rPr>
+          <w:rFonts w:ascii="Consolas" w:eastAsiaTheme="minorHAnsi" w:hAnsi="Consolas" w:cs="Consolas" w:hint="eastAsia"/>
+        </w:rPr>
+        <w:t>이상</w:t>
+      </w:r>
+      <w:r>
+        <w:rPr>
+          <w:rFonts w:ascii="Consolas" w:eastAsiaTheme="minorHAnsi" w:hAnsi="Consolas" w:cs="Consolas" w:hint="eastAsia"/>
+        </w:rPr>
+        <w:t xml:space="preserve"> 42 </w:t>
+      </w:r>
+      <w:r>
+        <w:rPr>
+          <w:rFonts w:ascii="Consolas" w:eastAsiaTheme="minorHAnsi" w:hAnsi="Consolas" w:cs="Consolas" w:hint="eastAsia"/>
+        </w:rPr>
+        <w:t>이하의</w:t>
+      </w:r>
+      <w:r>
+        <w:rPr>
+          <w:rFonts w:ascii="Consolas" w:eastAsiaTheme="minorHAnsi" w:hAnsi="Consolas" w:cs="Consolas" w:hint="eastAsia"/>
+        </w:rPr>
+        <w:t xml:space="preserve"> </w:t>
+      </w:r>
+      <w:r>
+        <w:rPr>
+          <w:rFonts w:ascii="Consolas" w:eastAsiaTheme="minorHAnsi" w:hAnsi="Consolas" w:cs="Consolas" w:hint="eastAsia"/>
+        </w:rPr>
+        <w:t>자연수</w:t>
+      </w:r>
+      <w:r>
+        <w:rPr>
+          <w:rFonts w:ascii="Consolas" w:eastAsiaTheme="minorHAnsi" w:hAnsi="Consolas" w:cs="Consolas" w:hint="eastAsia"/>
+        </w:rPr>
+        <w:t xml:space="preserve"> n </w:t>
+      </w:r>
+      <w:r>
+        <w:rPr>
+          <w:rFonts w:ascii="Consolas" w:eastAsiaTheme="minorHAnsi" w:hAnsi="Consolas" w:cs="Consolas" w:hint="eastAsia"/>
+        </w:rPr>
+        <w:t>가운데</w:t>
+      </w:r>
+      <w:r>
+        <w:rPr>
+          <w:rFonts w:ascii="Consolas" w:eastAsiaTheme="minorHAnsi" w:hAnsi="Consolas" w:cs="Consolas" w:hint="eastAsia"/>
+        </w:rPr>
+        <w:t xml:space="preserve">, </w:t>
+      </w:r>
+      <w:r>
+        <w:rPr>
+          <w:rFonts w:ascii="Consolas" w:eastAsiaTheme="minorHAnsi" w:hAnsi="Consolas" w:cs="Consolas" w:hint="eastAsia"/>
+        </w:rPr>
+        <w:t>위의</w:t>
+      </w:r>
+      <w:r>
+        <w:rPr>
+          <w:rFonts w:ascii="Consolas" w:eastAsiaTheme="minorHAnsi" w:hAnsi="Consolas" w:cs="Consolas" w:hint="eastAsia"/>
+        </w:rPr>
+        <w:t xml:space="preserve"> </w:t>
+      </w:r>
+      <w:r>
+        <w:rPr>
+          <w:rFonts w:ascii="Consolas" w:eastAsiaTheme="minorHAnsi" w:hAnsi="Consolas" w:cs="Consolas" w:hint="eastAsia"/>
+        </w:rPr>
+        <w:t>방식대로</w:t>
+      </w:r>
+      <w:r>
+        <w:rPr>
+          <w:rFonts w:ascii="Consolas" w:eastAsiaTheme="minorHAnsi" w:hAnsi="Consolas" w:cs="Consolas" w:hint="eastAsia"/>
+        </w:rPr>
+        <w:t xml:space="preserve"> n</w:t>
+      </w:r>
+      <w:r>
+        <w:rPr>
+          <w:rFonts w:ascii="Consolas" w:eastAsiaTheme="minorHAnsi" w:hAnsi="Consolas" w:cs="Consolas" w:hint="eastAsia"/>
+        </w:rPr>
+        <w:t>원을</w:t>
+      </w:r>
+      <w:r>
+        <w:rPr>
+          <w:rFonts w:ascii="Consolas" w:eastAsiaTheme="minorHAnsi" w:hAnsi="Consolas" w:cs="Consolas" w:hint="eastAsia"/>
+        </w:rPr>
+        <w:t xml:space="preserve"> </w:t>
+      </w:r>
+      <w:r>
+        <w:rPr>
+          <w:rFonts w:ascii="Consolas" w:eastAsiaTheme="minorHAnsi" w:hAnsi="Consolas" w:cs="Consolas" w:hint="eastAsia"/>
+        </w:rPr>
+        <w:t>낼</w:t>
+      </w:r>
+      <w:r>
+        <w:rPr>
+          <w:rFonts w:ascii="Consolas" w:eastAsiaTheme="minorHAnsi" w:hAnsi="Consolas" w:cs="Consolas" w:hint="eastAsia"/>
+        </w:rPr>
+        <w:t xml:space="preserve"> </w:t>
+      </w:r>
+      <w:r>
+        <w:rPr>
+          <w:rFonts w:ascii="Consolas" w:eastAsiaTheme="minorHAnsi" w:hAnsi="Consolas" w:cs="Consolas" w:hint="eastAsia"/>
+        </w:rPr>
+        <w:t>수</w:t>
+      </w:r>
+      <w:r>
+        <w:rPr>
+          <w:rFonts w:ascii="Consolas" w:eastAsiaTheme="minorHAnsi" w:hAnsi="Consolas" w:cs="Consolas" w:hint="eastAsia"/>
+        </w:rPr>
+        <w:t xml:space="preserve"> </w:t>
+      </w:r>
+      <w:r>
+        <w:rPr>
+          <w:rFonts w:ascii="Consolas" w:eastAsiaTheme="minorHAnsi" w:hAnsi="Consolas" w:cs="Consolas" w:hint="eastAsia"/>
+        </w:rPr>
+        <w:t>있는</w:t>
+      </w:r>
+      <w:r>
+        <w:rPr>
+          <w:rFonts w:ascii="Consolas" w:eastAsiaTheme="minorHAnsi" w:hAnsi="Consolas" w:cs="Consolas" w:hint="eastAsia"/>
+        </w:rPr>
+        <w:t xml:space="preserve"> </w:t>
+      </w:r>
+      <w:r>
+        <w:rPr>
+          <w:rFonts w:ascii="Consolas" w:eastAsiaTheme="minorHAnsi" w:hAnsi="Consolas" w:cs="Consolas" w:hint="eastAsia"/>
+        </w:rPr>
+        <w:t>경우는</w:t>
+      </w:r>
+      <w:r>
+        <w:rPr>
+          <w:rFonts w:ascii="Consolas" w:eastAsiaTheme="minorHAnsi" w:hAnsi="Consolas" w:cs="Consolas" w:hint="eastAsia"/>
+        </w:rPr>
+        <w:t xml:space="preserve"> </w:t>
+      </w:r>
+      <w:r>
+        <w:rPr>
+          <w:rFonts w:ascii="Consolas" w:eastAsiaTheme="minorHAnsi" w:hAnsi="Consolas" w:cs="Consolas" w:hint="eastAsia"/>
+        </w:rPr>
+        <w:t>몇</w:t>
+      </w:r>
+      <w:r>
+        <w:rPr>
+          <w:rFonts w:ascii="Consolas" w:eastAsiaTheme="minorHAnsi" w:hAnsi="Consolas" w:cs="Consolas" w:hint="eastAsia"/>
+        </w:rPr>
+        <w:t xml:space="preserve"> </w:t>
+      </w:r>
+      <w:r>
+        <w:rPr>
+          <w:rFonts w:ascii="Consolas" w:eastAsiaTheme="minorHAnsi" w:hAnsi="Consolas" w:cs="Consolas" w:hint="eastAsia"/>
+        </w:rPr>
+        <w:t>가지인가</w:t>
+      </w:r>
+      <w:r>
+        <w:rPr>
+          <w:rFonts w:ascii="Consolas" w:eastAsiaTheme="minorHAnsi" w:hAnsi="Consolas" w:cs="Consolas" w:hint="eastAsia"/>
+        </w:rPr>
+        <w:t>?</w:t>
+      </w:r>
+      <w:r>
+        <w:rPr>
+          <w:rFonts w:ascii="Consolas" w:eastAsiaTheme="minorHAnsi" w:hAnsi="Consolas" w:cs="Consolas"/>
+        </w:rPr>
+        <w:t xml:space="preserve"> </w:t>
+      </w:r>
+      <w:r>
+        <w:rPr>
+          <w:rFonts w:ascii="Consolas" w:eastAsiaTheme="minorHAnsi" w:hAnsi="Consolas" w:cs="Consolas"/>
+        </w:rPr>
+        <w:t>(</w:t>
+      </w:r>
+      <w:r>
+        <w:rPr>
+          <w:rFonts w:ascii="Consolas" w:eastAsiaTheme="minorHAnsi" w:hAnsi="Consolas" w:cs="Consolas"/>
+        </w:rPr>
+        <w:t>중등</w:t>
+      </w:r>
+      <w:r>
+        <w:rPr>
+          <w:rFonts w:ascii="Consolas" w:eastAsiaTheme="minorHAnsi" w:hAnsi="Consolas" w:cs="Consolas"/>
+        </w:rPr>
+        <w:t xml:space="preserve"> 202</w:t>
+      </w:r>
+      <w:r>
+        <w:rPr>
+          <w:rFonts w:ascii="Consolas" w:eastAsiaTheme="minorHAnsi" w:hAnsi="Consolas" w:cs="Consolas"/>
+        </w:rPr>
+        <w:t>4</w:t>
+      </w:r>
+      <w:r>
+        <w:rPr>
+          <w:rFonts w:ascii="Consolas" w:eastAsiaTheme="minorHAnsi" w:hAnsi="Consolas" w:cs="Consolas"/>
+        </w:rPr>
+        <w:t>년도</w:t>
+      </w:r>
+      <w:r>
+        <w:rPr>
+          <w:rFonts w:ascii="Consolas" w:eastAsiaTheme="minorHAnsi" w:hAnsi="Consolas" w:cs="Consolas"/>
+        </w:rPr>
+        <w:t xml:space="preserve"> 11</w:t>
+      </w:r>
+      <w:r>
+        <w:rPr>
+          <w:rFonts w:ascii="Consolas" w:eastAsiaTheme="minorHAnsi" w:hAnsi="Consolas" w:cs="Consolas"/>
+        </w:rPr>
+        <w:t>번</w:t>
+      </w:r>
+      <w:r>
+        <w:rPr>
+          <w:rFonts w:ascii="Consolas" w:eastAsiaTheme="minorHAnsi" w:hAnsi="Consolas" w:cs="Consolas" w:hint="eastAsia"/>
+          <w:lang w:eastAsia="ko-KR"/>
+        </w:rPr>
+        <w:t xml:space="preserve"> </w:t>
+      </w:r>
+      <w:r>
+        <w:rPr>
+          <w:rFonts w:ascii="Consolas" w:eastAsiaTheme="minorHAnsi" w:hAnsi="Consolas" w:cs="Consolas" w:hint="eastAsia"/>
+          <w:lang w:eastAsia="ko-KR"/>
+        </w:rPr>
+        <w:t>변형</w:t>
+      </w:r>
+      <w:r>
+        <w:rPr>
+          <w:rFonts w:ascii="Consolas" w:eastAsiaTheme="minorHAnsi" w:hAnsi="Consolas" w:cs="Consolas"/>
+        </w:rPr>
+        <w:t>)</w:t>
+      </w:r>
+    </w:p>
+    <w:tbl>
+      <w:tblPr>
+        <w:tblW w:w="9360" w:type="dxa"/>
+        <w:tblBorders>
+          <w:top w:val="single" w:sz="8" w:space="0" w:color="000000"/>
+          <w:left w:val="single" w:sz="8" w:space="0" w:color="000000"/>
+          <w:bottom w:val="single" w:sz="8" w:space="0" w:color="000000"/>
+          <w:right w:val="single" w:sz="8" w:space="0" w:color="000000"/>
+          <w:insideH w:val="single" w:sz="8" w:space="0" w:color="000000"/>
+          <w:insideV w:val="single" w:sz="8" w:space="0" w:color="000000"/>
+        </w:tblBorders>
+        <w:tblLayout w:type="fixed"/>
+        <w:tblLook w:val="0600" w:firstRow="0" w:lastRow="0" w:firstColumn="0" w:lastColumn="0" w:noHBand="1" w:noVBand="1"/>
+      </w:tblPr>
+      <w:tblGrid>
+        <w:gridCol w:w="1872"/>
+        <w:gridCol w:w="1872"/>
+        <w:gridCol w:w="1872"/>
+        <w:gridCol w:w="1872"/>
+        <w:gridCol w:w="1872"/>
+      </w:tblGrid>
+      <w:tr>
+        <w:tc>
+          <w:tcPr>
+            <w:tcW w:w="1872" w:type="dxa"/>
+            <w:tcBorders>
+              <w:top w:val="single" w:sz="8" w:space="0" w:color="FFFFFF"/>
+              <w:left w:val="single" w:sz="8" w:space="0" w:color="FFFFFF"/>
+              <w:bottom w:val="single" w:sz="4" w:space="0" w:color="auto"/>
+              <w:right w:val="single" w:sz="8" w:space="0" w:color="FFFFFF"/>
+            </w:tcBorders>
+            <w:shd w:val="clear" w:color="auto" w:fill="auto"/>
+            <w:tcMar>
+              <w:top w:w="100" w:type="dxa"/>
+              <w:left w:w="100" w:type="dxa"/>
+              <w:bottom w:w="100" w:type="dxa"/>
+              <w:right w:w="100" w:type="dxa"/>
+            </w:tcMar>
+          </w:tcPr>
+          <w:p>
+            <w:pPr>
+              <w:widowControl w:val="0"/>
+              <w:spacing w:line="240" w:lineRule="auto"/>
+              <w:rPr>
+                <w:rFonts w:ascii="Consolas" w:eastAsiaTheme="minorHAnsi" w:hAnsi="Consolas" w:cs="Consolas"/>
+                <w:sz w:val="24"/>
+                <w:szCs w:val="24"/>
+              </w:rPr>
+            </w:pPr>
+            <w:r>
+              <w:rPr>
+                <w:rFonts w:ascii="Consolas" w:eastAsiaTheme="minorHAnsi" w:hAnsi="Consolas" w:cs="Consolas"/>
+                <w:sz w:val="24"/>
+                <w:szCs w:val="24"/>
+              </w:rPr>
+              <w:t>정답</w:t>
+            </w:r>
+            <w:r>
+              <w:rPr>
+                <w:rFonts w:ascii="Consolas" w:eastAsiaTheme="minorHAnsi" w:hAnsi="Consolas" w:cs="Consolas"/>
+                <w:sz w:val="24"/>
+                <w:szCs w:val="24"/>
+              </w:rPr>
+              <w:t xml:space="preserve">: </w:t>
+            </w:r>
+            <w:r>
+              <w:rPr>
+                <w:rFonts w:ascii="Consolas" w:eastAsiaTheme="minorHAnsi" w:hAnsi="Consolas" w:cs="Consolas"/>
+                <w:color w:val="FF0000"/>
+                <w:sz w:val="24"/>
+                <w:szCs w:val="24"/>
+              </w:rPr>
+              <w:t>3</w:t>
+            </w:r>
+            <w:r>
+              <w:rPr>
+                <w:rFonts w:ascii="Consolas" w:eastAsiaTheme="minorHAnsi" w:hAnsi="Consolas" w:cs="Consolas"/>
+                <w:color w:val="FF0000"/>
+                <w:sz w:val="24"/>
+                <w:szCs w:val="24"/>
+              </w:rPr>
+              <w:t>8</w:t>
+            </w:r>
+          </w:p>
+        </w:tc>
+        <w:tc>
+          <w:tcPr>
+            <w:tcW w:w="1872" w:type="dxa"/>
+            <w:tcBorders>
+              <w:top w:val="single" w:sz="8" w:space="0" w:color="FFFFFF"/>
+              <w:left w:val="single" w:sz="8" w:space="0" w:color="FFFFFF"/>
+              <w:bottom w:val="single" w:sz="4" w:space="0" w:color="auto"/>
+              <w:right w:val="single" w:sz="8" w:space="0" w:color="FFFFFF"/>
+            </w:tcBorders>
+            <w:shd w:val="clear" w:color="auto" w:fill="auto"/>
+            <w:tcMar>
+              <w:top w:w="100" w:type="dxa"/>
+              <w:left w:w="100" w:type="dxa"/>
+              <w:bottom w:w="100" w:type="dxa"/>
+              <w:right w:w="100" w:type="dxa"/>
+            </w:tcMar>
+          </w:tcPr>
+          <w:p>
+            <w:pPr>
+              <w:widowControl w:val="0"/>
+              <w:spacing w:line="240" w:lineRule="auto"/>
+              <w:rPr>
+                <w:rFonts w:ascii="Consolas" w:eastAsiaTheme="minorHAnsi" w:hAnsi="Consolas" w:cs="Consolas"/>
+                <w:sz w:val="24"/>
+                <w:szCs w:val="24"/>
+              </w:rPr>
+            </w:pPr>
+          </w:p>
+        </w:tc>
+        <w:tc>
+          <w:tcPr>
+            <w:tcW w:w="1872" w:type="dxa"/>
+            <w:tcBorders>
+              <w:top w:val="single" w:sz="8" w:space="0" w:color="FFFFFF"/>
+              <w:left w:val="single" w:sz="8" w:space="0" w:color="FFFFFF"/>
+              <w:bottom w:val="single" w:sz="4" w:space="0" w:color="auto"/>
+              <w:right w:val="single" w:sz="8" w:space="0" w:color="FFFFFF"/>
+            </w:tcBorders>
+            <w:shd w:val="clear" w:color="auto" w:fill="auto"/>
+            <w:tcMar>
+              <w:top w:w="100" w:type="dxa"/>
+              <w:left w:w="100" w:type="dxa"/>
+              <w:bottom w:w="100" w:type="dxa"/>
+              <w:right w:w="100" w:type="dxa"/>
+            </w:tcMar>
+          </w:tcPr>
+          <w:p>
+            <w:pPr>
+              <w:widowControl w:val="0"/>
+              <w:spacing w:line="240" w:lineRule="auto"/>
+              <w:rPr>
+                <w:rFonts w:ascii="Consolas" w:eastAsiaTheme="minorHAnsi" w:hAnsi="Consolas" w:cs="Consolas"/>
+                <w:sz w:val="24"/>
+                <w:szCs w:val="24"/>
+              </w:rPr>
+            </w:pPr>
+          </w:p>
+        </w:tc>
+        <w:tc>
+          <w:tcPr>
+            <w:tcW w:w="1872" w:type="dxa"/>
+            <w:tcBorders>
+              <w:top w:val="single" w:sz="8" w:space="0" w:color="FFFFFF"/>
+              <w:left w:val="single" w:sz="8" w:space="0" w:color="FFFFFF"/>
+              <w:bottom w:val="single" w:sz="4" w:space="0" w:color="auto"/>
+              <w:right w:val="single" w:sz="8" w:space="0" w:color="FFFFFF"/>
+            </w:tcBorders>
+            <w:shd w:val="clear" w:color="auto" w:fill="auto"/>
+            <w:tcMar>
+              <w:top w:w="100" w:type="dxa"/>
+              <w:left w:w="100" w:type="dxa"/>
+              <w:bottom w:w="100" w:type="dxa"/>
+              <w:right w:w="100" w:type="dxa"/>
+            </w:tcMar>
+          </w:tcPr>
+          <w:p>
+            <w:pPr>
+              <w:widowControl w:val="0"/>
+              <w:spacing w:line="240" w:lineRule="auto"/>
+              <w:rPr>
+                <w:rFonts w:ascii="Consolas" w:eastAsiaTheme="minorHAnsi" w:hAnsi="Consolas" w:cs="Consolas"/>
+                <w:sz w:val="24"/>
+                <w:szCs w:val="24"/>
+              </w:rPr>
+            </w:pPr>
+          </w:p>
+        </w:tc>
+        <w:tc>
+          <w:tcPr>
+            <w:tcW w:w="1872" w:type="dxa"/>
+            <w:tcBorders>
+              <w:top w:val="single" w:sz="8" w:space="0" w:color="FFFFFF"/>
+              <w:left w:val="single" w:sz="8" w:space="0" w:color="FFFFFF"/>
+              <w:bottom w:val="single" w:sz="4" w:space="0" w:color="auto"/>
+              <w:right w:val="single" w:sz="8" w:space="0" w:color="FFFFFF"/>
+            </w:tcBorders>
+            <w:shd w:val="clear" w:color="auto" w:fill="auto"/>
+            <w:tcMar>
+              <w:top w:w="100" w:type="dxa"/>
+              <w:left w:w="100" w:type="dxa"/>
+              <w:bottom w:w="100" w:type="dxa"/>
+              <w:right w:w="100" w:type="dxa"/>
+            </w:tcMar>
+          </w:tcPr>
+          <w:p>
+            <w:pPr>
+              <w:widowControl w:val="0"/>
+              <w:spacing w:line="240" w:lineRule="auto"/>
+              <w:rPr>
+                <w:rFonts w:ascii="Consolas" w:eastAsiaTheme="minorHAnsi" w:hAnsi="Consolas" w:cs="Consolas"/>
+                <w:sz w:val="24"/>
+                <w:szCs w:val="24"/>
+              </w:rPr>
+            </w:pPr>
+          </w:p>
+        </w:tc>
+      </w:tr>
+    </w:tbl>
+    <w:p>
+      <w:pPr>
+        <w:rPr>
+          <w:rFonts w:ascii="Consolas" w:eastAsiaTheme="minorHAnsi" w:hAnsi="Consolas" w:cs="Consolas"/>
+          <w:sz w:val="24"/>
+          <w:szCs w:val="24"/>
+        </w:rPr>
+      </w:pPr>
     </w:p>
     <w:p>
       <w:pPr>
-        <w:pStyle w:val="ab"/>
         <w:rPr>
           <w:rFonts w:ascii="Consolas" w:eastAsiaTheme="minorHAnsi" w:hAnsi="Consolas" w:cs="Consolas"/>
-        </w:rPr>
-      </w:pPr>
-      <w:r>
-        <w:rPr>
-          <w:rFonts w:ascii="Consolas" w:eastAsiaTheme="minorHAnsi" w:hAnsi="Consolas" w:cs="Consolas" w:hint="eastAsia"/>
-        </w:rPr>
-        <w:t xml:space="preserve">1 </w:t>
-      </w:r>
-      <w:r>
-        <w:rPr>
-          <w:rFonts w:ascii="Consolas" w:eastAsiaTheme="minorHAnsi" w:hAnsi="Consolas" w:cs="Consolas" w:hint="eastAsia"/>
-        </w:rPr>
-        <w:t>이상</w:t>
-      </w:r>
-      <w:r>
-        <w:rPr>
-          <w:rFonts w:ascii="Consolas" w:eastAsiaTheme="minorHAnsi" w:hAnsi="Consolas" w:cs="Consolas" w:hint="eastAsia"/>
-        </w:rPr>
-        <w:t xml:space="preserve"> 42 </w:t>
-      </w:r>
-      <w:r>
-        <w:rPr>
-          <w:rFonts w:ascii="Consolas" w:eastAsiaTheme="minorHAnsi" w:hAnsi="Consolas" w:cs="Consolas" w:hint="eastAsia"/>
-        </w:rPr>
-        <w:t>이하의</w:t>
-      </w:r>
-      <w:r>
-        <w:rPr>
-          <w:rFonts w:ascii="Consolas" w:eastAsiaTheme="minorHAnsi" w:hAnsi="Consolas" w:cs="Consolas" w:hint="eastAsia"/>
-        </w:rPr>
-        <w:t xml:space="preserve"> </w:t>
-      </w:r>
-      <w:r>
-        <w:rPr>
-          <w:rFonts w:ascii="Consolas" w:eastAsiaTheme="minorHAnsi" w:hAnsi="Consolas" w:cs="Consolas" w:hint="eastAsia"/>
-        </w:rPr>
-        <w:t>자연수</w:t>
-      </w:r>
-      <w:r>
-        <w:rPr>
-          <w:rFonts w:ascii="Consolas" w:eastAsiaTheme="minorHAnsi" w:hAnsi="Consolas" w:cs="Consolas" w:hint="eastAsia"/>
-        </w:rPr>
-        <w:t xml:space="preserve"> n </w:t>
-      </w:r>
-      <w:r>
-        <w:rPr>
-          <w:rFonts w:ascii="Consolas" w:eastAsiaTheme="minorHAnsi" w:hAnsi="Consolas" w:cs="Consolas" w:hint="eastAsia"/>
-        </w:rPr>
-        <w:t>가운데</w:t>
-      </w:r>
-      <w:r>
-        <w:rPr>
-          <w:rFonts w:ascii="Consolas" w:eastAsiaTheme="minorHAnsi" w:hAnsi="Consolas" w:cs="Consolas" w:hint="eastAsia"/>
-        </w:rPr>
-        <w:t xml:space="preserve">, </w:t>
-      </w:r>
-      <w:r>
-        <w:rPr>
-          <w:rFonts w:ascii="Consolas" w:eastAsiaTheme="minorHAnsi" w:hAnsi="Consolas" w:cs="Consolas" w:hint="eastAsia"/>
-        </w:rPr>
-        <w:t>위의</w:t>
-      </w:r>
-      <w:r>
-        <w:rPr>
-          <w:rFonts w:ascii="Consolas" w:eastAsiaTheme="minorHAnsi" w:hAnsi="Consolas" w:cs="Consolas" w:hint="eastAsia"/>
-        </w:rPr>
-        <w:t xml:space="preserve"> </w:t>
-      </w:r>
-      <w:r>
-        <w:rPr>
-          <w:rFonts w:ascii="Consolas" w:eastAsiaTheme="minorHAnsi" w:hAnsi="Consolas" w:cs="Consolas" w:hint="eastAsia"/>
-        </w:rPr>
-        <w:t>방식대로</w:t>
-      </w:r>
-      <w:r>
-        <w:rPr>
-          <w:rFonts w:ascii="Consolas" w:eastAsiaTheme="minorHAnsi" w:hAnsi="Consolas" w:cs="Consolas" w:hint="eastAsia"/>
-        </w:rPr>
-        <w:t xml:space="preserve"> n</w:t>
-      </w:r>
-      <w:r>
-        <w:rPr>
-          <w:rFonts w:ascii="Consolas" w:eastAsiaTheme="minorHAnsi" w:hAnsi="Consolas" w:cs="Consolas" w:hint="eastAsia"/>
-        </w:rPr>
-        <w:t>원을</w:t>
-      </w:r>
-      <w:r>
-        <w:rPr>
-          <w:rFonts w:ascii="Consolas" w:eastAsiaTheme="minorHAnsi" w:hAnsi="Consolas" w:cs="Consolas" w:hint="eastAsia"/>
-        </w:rPr>
-        <w:t xml:space="preserve"> </w:t>
-      </w:r>
-      <w:r>
-        <w:rPr>
-          <w:rFonts w:ascii="Consolas" w:eastAsiaTheme="minorHAnsi" w:hAnsi="Consolas" w:cs="Consolas" w:hint="eastAsia"/>
-        </w:rPr>
-        <w:t>낼</w:t>
-      </w:r>
-      <w:r>
-        <w:rPr>
-          <w:rFonts w:ascii="Consolas" w:eastAsiaTheme="minorHAnsi" w:hAnsi="Consolas" w:cs="Consolas" w:hint="eastAsia"/>
-        </w:rPr>
-        <w:t xml:space="preserve"> </w:t>
-      </w:r>
-      <w:r>
-        <w:rPr>
-          <w:rFonts w:ascii="Consolas" w:eastAsiaTheme="minorHAnsi" w:hAnsi="Consolas" w:cs="Consolas" w:hint="eastAsia"/>
-        </w:rPr>
-        <w:t>수</w:t>
-      </w:r>
-      <w:r>
-        <w:rPr>
-          <w:rFonts w:ascii="Consolas" w:eastAsiaTheme="minorHAnsi" w:hAnsi="Consolas" w:cs="Consolas" w:hint="eastAsia"/>
-        </w:rPr>
-        <w:t xml:space="preserve"> </w:t>
-      </w:r>
-      <w:r>
-        <w:rPr>
-          <w:rFonts w:ascii="Consolas" w:eastAsiaTheme="minorHAnsi" w:hAnsi="Consolas" w:cs="Consolas" w:hint="eastAsia"/>
-        </w:rPr>
-        <w:t>있는</w:t>
-      </w:r>
-      <w:r>
-        <w:rPr>
-          <w:rFonts w:ascii="Consolas" w:eastAsiaTheme="minorHAnsi" w:hAnsi="Consolas" w:cs="Consolas" w:hint="eastAsia"/>
-        </w:rPr>
-        <w:t xml:space="preserve"> </w:t>
-      </w:r>
-      <w:r>
-        <w:rPr>
-          <w:rFonts w:ascii="Consolas" w:eastAsiaTheme="minorHAnsi" w:hAnsi="Consolas" w:cs="Consolas" w:hint="eastAsia"/>
-        </w:rPr>
-        <w:t>경우는</w:t>
-      </w:r>
-      <w:r>
-        <w:rPr>
-          <w:rFonts w:ascii="Consolas" w:eastAsiaTheme="minorHAnsi" w:hAnsi="Consolas" w:cs="Consolas" w:hint="eastAsia"/>
-        </w:rPr>
-        <w:t xml:space="preserve"> </w:t>
-      </w:r>
-      <w:r>
-        <w:rPr>
-          <w:rFonts w:ascii="Consolas" w:eastAsiaTheme="minorHAnsi" w:hAnsi="Consolas" w:cs="Consolas" w:hint="eastAsia"/>
-        </w:rPr>
-        <w:t>몇</w:t>
-      </w:r>
-      <w:r>
-        <w:rPr>
-          <w:rFonts w:ascii="Consolas" w:eastAsiaTheme="minorHAnsi" w:hAnsi="Consolas" w:cs="Consolas" w:hint="eastAsia"/>
-        </w:rPr>
-        <w:t xml:space="preserve"> </w:t>
-      </w:r>
-      <w:r>
-        <w:rPr>
-          <w:rFonts w:ascii="Consolas" w:eastAsiaTheme="minorHAnsi" w:hAnsi="Consolas" w:cs="Consolas" w:hint="eastAsia"/>
-        </w:rPr>
-        <w:t>가지인가</w:t>
-      </w:r>
-      <w:r>
-        <w:rPr>
-          <w:rFonts w:ascii="Consolas" w:eastAsiaTheme="minorHAnsi" w:hAnsi="Consolas" w:cs="Consolas" w:hint="eastAsia"/>
-        </w:rPr>
-        <w:t>?</w:t>
-      </w:r>
-      <w:r>
-        <w:rPr>
-          <w:rFonts w:ascii="Consolas" w:eastAsiaTheme="minorHAnsi" w:hAnsi="Consolas" w:cs="Consolas"/>
-        </w:rPr>
-        <w:t xml:space="preserve"> </w:t>
-      </w:r>
-      <w:r>
-        <w:rPr>
-          <w:rFonts w:ascii="Consolas" w:eastAsiaTheme="minorHAnsi" w:hAnsi="Consolas" w:cs="Consolas"/>
-        </w:rPr>
-        <w:t>(</w:t>
-      </w:r>
-      <w:r>
-        <w:rPr>
-          <w:rFonts w:ascii="Consolas" w:eastAsiaTheme="minorHAnsi" w:hAnsi="Consolas" w:cs="Consolas"/>
-        </w:rPr>
-        <w:t>중등</w:t>
-      </w:r>
-      <w:r>
-        <w:rPr>
-          <w:rFonts w:ascii="Consolas" w:eastAsiaTheme="minorHAnsi" w:hAnsi="Consolas" w:cs="Consolas"/>
-        </w:rPr>
-        <w:t xml:space="preserve"> 202</w:t>
-      </w:r>
-      <w:r>
-        <w:rPr>
-          <w:rFonts w:ascii="Consolas" w:eastAsiaTheme="minorHAnsi" w:hAnsi="Consolas" w:cs="Consolas"/>
-        </w:rPr>
-        <w:t>4</w:t>
-      </w:r>
-      <w:r>
-        <w:rPr>
-          <w:rFonts w:ascii="Consolas" w:eastAsiaTheme="minorHAnsi" w:hAnsi="Consolas" w:cs="Consolas"/>
-        </w:rPr>
-        <w:t>년도</w:t>
-      </w:r>
-      <w:r>
-        <w:rPr>
-          <w:rFonts w:ascii="Consolas" w:eastAsiaTheme="minorHAnsi" w:hAnsi="Consolas" w:cs="Consolas"/>
-        </w:rPr>
-        <w:t xml:space="preserve"> 11</w:t>
-      </w:r>
-      <w:r>
-        <w:rPr>
-          <w:rFonts w:ascii="Consolas" w:eastAsiaTheme="minorHAnsi" w:hAnsi="Consolas" w:cs="Consolas"/>
-        </w:rPr>
-        <w:t>번</w:t>
-      </w:r>
-      <w:r>
-        <w:rPr>
-          <w:rFonts w:ascii="Consolas" w:eastAsiaTheme="minorHAnsi" w:hAnsi="Consolas" w:cs="Consolas"/>
-        </w:rPr>
-        <w:t>)</w:t>
-      </w:r>
+          <w:sz w:val="24"/>
+          <w:szCs w:val="24"/>
+        </w:rPr>
+      </w:pPr>
     </w:p>
     <w:p>
       <w:pPr>
-        <w:pStyle w:val="ab"/>
-      </w:pPr>
+        <w:pStyle w:val="a7"/>
+        <w:numPr>
+          <w:ilvl w:val="0"/>
+          <w:numId w:val="21"/>
+        </w:numPr>
+        <w:ind w:leftChars="0"/>
+        <w:rPr>
+          <w:rFonts w:ascii="Consolas" w:eastAsiaTheme="minorHAnsi" w:hAnsi="Consolas" w:cs="Consolas"/>
+          <w:sz w:val="24"/>
+          <w:szCs w:val="24"/>
+        </w:rPr>
+      </w:pPr>
+      <w:r>
+        <w:rPr>
+          <w:rFonts w:ascii="Consolas" w:eastAsiaTheme="minorHAnsi" w:hAnsi="Consolas" w:cs="Consolas" w:hint="eastAsia"/>
+          <w:sz w:val="24"/>
+          <w:szCs w:val="24"/>
+        </w:rPr>
+        <w:t>근무</w:t>
+      </w:r>
+      <w:r>
+        <w:rPr>
+          <w:rFonts w:ascii="Consolas" w:eastAsiaTheme="minorHAnsi" w:hAnsi="Consolas" w:cs="Consolas" w:hint="eastAsia"/>
+          <w:sz w:val="24"/>
+          <w:szCs w:val="24"/>
+        </w:rPr>
+        <w:t xml:space="preserve"> </w:t>
+      </w:r>
+      <w:r>
+        <w:rPr>
+          <w:rFonts w:ascii="Consolas" w:eastAsiaTheme="minorHAnsi" w:hAnsi="Consolas" w:cs="Consolas" w:hint="eastAsia"/>
+          <w:sz w:val="24"/>
+          <w:szCs w:val="24"/>
+        </w:rPr>
+        <w:t>계획</w:t>
+      </w:r>
+      <w:r>
+        <w:rPr>
+          <w:rFonts w:ascii="Consolas" w:eastAsiaTheme="minorHAnsi" w:hAnsi="Consolas" w:cs="Consolas" w:hint="eastAsia"/>
+          <w:sz w:val="24"/>
+          <w:szCs w:val="24"/>
+        </w:rPr>
+        <w:t xml:space="preserve"> (8</w:t>
+      </w:r>
+      <w:r>
+        <w:rPr>
+          <w:rFonts w:ascii="Consolas" w:eastAsiaTheme="minorHAnsi" w:hAnsi="Consolas" w:cs="Consolas" w:hint="eastAsia"/>
+          <w:sz w:val="24"/>
+          <w:szCs w:val="24"/>
+        </w:rPr>
+        <w:t>점</w:t>
+      </w:r>
+      <w:r>
+        <w:rPr>
+          <w:rFonts w:ascii="Consolas" w:eastAsiaTheme="minorHAnsi" w:hAnsi="Consolas" w:cs="Consolas" w:hint="eastAsia"/>
+          <w:sz w:val="24"/>
+          <w:szCs w:val="24"/>
+        </w:rPr>
+        <w:t>)</w:t>
+      </w:r>
     </w:p>
     <w:p>
       <w:pPr>
-        <w:rPr>
-          <w:rFonts w:ascii="Consolas" w:eastAsiaTheme="minorHAnsi" w:hAnsi="Consolas" w:cs="맑은 고딕"/>
-          <w:bCs/>
-          <w:color w:val="FF0000"/>
-          <w:sz w:val="24"/>
-          <w:szCs w:val="24"/>
-        </w:rPr>
-      </w:pPr>
-      <w:r>
-        <w:rPr>
-          <w:rFonts w:ascii="Consolas" w:eastAsiaTheme="minorHAnsi" w:hAnsi="Consolas" w:cs="맑은 고딕"/>
-          <w:bCs/>
-          <w:color w:val="FF0000"/>
-          <w:sz w:val="24"/>
-          <w:szCs w:val="24"/>
-        </w:rPr>
-        <w:t>정답</w:t>
-      </w:r>
-      <w:r>
-        <w:rPr>
-          <w:rFonts w:ascii="Consolas" w:eastAsiaTheme="minorHAnsi" w:hAnsi="Consolas" w:cs="맑은 고딕"/>
-          <w:bCs/>
-          <w:color w:val="FF0000"/>
-          <w:sz w:val="24"/>
-          <w:szCs w:val="24"/>
-        </w:rPr>
-        <w:t xml:space="preserve"> : </w:t>
-      </w:r>
-      <w:r>
-        <w:rPr>
-          <w:rFonts w:ascii="Consolas" w:eastAsiaTheme="minorHAnsi" w:hAnsi="Consolas" w:cs="맑은 고딕"/>
-          <w:bCs/>
-          <w:color w:val="FF0000"/>
-          <w:sz w:val="24"/>
-          <w:szCs w:val="24"/>
-        </w:rPr>
-        <w:t>37</w:t>
+        <w:pStyle w:val="a7"/>
+        <w:ind w:leftChars="0" w:left="400"/>
+        <w:rPr>
+          <w:rFonts w:ascii="Consolas" w:eastAsiaTheme="minorHAnsi" w:hAnsi="Consolas" w:cs="Consolas"/>
+          <w:sz w:val="24"/>
+          <w:szCs w:val="24"/>
+        </w:rPr>
+      </w:pPr>
+      <w:r>
+        <w:rPr>
+          <w:rFonts w:ascii="Consolas" w:eastAsiaTheme="minorHAnsi" w:hAnsi="Consolas" w:cs="Consolas" w:hint="eastAsia"/>
+          <w:sz w:val="24"/>
+          <w:szCs w:val="24"/>
+        </w:rPr>
+        <w:t>어느</w:t>
+      </w:r>
+      <w:r>
+        <w:rPr>
+          <w:rFonts w:ascii="Consolas" w:eastAsiaTheme="minorHAnsi" w:hAnsi="Consolas" w:cs="Consolas" w:hint="eastAsia"/>
+          <w:sz w:val="24"/>
+          <w:szCs w:val="24"/>
+        </w:rPr>
+        <w:t xml:space="preserve"> </w:t>
+      </w:r>
+      <w:r>
+        <w:rPr>
+          <w:rFonts w:ascii="Consolas" w:eastAsiaTheme="minorHAnsi" w:hAnsi="Consolas" w:cs="Consolas" w:hint="eastAsia"/>
+          <w:sz w:val="24"/>
+          <w:szCs w:val="24"/>
+        </w:rPr>
+        <w:t>공장에서</w:t>
+      </w:r>
+      <w:r>
+        <w:rPr>
+          <w:rFonts w:ascii="Consolas" w:eastAsiaTheme="minorHAnsi" w:hAnsi="Consolas" w:cs="Consolas" w:hint="eastAsia"/>
+          <w:sz w:val="24"/>
+          <w:szCs w:val="24"/>
+        </w:rPr>
+        <w:t xml:space="preserve"> </w:t>
+      </w:r>
+      <w:r>
+        <w:rPr>
+          <w:rFonts w:ascii="Consolas" w:eastAsiaTheme="minorHAnsi" w:hAnsi="Consolas" w:cs="Consolas" w:hint="eastAsia"/>
+          <w:sz w:val="24"/>
+          <w:szCs w:val="24"/>
+        </w:rPr>
+        <w:t>근무</w:t>
+      </w:r>
+      <w:r>
+        <w:rPr>
+          <w:rFonts w:ascii="Consolas" w:eastAsiaTheme="minorHAnsi" w:hAnsi="Consolas" w:cs="Consolas" w:hint="eastAsia"/>
+          <w:sz w:val="24"/>
+          <w:szCs w:val="24"/>
+        </w:rPr>
+        <w:t xml:space="preserve"> </w:t>
+      </w:r>
+      <w:r>
+        <w:rPr>
+          <w:rFonts w:ascii="Consolas" w:eastAsiaTheme="minorHAnsi" w:hAnsi="Consolas" w:cs="Consolas" w:hint="eastAsia"/>
+          <w:sz w:val="24"/>
+          <w:szCs w:val="24"/>
+        </w:rPr>
+        <w:t>계획을</w:t>
+      </w:r>
+      <w:r>
+        <w:rPr>
+          <w:rFonts w:ascii="Consolas" w:eastAsiaTheme="minorHAnsi" w:hAnsi="Consolas" w:cs="Consolas" w:hint="eastAsia"/>
+          <w:sz w:val="24"/>
+          <w:szCs w:val="24"/>
+        </w:rPr>
+        <w:t xml:space="preserve"> </w:t>
+      </w:r>
+      <w:r>
+        <w:rPr>
+          <w:rFonts w:ascii="Consolas" w:eastAsiaTheme="minorHAnsi" w:hAnsi="Consolas" w:cs="Consolas" w:hint="eastAsia"/>
+          <w:sz w:val="24"/>
+          <w:szCs w:val="24"/>
+        </w:rPr>
+        <w:t>세우려고</w:t>
+      </w:r>
+      <w:r>
+        <w:rPr>
+          <w:rFonts w:ascii="Consolas" w:eastAsiaTheme="minorHAnsi" w:hAnsi="Consolas" w:cs="Consolas" w:hint="eastAsia"/>
+          <w:sz w:val="24"/>
+          <w:szCs w:val="24"/>
+        </w:rPr>
+        <w:t xml:space="preserve"> </w:t>
+      </w:r>
+      <w:r>
+        <w:rPr>
+          <w:rFonts w:ascii="Consolas" w:eastAsiaTheme="minorHAnsi" w:hAnsi="Consolas" w:cs="Consolas" w:hint="eastAsia"/>
+          <w:sz w:val="24"/>
+          <w:szCs w:val="24"/>
+        </w:rPr>
+        <w:t>한다</w:t>
+      </w:r>
+      <w:r>
+        <w:rPr>
+          <w:rFonts w:ascii="Consolas" w:eastAsiaTheme="minorHAnsi" w:hAnsi="Consolas" w:cs="Consolas" w:hint="eastAsia"/>
+          <w:sz w:val="24"/>
+          <w:szCs w:val="24"/>
+        </w:rPr>
+        <w:t xml:space="preserve">. </w:t>
+      </w:r>
+      <w:r>
+        <w:rPr>
+          <w:rFonts w:ascii="Consolas" w:eastAsiaTheme="minorHAnsi" w:hAnsi="Consolas" w:cs="Consolas" w:hint="eastAsia"/>
+          <w:sz w:val="24"/>
+          <w:szCs w:val="24"/>
+        </w:rPr>
+        <w:t>아래</w:t>
+      </w:r>
+      <w:r>
+        <w:rPr>
+          <w:rFonts w:ascii="Consolas" w:eastAsiaTheme="minorHAnsi" w:hAnsi="Consolas" w:cs="Consolas" w:hint="eastAsia"/>
+          <w:sz w:val="24"/>
+          <w:szCs w:val="24"/>
+        </w:rPr>
+        <w:t xml:space="preserve"> </w:t>
+      </w:r>
+      <w:r>
+        <w:rPr>
+          <w:rFonts w:ascii="Consolas" w:eastAsiaTheme="minorHAnsi" w:hAnsi="Consolas" w:cs="Consolas" w:hint="eastAsia"/>
+          <w:sz w:val="24"/>
+          <w:szCs w:val="24"/>
+        </w:rPr>
+        <w:t>표에서</w:t>
+      </w:r>
+      <w:r>
+        <w:rPr>
+          <w:rFonts w:ascii="Consolas" w:eastAsiaTheme="minorHAnsi" w:hAnsi="Consolas" w:cs="Consolas" w:hint="eastAsia"/>
+          <w:sz w:val="24"/>
+          <w:szCs w:val="24"/>
+        </w:rPr>
+        <w:t xml:space="preserve"> </w:t>
+      </w:r>
+      <m:oMath>
+        <m:sSub>
+          <m:sSubPr>
+            <m:ctrlPr>
+              <w:rPr>
+                <w:rFonts w:ascii="Cambria Math" w:eastAsiaTheme="minorHAnsi" w:hAnsi="Cambria Math" w:cs="Consolas"/>
+                <w:sz w:val="24"/>
+                <w:szCs w:val="24"/>
+              </w:rPr>
+            </m:ctrlPr>
+          </m:sSubPr>
+          <m:e>
+            <m:r>
+              <w:rPr>
+                <w:rFonts w:ascii="Cambria Math" w:eastAsiaTheme="minorHAnsi" w:hAnsi="Cambria Math" w:cs="Consolas"/>
+                <w:sz w:val="24"/>
+                <w:szCs w:val="24"/>
+              </w:rPr>
+              <m:t>p</m:t>
+            </m:r>
+          </m:e>
+          <m:sub>
+            <m:r>
+              <w:rPr>
+                <w:rFonts w:ascii="Cambria Math" w:eastAsiaTheme="minorHAnsi" w:hAnsi="Cambria Math" w:cs="Consolas"/>
+                <w:sz w:val="24"/>
+                <w:szCs w:val="24"/>
+              </w:rPr>
+              <m:t>i</m:t>
+            </m:r>
+          </m:sub>
+        </m:sSub>
+      </m:oMath>
+      <w:r>
+        <w:rPr>
+          <w:rFonts w:ascii="Consolas" w:eastAsiaTheme="minorHAnsi" w:hAnsi="Consolas" w:cs="Consolas" w:hint="eastAsia"/>
+          <w:sz w:val="24"/>
+          <w:szCs w:val="24"/>
+        </w:rPr>
+        <w:t>는</w:t>
+      </w:r>
+      <w:r>
+        <w:rPr>
+          <w:rFonts w:ascii="Consolas" w:eastAsiaTheme="minorHAnsi" w:hAnsi="Consolas" w:cs="Consolas" w:hint="eastAsia"/>
+          <w:sz w:val="24"/>
+          <w:szCs w:val="24"/>
+        </w:rPr>
+        <w:t xml:space="preserve"> </w:t>
+      </w:r>
+      <w:r>
+        <w:rPr>
+          <w:rFonts w:ascii="Consolas" w:eastAsiaTheme="minorHAnsi" w:hAnsi="Consolas" w:cs="Consolas" w:hint="eastAsia"/>
+          <w:sz w:val="24"/>
+          <w:szCs w:val="24"/>
+        </w:rPr>
+        <w:t>작업</w:t>
+      </w:r>
+      <w:r>
+        <w:rPr>
+          <w:rFonts w:ascii="Consolas" w:eastAsiaTheme="minorHAnsi" w:hAnsi="Consolas" w:cs="Consolas" w:hint="eastAsia"/>
+          <w:sz w:val="24"/>
+          <w:szCs w:val="24"/>
+        </w:rPr>
+        <w:t xml:space="preserve"> </w:t>
+      </w:r>
+      <m:oMath>
+        <m:r>
+          <w:rPr>
+            <w:rFonts w:ascii="Cambria Math" w:eastAsiaTheme="minorHAnsi" w:hAnsi="Cambria Math" w:cs="Consolas" w:hint="eastAsia"/>
+            <w:sz w:val="24"/>
+            <w:szCs w:val="24"/>
+          </w:rPr>
+          <m:t>i</m:t>
+        </m:r>
+      </m:oMath>
+      <w:r>
+        <w:rPr>
+          <w:rFonts w:ascii="Consolas" w:eastAsiaTheme="minorHAnsi" w:hAnsi="Consolas" w:cs="Consolas" w:hint="eastAsia"/>
+          <w:sz w:val="24"/>
+          <w:szCs w:val="24"/>
+        </w:rPr>
+        <w:t>를</w:t>
+      </w:r>
+      <w:r>
+        <w:rPr>
+          <w:rFonts w:ascii="Consolas" w:eastAsiaTheme="minorHAnsi" w:hAnsi="Consolas" w:cs="Consolas" w:hint="eastAsia"/>
+          <w:sz w:val="24"/>
+          <w:szCs w:val="24"/>
+        </w:rPr>
+        <w:t xml:space="preserve"> </w:t>
+      </w:r>
+      <w:r>
+        <w:rPr>
+          <w:rFonts w:ascii="Consolas" w:eastAsiaTheme="minorHAnsi" w:hAnsi="Consolas" w:cs="Consolas" w:hint="eastAsia"/>
+          <w:sz w:val="24"/>
+          <w:szCs w:val="24"/>
+        </w:rPr>
+        <w:t>마쳤을</w:t>
+      </w:r>
+      <w:r>
+        <w:rPr>
+          <w:rFonts w:ascii="Consolas" w:eastAsiaTheme="minorHAnsi" w:hAnsi="Consolas" w:cs="Consolas" w:hint="eastAsia"/>
+          <w:sz w:val="24"/>
+          <w:szCs w:val="24"/>
+        </w:rPr>
+        <w:t xml:space="preserve"> </w:t>
+      </w:r>
+      <w:r>
+        <w:rPr>
+          <w:rFonts w:ascii="Consolas" w:eastAsiaTheme="minorHAnsi" w:hAnsi="Consolas" w:cs="Consolas" w:hint="eastAsia"/>
+          <w:sz w:val="24"/>
+          <w:szCs w:val="24"/>
+        </w:rPr>
+        <w:t>때</w:t>
+      </w:r>
+      <w:r>
+        <w:rPr>
+          <w:rFonts w:ascii="Consolas" w:eastAsiaTheme="minorHAnsi" w:hAnsi="Consolas" w:cs="Consolas" w:hint="eastAsia"/>
+          <w:sz w:val="24"/>
+          <w:szCs w:val="24"/>
+        </w:rPr>
+        <w:t xml:space="preserve"> </w:t>
+      </w:r>
+      <w:r>
+        <w:rPr>
+          <w:rFonts w:ascii="Consolas" w:eastAsiaTheme="minorHAnsi" w:hAnsi="Consolas" w:cs="Consolas" w:hint="eastAsia"/>
+          <w:sz w:val="24"/>
+          <w:szCs w:val="24"/>
+        </w:rPr>
+        <w:t>얻을</w:t>
+      </w:r>
+      <w:r>
+        <w:rPr>
+          <w:rFonts w:ascii="Consolas" w:eastAsiaTheme="minorHAnsi" w:hAnsi="Consolas" w:cs="Consolas" w:hint="eastAsia"/>
+          <w:sz w:val="24"/>
+          <w:szCs w:val="24"/>
+        </w:rPr>
+        <w:t xml:space="preserve"> </w:t>
+      </w:r>
+      <w:r>
+        <w:rPr>
+          <w:rFonts w:ascii="Consolas" w:eastAsiaTheme="minorHAnsi" w:hAnsi="Consolas" w:cs="Consolas" w:hint="eastAsia"/>
+          <w:sz w:val="24"/>
+          <w:szCs w:val="24"/>
+        </w:rPr>
+        <w:t>수</w:t>
+      </w:r>
+      <w:r>
+        <w:rPr>
+          <w:rFonts w:ascii="Consolas" w:eastAsiaTheme="minorHAnsi" w:hAnsi="Consolas" w:cs="Consolas" w:hint="eastAsia"/>
+          <w:sz w:val="24"/>
+          <w:szCs w:val="24"/>
+        </w:rPr>
+        <w:t xml:space="preserve"> </w:t>
+      </w:r>
+      <w:r>
+        <w:rPr>
+          <w:rFonts w:ascii="Consolas" w:eastAsiaTheme="minorHAnsi" w:hAnsi="Consolas" w:cs="Consolas" w:hint="eastAsia"/>
+          <w:sz w:val="24"/>
+          <w:szCs w:val="24"/>
+        </w:rPr>
+        <w:t>있는</w:t>
+      </w:r>
+      <w:r>
+        <w:rPr>
+          <w:rFonts w:ascii="Consolas" w:eastAsiaTheme="minorHAnsi" w:hAnsi="Consolas" w:cs="Consolas" w:hint="eastAsia"/>
+          <w:sz w:val="24"/>
+          <w:szCs w:val="24"/>
+        </w:rPr>
+        <w:t xml:space="preserve"> </w:t>
+      </w:r>
+      <w:r>
+        <w:rPr>
+          <w:rFonts w:ascii="Consolas" w:eastAsiaTheme="minorHAnsi" w:hAnsi="Consolas" w:cs="Consolas" w:hint="eastAsia"/>
+          <w:sz w:val="24"/>
+          <w:szCs w:val="24"/>
+        </w:rPr>
+        <w:t>이득이며</w:t>
+      </w:r>
+      <w:r>
+        <w:rPr>
+          <w:rFonts w:ascii="Consolas" w:eastAsiaTheme="minorHAnsi" w:hAnsi="Consolas" w:cs="Consolas" w:hint="eastAsia"/>
+          <w:sz w:val="24"/>
+          <w:szCs w:val="24"/>
+        </w:rPr>
+        <w:t xml:space="preserve"> </w:t>
+      </w:r>
+      <m:oMath>
+        <m:sSub>
+          <m:sSubPr>
+            <m:ctrlPr>
+              <w:rPr>
+                <w:rFonts w:ascii="Cambria Math" w:eastAsiaTheme="minorHAnsi" w:hAnsi="Cambria Math" w:cs="Consolas"/>
+                <w:sz w:val="24"/>
+                <w:szCs w:val="24"/>
+              </w:rPr>
+            </m:ctrlPr>
+          </m:sSubPr>
+          <m:e>
+            <m:r>
+              <w:rPr>
+                <w:rFonts w:ascii="Cambria Math" w:eastAsiaTheme="minorHAnsi" w:hAnsi="Cambria Math" w:cs="Consolas"/>
+                <w:sz w:val="24"/>
+                <w:szCs w:val="24"/>
+              </w:rPr>
+              <m:t>d</m:t>
+            </m:r>
+          </m:e>
+          <m:sub>
+            <m:r>
+              <w:rPr>
+                <w:rFonts w:ascii="Cambria Math" w:eastAsiaTheme="minorHAnsi" w:hAnsi="Cambria Math" w:cs="Consolas"/>
+                <w:sz w:val="24"/>
+                <w:szCs w:val="24"/>
+              </w:rPr>
+              <m:t>i</m:t>
+            </m:r>
+          </m:sub>
+        </m:sSub>
+      </m:oMath>
+      <w:r>
+        <w:rPr>
+          <w:rFonts w:ascii="Consolas" w:eastAsiaTheme="minorHAnsi" w:hAnsi="Consolas" w:cs="Consolas" w:hint="eastAsia"/>
+          <w:sz w:val="24"/>
+          <w:szCs w:val="24"/>
+        </w:rPr>
+        <w:t>는</w:t>
+      </w:r>
+      <w:r>
+        <w:rPr>
+          <w:rFonts w:ascii="Consolas" w:eastAsiaTheme="minorHAnsi" w:hAnsi="Consolas" w:cs="Consolas" w:hint="eastAsia"/>
+          <w:sz w:val="24"/>
+          <w:szCs w:val="24"/>
+        </w:rPr>
+        <w:t xml:space="preserve"> </w:t>
+      </w:r>
+      <w:r>
+        <w:rPr>
+          <w:rFonts w:ascii="Consolas" w:eastAsiaTheme="minorHAnsi" w:hAnsi="Consolas" w:cs="Consolas" w:hint="eastAsia"/>
+          <w:sz w:val="24"/>
+          <w:szCs w:val="24"/>
+        </w:rPr>
+        <w:t>작업</w:t>
+      </w:r>
+      <w:r>
+        <w:rPr>
+          <w:rFonts w:ascii="Consolas" w:eastAsiaTheme="minorHAnsi" w:hAnsi="Consolas" w:cs="Consolas" w:hint="eastAsia"/>
+          <w:sz w:val="24"/>
+          <w:szCs w:val="24"/>
+        </w:rPr>
+        <w:t xml:space="preserve"> </w:t>
+      </w:r>
+      <m:oMath>
+        <m:r>
+          <w:rPr>
+            <w:rFonts w:ascii="Cambria Math" w:eastAsiaTheme="minorHAnsi" w:hAnsi="Cambria Math" w:cs="Consolas" w:hint="eastAsia"/>
+            <w:sz w:val="24"/>
+            <w:szCs w:val="24"/>
+          </w:rPr>
+          <m:t>i</m:t>
+        </m:r>
+      </m:oMath>
+      <w:r>
+        <w:rPr>
+          <w:rFonts w:ascii="Consolas" w:eastAsiaTheme="minorHAnsi" w:hAnsi="Consolas" w:cs="Consolas" w:hint="eastAsia"/>
+          <w:sz w:val="24"/>
+          <w:szCs w:val="24"/>
+        </w:rPr>
+        <w:t>의</w:t>
+      </w:r>
+      <w:r>
+        <w:rPr>
+          <w:rFonts w:ascii="Consolas" w:eastAsiaTheme="minorHAnsi" w:hAnsi="Consolas" w:cs="Consolas" w:hint="eastAsia"/>
+          <w:sz w:val="24"/>
+          <w:szCs w:val="24"/>
+        </w:rPr>
+        <w:t xml:space="preserve"> </w:t>
+      </w:r>
+      <w:r>
+        <w:rPr>
+          <w:rFonts w:ascii="Consolas" w:eastAsiaTheme="minorHAnsi" w:hAnsi="Consolas" w:cs="Consolas" w:hint="eastAsia"/>
+          <w:sz w:val="24"/>
+          <w:szCs w:val="24"/>
+        </w:rPr>
+        <w:t>마감</w:t>
+      </w:r>
+      <w:r>
+        <w:rPr>
+          <w:rFonts w:ascii="Consolas" w:eastAsiaTheme="minorHAnsi" w:hAnsi="Consolas" w:cs="Consolas" w:hint="eastAsia"/>
+          <w:sz w:val="24"/>
+          <w:szCs w:val="24"/>
+        </w:rPr>
+        <w:t xml:space="preserve"> </w:t>
+      </w:r>
+      <w:r>
+        <w:rPr>
+          <w:rFonts w:ascii="Consolas" w:eastAsiaTheme="minorHAnsi" w:hAnsi="Consolas" w:cs="Consolas" w:hint="eastAsia"/>
+          <w:sz w:val="24"/>
+          <w:szCs w:val="24"/>
+        </w:rPr>
+        <w:t>일자</w:t>
+      </w:r>
+      <w:r>
+        <w:rPr>
+          <w:rFonts w:ascii="Consolas" w:eastAsiaTheme="minorHAnsi" w:hAnsi="Consolas" w:cs="Consolas" w:hint="eastAsia"/>
+          <w:sz w:val="24"/>
+          <w:szCs w:val="24"/>
+        </w:rPr>
+        <w:t>(deadline)</w:t>
+      </w:r>
+      <w:r>
+        <w:rPr>
+          <w:rFonts w:ascii="Consolas" w:eastAsiaTheme="minorHAnsi" w:hAnsi="Consolas" w:cs="Consolas" w:hint="eastAsia"/>
+          <w:sz w:val="24"/>
+          <w:szCs w:val="24"/>
+        </w:rPr>
+        <w:t>를</w:t>
+      </w:r>
+      <w:r>
+        <w:rPr>
+          <w:rFonts w:ascii="Consolas" w:eastAsiaTheme="minorHAnsi" w:hAnsi="Consolas" w:cs="Consolas" w:hint="eastAsia"/>
+          <w:sz w:val="24"/>
+          <w:szCs w:val="24"/>
+        </w:rPr>
+        <w:t xml:space="preserve"> </w:t>
+      </w:r>
+      <w:r>
+        <w:rPr>
+          <w:rFonts w:ascii="Consolas" w:eastAsiaTheme="minorHAnsi" w:hAnsi="Consolas" w:cs="Consolas" w:hint="eastAsia"/>
+          <w:sz w:val="24"/>
+          <w:szCs w:val="24"/>
+        </w:rPr>
+        <w:t>나타낸다</w:t>
+      </w:r>
+      <w:r>
+        <w:rPr>
+          <w:rFonts w:ascii="Consolas" w:eastAsiaTheme="minorHAnsi" w:hAnsi="Consolas" w:cs="Consolas" w:hint="eastAsia"/>
+          <w:sz w:val="24"/>
+          <w:szCs w:val="24"/>
+        </w:rPr>
+        <w:t xml:space="preserve">. </w:t>
+      </w:r>
+      <w:r>
+        <w:rPr>
+          <w:rFonts w:ascii="Consolas" w:eastAsiaTheme="minorHAnsi" w:hAnsi="Consolas" w:cs="Consolas" w:hint="eastAsia"/>
+          <w:sz w:val="24"/>
+          <w:szCs w:val="24"/>
+        </w:rPr>
+        <w:t>모든</w:t>
+      </w:r>
+      <w:r>
+        <w:rPr>
+          <w:rFonts w:ascii="Consolas" w:eastAsiaTheme="minorHAnsi" w:hAnsi="Consolas" w:cs="Consolas" w:hint="eastAsia"/>
+          <w:sz w:val="24"/>
+          <w:szCs w:val="24"/>
+        </w:rPr>
+        <w:t xml:space="preserve"> </w:t>
+      </w:r>
+      <w:r>
+        <w:rPr>
+          <w:rFonts w:ascii="Consolas" w:eastAsiaTheme="minorHAnsi" w:hAnsi="Consolas" w:cs="Consolas" w:hint="eastAsia"/>
+          <w:sz w:val="24"/>
+          <w:szCs w:val="24"/>
+        </w:rPr>
+        <w:t>작업은</w:t>
+      </w:r>
+      <w:r>
+        <w:rPr>
+          <w:rFonts w:ascii="Consolas" w:eastAsiaTheme="minorHAnsi" w:hAnsi="Consolas" w:cs="Consolas" w:hint="eastAsia"/>
+          <w:sz w:val="24"/>
+          <w:szCs w:val="24"/>
+        </w:rPr>
+        <w:t xml:space="preserve"> </w:t>
+      </w:r>
+      <w:r>
+        <w:rPr>
+          <w:rFonts w:ascii="Consolas" w:eastAsiaTheme="minorHAnsi" w:hAnsi="Consolas" w:cs="Consolas" w:hint="eastAsia"/>
+          <w:sz w:val="24"/>
+          <w:szCs w:val="24"/>
+        </w:rPr>
+        <w:t>마치는데</w:t>
+      </w:r>
+      <w:r>
+        <w:rPr>
+          <w:rFonts w:ascii="Consolas" w:eastAsiaTheme="minorHAnsi" w:hAnsi="Consolas" w:cs="Consolas" w:hint="eastAsia"/>
+          <w:sz w:val="24"/>
+          <w:szCs w:val="24"/>
+        </w:rPr>
+        <w:t xml:space="preserve"> 1</w:t>
+      </w:r>
+      <w:r>
+        <w:rPr>
+          <w:rFonts w:ascii="Consolas" w:eastAsiaTheme="minorHAnsi" w:hAnsi="Consolas" w:cs="Consolas" w:hint="eastAsia"/>
+          <w:sz w:val="24"/>
+          <w:szCs w:val="24"/>
+        </w:rPr>
+        <w:t>일이</w:t>
+      </w:r>
+      <w:r>
+        <w:rPr>
+          <w:rFonts w:ascii="Consolas" w:eastAsiaTheme="minorHAnsi" w:hAnsi="Consolas" w:cs="Consolas" w:hint="eastAsia"/>
+          <w:sz w:val="24"/>
+          <w:szCs w:val="24"/>
+        </w:rPr>
+        <w:t xml:space="preserve"> </w:t>
+      </w:r>
+      <w:r>
+        <w:rPr>
+          <w:rFonts w:ascii="Consolas" w:eastAsiaTheme="minorHAnsi" w:hAnsi="Consolas" w:cs="Consolas" w:hint="eastAsia"/>
+          <w:sz w:val="24"/>
+          <w:szCs w:val="24"/>
+        </w:rPr>
+        <w:t>걸린다</w:t>
+      </w:r>
+      <w:r>
+        <w:rPr>
+          <w:rFonts w:ascii="Consolas" w:eastAsiaTheme="minorHAnsi" w:hAnsi="Consolas" w:cs="Consolas" w:hint="eastAsia"/>
+          <w:sz w:val="24"/>
+          <w:szCs w:val="24"/>
+        </w:rPr>
+        <w:t xml:space="preserve">. </w:t>
+      </w:r>
+      <w:r>
+        <w:rPr>
+          <w:rFonts w:ascii="Consolas" w:eastAsiaTheme="minorHAnsi" w:hAnsi="Consolas" w:cs="Consolas" w:hint="eastAsia"/>
+          <w:sz w:val="24"/>
+          <w:szCs w:val="24"/>
+        </w:rPr>
+        <w:t>작업을</w:t>
+      </w:r>
+      <w:r>
+        <w:rPr>
+          <w:rFonts w:ascii="Consolas" w:eastAsiaTheme="minorHAnsi" w:hAnsi="Consolas" w:cs="Consolas" w:hint="eastAsia"/>
+          <w:sz w:val="24"/>
+          <w:szCs w:val="24"/>
+        </w:rPr>
+        <w:t xml:space="preserve"> </w:t>
+      </w:r>
+      <w:r>
+        <w:rPr>
+          <w:rFonts w:ascii="Consolas" w:eastAsiaTheme="minorHAnsi" w:hAnsi="Consolas" w:cs="Consolas" w:hint="eastAsia"/>
+          <w:sz w:val="24"/>
+          <w:szCs w:val="24"/>
+        </w:rPr>
+        <w:t>수행할</w:t>
+      </w:r>
+      <w:r>
+        <w:rPr>
+          <w:rFonts w:ascii="Consolas" w:eastAsiaTheme="minorHAnsi" w:hAnsi="Consolas" w:cs="Consolas" w:hint="eastAsia"/>
+          <w:sz w:val="24"/>
+          <w:szCs w:val="24"/>
+        </w:rPr>
+        <w:t xml:space="preserve"> </w:t>
+      </w:r>
+      <w:r>
+        <w:rPr>
+          <w:rFonts w:ascii="Consolas" w:eastAsiaTheme="minorHAnsi" w:hAnsi="Consolas" w:cs="Consolas" w:hint="eastAsia"/>
+          <w:sz w:val="24"/>
+          <w:szCs w:val="24"/>
+        </w:rPr>
+        <w:t>수</w:t>
+      </w:r>
+      <w:r>
+        <w:rPr>
+          <w:rFonts w:ascii="Consolas" w:eastAsiaTheme="minorHAnsi" w:hAnsi="Consolas" w:cs="Consolas" w:hint="eastAsia"/>
+          <w:sz w:val="24"/>
+          <w:szCs w:val="24"/>
+        </w:rPr>
+        <w:t xml:space="preserve"> </w:t>
+      </w:r>
+      <w:r>
+        <w:rPr>
+          <w:rFonts w:ascii="Consolas" w:eastAsiaTheme="minorHAnsi" w:hAnsi="Consolas" w:cs="Consolas" w:hint="eastAsia"/>
+          <w:sz w:val="24"/>
+          <w:szCs w:val="24"/>
+        </w:rPr>
+        <w:t>있는</w:t>
+      </w:r>
+      <w:r>
+        <w:rPr>
+          <w:rFonts w:ascii="Consolas" w:eastAsiaTheme="minorHAnsi" w:hAnsi="Consolas" w:cs="Consolas" w:hint="eastAsia"/>
+          <w:sz w:val="24"/>
+          <w:szCs w:val="24"/>
+        </w:rPr>
+        <w:t xml:space="preserve"> </w:t>
+      </w:r>
+      <w:r>
+        <w:rPr>
+          <w:rFonts w:ascii="Consolas" w:eastAsiaTheme="minorHAnsi" w:hAnsi="Consolas" w:cs="Consolas" w:hint="eastAsia"/>
+          <w:sz w:val="24"/>
+          <w:szCs w:val="24"/>
+        </w:rPr>
+        <w:t>기계가</w:t>
+      </w:r>
+      <w:r>
+        <w:rPr>
+          <w:rFonts w:ascii="Consolas" w:eastAsiaTheme="minorHAnsi" w:hAnsi="Consolas" w:cs="Consolas" w:hint="eastAsia"/>
+          <w:sz w:val="24"/>
+          <w:szCs w:val="24"/>
+        </w:rPr>
+        <w:t xml:space="preserve"> 2</w:t>
+      </w:r>
+      <w:r>
+        <w:rPr>
+          <w:rFonts w:ascii="Consolas" w:eastAsiaTheme="minorHAnsi" w:hAnsi="Consolas" w:cs="Consolas" w:hint="eastAsia"/>
+          <w:sz w:val="24"/>
+          <w:szCs w:val="24"/>
+        </w:rPr>
+        <w:t>대가</w:t>
+      </w:r>
+      <w:r>
+        <w:rPr>
+          <w:rFonts w:ascii="Consolas" w:eastAsiaTheme="minorHAnsi" w:hAnsi="Consolas" w:cs="Consolas" w:hint="eastAsia"/>
+          <w:sz w:val="24"/>
+          <w:szCs w:val="24"/>
+        </w:rPr>
+        <w:t xml:space="preserve"> </w:t>
+      </w:r>
+      <w:r>
+        <w:rPr>
+          <w:rFonts w:ascii="Consolas" w:eastAsiaTheme="minorHAnsi" w:hAnsi="Consolas" w:cs="Consolas" w:hint="eastAsia"/>
+          <w:sz w:val="24"/>
+          <w:szCs w:val="24"/>
+        </w:rPr>
+        <w:t>있다면</w:t>
+      </w:r>
+      <w:r>
+        <w:rPr>
+          <w:rFonts w:ascii="Consolas" w:eastAsiaTheme="minorHAnsi" w:hAnsi="Consolas" w:cs="Consolas" w:hint="eastAsia"/>
+          <w:sz w:val="24"/>
+          <w:szCs w:val="24"/>
+        </w:rPr>
+        <w:t>, 4</w:t>
+      </w:r>
+      <w:r>
+        <w:rPr>
+          <w:rFonts w:ascii="Consolas" w:eastAsiaTheme="minorHAnsi" w:hAnsi="Consolas" w:cs="Consolas" w:hint="eastAsia"/>
+          <w:sz w:val="24"/>
+          <w:szCs w:val="24"/>
+        </w:rPr>
+        <w:t>일동안</w:t>
+      </w:r>
+      <w:r>
+        <w:rPr>
+          <w:rFonts w:ascii="Consolas" w:eastAsiaTheme="minorHAnsi" w:hAnsi="Consolas" w:cs="Consolas" w:hint="eastAsia"/>
+          <w:sz w:val="24"/>
+          <w:szCs w:val="24"/>
+        </w:rPr>
+        <w:t xml:space="preserve"> </w:t>
+      </w:r>
+      <w:r>
+        <w:rPr>
+          <w:rFonts w:ascii="Consolas" w:eastAsiaTheme="minorHAnsi" w:hAnsi="Consolas" w:cs="Consolas" w:hint="eastAsia"/>
+          <w:sz w:val="24"/>
+          <w:szCs w:val="24"/>
+        </w:rPr>
+        <w:t>얻을</w:t>
+      </w:r>
+      <w:r>
+        <w:rPr>
+          <w:rFonts w:ascii="Consolas" w:eastAsiaTheme="minorHAnsi" w:hAnsi="Consolas" w:cs="Consolas" w:hint="eastAsia"/>
+          <w:sz w:val="24"/>
+          <w:szCs w:val="24"/>
+        </w:rPr>
+        <w:t xml:space="preserve"> </w:t>
+      </w:r>
+      <w:r>
+        <w:rPr>
+          <w:rFonts w:ascii="Consolas" w:eastAsiaTheme="minorHAnsi" w:hAnsi="Consolas" w:cs="Consolas" w:hint="eastAsia"/>
+          <w:sz w:val="24"/>
+          <w:szCs w:val="24"/>
+        </w:rPr>
+        <w:t>수</w:t>
+      </w:r>
+      <w:r>
+        <w:rPr>
+          <w:rFonts w:ascii="Consolas" w:eastAsiaTheme="minorHAnsi" w:hAnsi="Consolas" w:cs="Consolas" w:hint="eastAsia"/>
+          <w:sz w:val="24"/>
+          <w:szCs w:val="24"/>
+        </w:rPr>
+        <w:t xml:space="preserve"> </w:t>
+      </w:r>
+      <w:r>
+        <w:rPr>
+          <w:rFonts w:ascii="Consolas" w:eastAsiaTheme="minorHAnsi" w:hAnsi="Consolas" w:cs="Consolas" w:hint="eastAsia"/>
+          <w:sz w:val="24"/>
+          <w:szCs w:val="24"/>
+        </w:rPr>
+        <w:t>있는</w:t>
+      </w:r>
+      <w:r>
+        <w:rPr>
+          <w:rFonts w:ascii="Consolas" w:eastAsiaTheme="minorHAnsi" w:hAnsi="Consolas" w:cs="Consolas" w:hint="eastAsia"/>
+          <w:sz w:val="24"/>
+          <w:szCs w:val="24"/>
+        </w:rPr>
+        <w:t xml:space="preserve"> </w:t>
+      </w:r>
+      <w:r>
+        <w:rPr>
+          <w:rFonts w:ascii="Consolas" w:eastAsiaTheme="minorHAnsi" w:hAnsi="Consolas" w:cs="Consolas" w:hint="eastAsia"/>
+          <w:sz w:val="24"/>
+          <w:szCs w:val="24"/>
+        </w:rPr>
+        <w:t>이익의</w:t>
+      </w:r>
+      <w:r>
+        <w:rPr>
+          <w:rFonts w:ascii="Consolas" w:eastAsiaTheme="minorHAnsi" w:hAnsi="Consolas" w:cs="Consolas" w:hint="eastAsia"/>
+          <w:sz w:val="24"/>
+          <w:szCs w:val="24"/>
+        </w:rPr>
+        <w:t xml:space="preserve"> </w:t>
+      </w:r>
+      <w:r>
+        <w:rPr>
+          <w:rFonts w:ascii="Consolas" w:eastAsiaTheme="minorHAnsi" w:hAnsi="Consolas" w:cs="Consolas" w:hint="eastAsia"/>
+          <w:sz w:val="24"/>
+          <w:szCs w:val="24"/>
+        </w:rPr>
+        <w:t>최댓값을</w:t>
+      </w:r>
+      <w:r>
+        <w:rPr>
+          <w:rFonts w:ascii="Consolas" w:eastAsiaTheme="minorHAnsi" w:hAnsi="Consolas" w:cs="Consolas" w:hint="eastAsia"/>
+          <w:sz w:val="24"/>
+          <w:szCs w:val="24"/>
+        </w:rPr>
+        <w:t xml:space="preserve"> </w:t>
+      </w:r>
+      <w:r>
+        <w:rPr>
+          <w:rFonts w:ascii="Consolas" w:eastAsiaTheme="minorHAnsi" w:hAnsi="Consolas" w:cs="Consolas" w:hint="eastAsia"/>
+          <w:sz w:val="24"/>
+          <w:szCs w:val="24"/>
+        </w:rPr>
+        <w:t>구하시오</w:t>
+      </w:r>
+      <w:r>
+        <w:rPr>
+          <w:rFonts w:ascii="Consolas" w:eastAsiaTheme="minorHAnsi" w:hAnsi="Consolas" w:cs="Consolas" w:hint="eastAsia"/>
+          <w:sz w:val="24"/>
+          <w:szCs w:val="24"/>
+        </w:rPr>
+        <w:t>.</w:t>
       </w:r>
     </w:p>
     <w:p>
       <w:pPr>
+        <w:pStyle w:val="a7"/>
+        <w:ind w:leftChars="0" w:left="400"/>
+        <w:rPr>
+          <w:rFonts w:ascii="Consolas" w:eastAsiaTheme="minorHAnsi" w:hAnsi="Consolas" w:cs="Consolas"/>
+          <w:sz w:val="24"/>
+          <w:szCs w:val="24"/>
+        </w:rPr>
+      </w:pPr>
+      <w:r>
+        <w:rPr>
+          <w:rFonts w:ascii="Consolas" w:eastAsiaTheme="minorHAnsi" w:hAnsi="Consolas" w:cs="Consolas"/>
+          <w:sz w:val="24"/>
+          <w:szCs w:val="24"/>
+        </w:rPr>
+        <w:t>(</w:t>
+      </w:r>
+      <w:r>
+        <w:rPr>
+          <w:rFonts w:ascii="Consolas" w:eastAsiaTheme="minorHAnsi" w:hAnsi="Consolas" w:cs="Consolas" w:hint="eastAsia"/>
+          <w:sz w:val="24"/>
+          <w:szCs w:val="24"/>
+        </w:rPr>
+        <w:t>중등</w:t>
+      </w:r>
+      <w:r>
+        <w:rPr>
+          <w:rFonts w:ascii="Consolas" w:eastAsiaTheme="minorHAnsi" w:hAnsi="Consolas" w:cs="Consolas" w:hint="eastAsia"/>
+          <w:sz w:val="24"/>
+          <w:szCs w:val="24"/>
+        </w:rPr>
+        <w:t xml:space="preserve"> </w:t>
+      </w:r>
+      <w:r>
+        <w:rPr>
+          <w:rFonts w:ascii="Consolas" w:eastAsiaTheme="minorHAnsi" w:hAnsi="Consolas" w:cs="Consolas"/>
+          <w:sz w:val="24"/>
+          <w:szCs w:val="24"/>
+        </w:rPr>
+        <w:t>2023</w:t>
+      </w:r>
+      <w:r>
+        <w:rPr>
+          <w:rFonts w:ascii="Consolas" w:eastAsiaTheme="minorHAnsi" w:hAnsi="Consolas" w:cs="Consolas" w:hint="eastAsia"/>
+          <w:sz w:val="24"/>
+          <w:szCs w:val="24"/>
+        </w:rPr>
+        <w:t>년도</w:t>
+      </w:r>
+      <w:r>
+        <w:rPr>
+          <w:rFonts w:ascii="Consolas" w:eastAsiaTheme="minorHAnsi" w:hAnsi="Consolas" w:cs="Consolas" w:hint="eastAsia"/>
+          <w:sz w:val="24"/>
+          <w:szCs w:val="24"/>
+        </w:rPr>
+        <w:t xml:space="preserve"> </w:t>
+      </w:r>
+      <w:r>
+        <w:rPr>
+          <w:rFonts w:ascii="Consolas" w:eastAsiaTheme="minorHAnsi" w:hAnsi="Consolas" w:cs="Consolas"/>
+          <w:sz w:val="24"/>
+          <w:szCs w:val="24"/>
+        </w:rPr>
+        <w:t>7</w:t>
+      </w:r>
+      <w:r>
+        <w:rPr>
+          <w:rFonts w:ascii="Consolas" w:eastAsiaTheme="minorHAnsi" w:hAnsi="Consolas" w:cs="Consolas" w:hint="eastAsia"/>
+          <w:sz w:val="24"/>
+          <w:szCs w:val="24"/>
+        </w:rPr>
+        <w:t>번</w:t>
+      </w:r>
+      <w:r>
+        <w:rPr>
+          <w:rFonts w:ascii="Consolas" w:eastAsiaTheme="minorHAnsi" w:hAnsi="Consolas" w:cs="Consolas" w:hint="eastAsia"/>
+          <w:sz w:val="24"/>
+          <w:szCs w:val="24"/>
+        </w:rPr>
+        <w:t>)</w:t>
+      </w:r>
+    </w:p>
+    <w:tbl>
+      <w:tblPr>
+        <w:tblStyle w:val="2"/>
+        <w:tblpPr w:leftFromText="142" w:rightFromText="142" w:vertAnchor="text" w:horzAnchor="margin" w:tblpY="76"/>
+        <w:tblW w:w="5000" w:type="pct"/>
+        <w:tblLayout w:type="fixed"/>
+        <w:tblLook w:val="0020" w:firstRow="1" w:lastRow="0" w:firstColumn="0" w:lastColumn="0" w:noHBand="0" w:noVBand="0"/>
+      </w:tblPr>
+      <w:tblGrid>
+        <w:gridCol w:w="585"/>
+        <w:gridCol w:w="585"/>
+        <w:gridCol w:w="585"/>
+        <w:gridCol w:w="585"/>
+        <w:gridCol w:w="585"/>
+        <w:gridCol w:w="585"/>
+        <w:gridCol w:w="585"/>
+        <w:gridCol w:w="585"/>
+        <w:gridCol w:w="585"/>
+        <w:gridCol w:w="585"/>
+        <w:gridCol w:w="585"/>
+        <w:gridCol w:w="585"/>
+        <w:gridCol w:w="585"/>
+        <w:gridCol w:w="585"/>
+        <w:gridCol w:w="585"/>
+        <w:gridCol w:w="585"/>
+      </w:tblGrid>
+      <w:tr>
+        <w:trPr>
+          <w:cnfStyle w:val="100000000000" w:firstRow="1" w:lastRow="0" w:firstColumn="0" w:lastColumn="0" w:oddVBand="0" w:evenVBand="0" w:oddHBand="0" w:evenHBand="0" w:firstRowFirstColumn="0" w:firstRowLastColumn="0" w:lastRowFirstColumn="0" w:lastRowLastColumn="0"/>
+        </w:trPr>
+        <w:tc>
+          <w:tcPr>
+            <w:cnfStyle w:val="000010000000" w:firstRow="0" w:lastRow="0" w:firstColumn="0" w:lastColumn="0" w:oddVBand="1" w:evenVBand="0" w:oddHBand="0" w:evenHBand="0" w:firstRowFirstColumn="0" w:firstRowLastColumn="0" w:lastRowFirstColumn="0" w:lastRowLastColumn="0"/>
+            <w:tcW w:w="585" w:type="dxa"/>
+          </w:tcPr>
+          <w:p>
+            <w:pPr>
+              <w:pStyle w:val="Compact"/>
+              <w:jc w:val="center"/>
+            </w:pPr>
+            <w:r>
+              <w:rPr>
+                <w:sz w:val="18"/>
+              </w:rPr>
+              <w:t>작업</w:t>
+            </w:r>
+          </w:p>
+        </w:tc>
+        <w:tc>
+          <w:tcPr>
+            <w:cnfStyle w:val="000001000000" w:firstRow="0" w:lastRow="0" w:firstColumn="0" w:lastColumn="0" w:oddVBand="0" w:evenVBand="1" w:oddHBand="0" w:evenHBand="0" w:firstRowFirstColumn="0" w:firstRowLastColumn="0" w:lastRowFirstColumn="0" w:lastRowLastColumn="0"/>
+            <w:tcW w:w="585" w:type="dxa"/>
+          </w:tcPr>
+          <w:p>
+            <w:pPr>
+              <w:pStyle w:val="Compact"/>
+              <w:jc w:val="center"/>
+            </w:pPr>
+            <w:r>
+              <w:t>1</w:t>
+            </w:r>
+          </w:p>
+        </w:tc>
+        <w:tc>
+          <w:tcPr>
+            <w:cnfStyle w:val="000010000000" w:firstRow="0" w:lastRow="0" w:firstColumn="0" w:lastColumn="0" w:oddVBand="1" w:evenVBand="0" w:oddHBand="0" w:evenHBand="0" w:firstRowFirstColumn="0" w:firstRowLastColumn="0" w:lastRowFirstColumn="0" w:lastRowLastColumn="0"/>
+            <w:tcW w:w="585" w:type="dxa"/>
+          </w:tcPr>
+          <w:p>
+            <w:pPr>
+              <w:pStyle w:val="Compact"/>
+              <w:jc w:val="center"/>
+            </w:pPr>
+            <w:r>
+              <w:t>2</w:t>
+            </w:r>
+          </w:p>
+        </w:tc>
+        <w:tc>
+          <w:tcPr>
+            <w:cnfStyle w:val="000001000000" w:firstRow="0" w:lastRow="0" w:firstColumn="0" w:lastColumn="0" w:oddVBand="0" w:evenVBand="1" w:oddHBand="0" w:evenHBand="0" w:firstRowFirstColumn="0" w:firstRowLastColumn="0" w:lastRowFirstColumn="0" w:lastRowLastColumn="0"/>
+            <w:tcW w:w="585" w:type="dxa"/>
+          </w:tcPr>
+          <w:p>
+            <w:pPr>
+              <w:pStyle w:val="Compact"/>
+              <w:jc w:val="center"/>
+            </w:pPr>
+            <w:r>
+              <w:t>3</w:t>
+            </w:r>
+          </w:p>
+        </w:tc>
+        <w:tc>
+          <w:tcPr>
+            <w:cnfStyle w:val="000010000000" w:firstRow="0" w:lastRow="0" w:firstColumn="0" w:lastColumn="0" w:oddVBand="1" w:evenVBand="0" w:oddHBand="0" w:evenHBand="0" w:firstRowFirstColumn="0" w:firstRowLastColumn="0" w:lastRowFirstColumn="0" w:lastRowLastColumn="0"/>
+            <w:tcW w:w="585" w:type="dxa"/>
+          </w:tcPr>
+          <w:p>
+            <w:pPr>
+              <w:pStyle w:val="Compact"/>
+              <w:jc w:val="center"/>
+            </w:pPr>
+            <w:r>
+              <w:t>4</w:t>
+            </w:r>
+          </w:p>
+        </w:tc>
+        <w:tc>
+          <w:tcPr>
+            <w:cnfStyle w:val="000001000000" w:firstRow="0" w:lastRow="0" w:firstColumn="0" w:lastColumn="0" w:oddVBand="0" w:evenVBand="1" w:oddHBand="0" w:evenHBand="0" w:firstRowFirstColumn="0" w:firstRowLastColumn="0" w:lastRowFirstColumn="0" w:lastRowLastColumn="0"/>
+            <w:tcW w:w="585" w:type="dxa"/>
+          </w:tcPr>
+          <w:p>
+            <w:pPr>
+              <w:pStyle w:val="Compact"/>
+              <w:jc w:val="center"/>
+            </w:pPr>
+            <w:r>
+              <w:t>5</w:t>
+            </w:r>
+          </w:p>
+        </w:tc>
+        <w:tc>
+          <w:tcPr>
+            <w:cnfStyle w:val="000010000000" w:firstRow="0" w:lastRow="0" w:firstColumn="0" w:lastColumn="0" w:oddVBand="1" w:evenVBand="0" w:oddHBand="0" w:evenHBand="0" w:firstRowFirstColumn="0" w:firstRowLastColumn="0" w:lastRowFirstColumn="0" w:lastRowLastColumn="0"/>
+            <w:tcW w:w="585" w:type="dxa"/>
+          </w:tcPr>
+          <w:p>
+            <w:pPr>
+              <w:pStyle w:val="Compact"/>
+              <w:jc w:val="center"/>
+            </w:pPr>
+            <w:r>
+              <w:t>6</w:t>
+            </w:r>
+          </w:p>
+        </w:tc>
+        <w:tc>
+          <w:tcPr>
+            <w:cnfStyle w:val="000001000000" w:firstRow="0" w:lastRow="0" w:firstColumn="0" w:lastColumn="0" w:oddVBand="0" w:evenVBand="1" w:oddHBand="0" w:evenHBand="0" w:firstRowFirstColumn="0" w:firstRowLastColumn="0" w:lastRowFirstColumn="0" w:lastRowLastColumn="0"/>
+            <w:tcW w:w="585" w:type="dxa"/>
+          </w:tcPr>
+          <w:p>
+            <w:pPr>
+              <w:pStyle w:val="Compact"/>
+              <w:jc w:val="center"/>
+            </w:pPr>
+            <w:r>
+              <w:t>7</w:t>
+            </w:r>
+          </w:p>
+        </w:tc>
+        <w:tc>
+          <w:tcPr>
+            <w:cnfStyle w:val="000010000000" w:firstRow="0" w:lastRow="0" w:firstColumn="0" w:lastColumn="0" w:oddVBand="1" w:evenVBand="0" w:oddHBand="0" w:evenHBand="0" w:firstRowFirstColumn="0" w:firstRowLastColumn="0" w:lastRowFirstColumn="0" w:lastRowLastColumn="0"/>
+            <w:tcW w:w="585" w:type="dxa"/>
+          </w:tcPr>
+          <w:p>
+            <w:pPr>
+              <w:pStyle w:val="Compact"/>
+              <w:jc w:val="center"/>
+            </w:pPr>
+            <w:r>
+              <w:t>8</w:t>
+            </w:r>
+          </w:p>
+        </w:tc>
+        <w:tc>
+          <w:tcPr>
+            <w:cnfStyle w:val="000001000000" w:firstRow="0" w:lastRow="0" w:firstColumn="0" w:lastColumn="0" w:oddVBand="0" w:evenVBand="1" w:oddHBand="0" w:evenHBand="0" w:firstRowFirstColumn="0" w:firstRowLastColumn="0" w:lastRowFirstColumn="0" w:lastRowLastColumn="0"/>
+            <w:tcW w:w="585" w:type="dxa"/>
+          </w:tcPr>
+          <w:p>
+            <w:pPr>
+              <w:pStyle w:val="Compact"/>
+              <w:jc w:val="center"/>
+            </w:pPr>
+            <w:r>
+              <w:t>9</w:t>
+            </w:r>
+          </w:p>
+        </w:tc>
+        <w:tc>
+          <w:tcPr>
+            <w:cnfStyle w:val="000010000000" w:firstRow="0" w:lastRow="0" w:firstColumn="0" w:lastColumn="0" w:oddVBand="1" w:evenVBand="0" w:oddHBand="0" w:evenHBand="0" w:firstRowFirstColumn="0" w:firstRowLastColumn="0" w:lastRowFirstColumn="0" w:lastRowLastColumn="0"/>
+            <w:tcW w:w="585" w:type="dxa"/>
+          </w:tcPr>
+          <w:p>
+            <w:pPr>
+              <w:pStyle w:val="Compact"/>
+              <w:jc w:val="center"/>
+            </w:pPr>
+            <w:r>
+              <w:t>10</w:t>
+            </w:r>
+          </w:p>
+        </w:tc>
+        <w:tc>
+          <w:tcPr>
+            <w:cnfStyle w:val="000001000000" w:firstRow="0" w:lastRow="0" w:firstColumn="0" w:lastColumn="0" w:oddVBand="0" w:evenVBand="1" w:oddHBand="0" w:evenHBand="0" w:firstRowFirstColumn="0" w:firstRowLastColumn="0" w:lastRowFirstColumn="0" w:lastRowLastColumn="0"/>
+            <w:tcW w:w="585" w:type="dxa"/>
+          </w:tcPr>
+          <w:p>
+            <w:pPr>
+              <w:pStyle w:val="Compact"/>
+              <w:jc w:val="center"/>
+            </w:pPr>
+            <w:r>
+              <w:t>11</w:t>
+            </w:r>
+          </w:p>
+        </w:tc>
+        <w:tc>
+          <w:tcPr>
+            <w:cnfStyle w:val="000010000000" w:firstRow="0" w:lastRow="0" w:firstColumn="0" w:lastColumn="0" w:oddVBand="1" w:evenVBand="0" w:oddHBand="0" w:evenHBand="0" w:firstRowFirstColumn="0" w:firstRowLastColumn="0" w:lastRowFirstColumn="0" w:lastRowLastColumn="0"/>
+            <w:tcW w:w="585" w:type="dxa"/>
+          </w:tcPr>
+          <w:p>
+            <w:pPr>
+              <w:pStyle w:val="Compact"/>
+              <w:jc w:val="center"/>
+            </w:pPr>
+            <w:r>
+              <w:t>12</w:t>
+            </w:r>
+          </w:p>
+        </w:tc>
+        <w:tc>
+          <w:tcPr>
+            <w:cnfStyle w:val="000001000000" w:firstRow="0" w:lastRow="0" w:firstColumn="0" w:lastColumn="0" w:oddVBand="0" w:evenVBand="1" w:oddHBand="0" w:evenHBand="0" w:firstRowFirstColumn="0" w:firstRowLastColumn="0" w:lastRowFirstColumn="0" w:lastRowLastColumn="0"/>
+            <w:tcW w:w="585" w:type="dxa"/>
+          </w:tcPr>
+          <w:p>
+            <w:pPr>
+              <w:pStyle w:val="Compact"/>
+              <w:jc w:val="center"/>
+            </w:pPr>
+            <w:r>
+              <w:t>13</w:t>
+            </w:r>
+          </w:p>
+        </w:tc>
+        <w:tc>
+          <w:tcPr>
+            <w:cnfStyle w:val="000010000000" w:firstRow="0" w:lastRow="0" w:firstColumn="0" w:lastColumn="0" w:oddVBand="1" w:evenVBand="0" w:oddHBand="0" w:evenHBand="0" w:firstRowFirstColumn="0" w:firstRowLastColumn="0" w:lastRowFirstColumn="0" w:lastRowLastColumn="0"/>
+            <w:tcW w:w="585" w:type="dxa"/>
+          </w:tcPr>
+          <w:p>
+            <w:pPr>
+              <w:pStyle w:val="Compact"/>
+              <w:jc w:val="center"/>
+            </w:pPr>
+            <w:r>
+              <w:t>14</w:t>
+            </w:r>
+          </w:p>
+        </w:tc>
+        <w:tc>
+          <w:tcPr>
+            <w:cnfStyle w:val="000001000000" w:firstRow="0" w:lastRow="0" w:firstColumn="0" w:lastColumn="0" w:oddVBand="0" w:evenVBand="1" w:oddHBand="0" w:evenHBand="0" w:firstRowFirstColumn="0" w:firstRowLastColumn="0" w:lastRowFirstColumn="0" w:lastRowLastColumn="0"/>
+            <w:tcW w:w="585" w:type="dxa"/>
+          </w:tcPr>
+          <w:p>
+            <w:pPr>
+              <w:pStyle w:val="Compact"/>
+              <w:jc w:val="center"/>
+            </w:pPr>
+            <w:r>
+              <w:t>15</w:t>
+            </w:r>
+          </w:p>
+        </w:tc>
+      </w:tr>
+      <w:tr>
+        <w:trPr>
+          <w:cnfStyle w:val="000000100000" w:firstRow="0" w:lastRow="0" w:firstColumn="0" w:lastColumn="0" w:oddVBand="0" w:evenVBand="0" w:oddHBand="1" w:evenHBand="0" w:firstRowFirstColumn="0" w:firstRowLastColumn="0" w:lastRowFirstColumn="0" w:lastRowLastColumn="0"/>
+        </w:trPr>
+        <w:tc>
+          <w:tcPr>
+            <w:cnfStyle w:val="000010000000" w:firstRow="0" w:lastRow="0" w:firstColumn="0" w:lastColumn="0" w:oddVBand="1" w:evenVBand="0" w:oddHBand="0" w:evenHBand="0" w:firstRowFirstColumn="0" w:firstRowLastColumn="0" w:lastRowFirstColumn="0" w:lastRowLastColumn="0"/>
+            <w:tcW w:w="585" w:type="dxa"/>
+          </w:tcPr>
+          <w:p>
+            <w:pPr>
+              <w:pStyle w:val="Compact"/>
+              <w:jc w:val="center"/>
+            </w:pPr>
+            <m:oMathPara>
+              <m:oMath>
+                <m:sSub>
+                  <m:sSubPr>
+                    <m:ctrlPr>
+                      <w:rPr>
+                        <w:rFonts w:ascii="Cambria Math" w:hAnsi="Cambria Math"/>
+                      </w:rPr>
+                    </m:ctrlPr>
+                  </m:sSubPr>
+                  <m:e>
+                    <m:r>
+                      <w:rPr>
+                        <w:rFonts w:ascii="Cambria Math" w:hAnsi="Cambria Math"/>
+                      </w:rPr>
+                      <m:t>p</m:t>
+                    </m:r>
+                  </m:e>
+                  <m:sub>
+                    <m:r>
+                      <w:rPr>
+                        <w:rFonts w:ascii="Cambria Math" w:hAnsi="Cambria Math"/>
+                      </w:rPr>
+                      <m:t>i</m:t>
+                    </m:r>
+                  </m:sub>
+                </m:sSub>
+              </m:oMath>
+            </m:oMathPara>
+          </w:p>
+        </w:tc>
+        <w:tc>
+          <w:tcPr>
+            <w:cnfStyle w:val="000001000000" w:firstRow="0" w:lastRow="0" w:firstColumn="0" w:lastColumn="0" w:oddVBand="0" w:evenVBand="1" w:oddHBand="0" w:evenHBand="0" w:firstRowFirstColumn="0" w:firstRowLastColumn="0" w:lastRowFirstColumn="0" w:lastRowLastColumn="0"/>
+            <w:tcW w:w="585" w:type="dxa"/>
+          </w:tcPr>
+          <w:p>
+            <w:pPr>
+              <w:pStyle w:val="Compact"/>
+              <w:jc w:val="center"/>
+            </w:pPr>
+            <w:r>
+              <w:t>40</w:t>
+            </w:r>
+          </w:p>
+        </w:tc>
+        <w:tc>
+          <w:tcPr>
+            <w:cnfStyle w:val="000010000000" w:firstRow="0" w:lastRow="0" w:firstColumn="0" w:lastColumn="0" w:oddVBand="1" w:evenVBand="0" w:oddHBand="0" w:evenHBand="0" w:firstRowFirstColumn="0" w:firstRowLastColumn="0" w:lastRowFirstColumn="0" w:lastRowLastColumn="0"/>
+            <w:tcW w:w="585" w:type="dxa"/>
+          </w:tcPr>
+          <w:p>
+            <w:pPr>
+              <w:pStyle w:val="Compact"/>
+              <w:jc w:val="center"/>
+            </w:pPr>
+            <w:r>
+              <w:t>35</w:t>
+            </w:r>
+          </w:p>
+        </w:tc>
+        <w:tc>
+          <w:tcPr>
+            <w:cnfStyle w:val="000001000000" w:firstRow="0" w:lastRow="0" w:firstColumn="0" w:lastColumn="0" w:oddVBand="0" w:evenVBand="1" w:oddHBand="0" w:evenHBand="0" w:firstRowFirstColumn="0" w:firstRowLastColumn="0" w:lastRowFirstColumn="0" w:lastRowLastColumn="0"/>
+            <w:tcW w:w="585" w:type="dxa"/>
+          </w:tcPr>
+          <w:p>
+            <w:pPr>
+              <w:pStyle w:val="Compact"/>
+              <w:jc w:val="center"/>
+            </w:pPr>
+            <w:r>
+              <w:t>30</w:t>
+            </w:r>
+          </w:p>
+        </w:tc>
+        <w:tc>
+          <w:tcPr>
+            <w:cnfStyle w:val="000010000000" w:firstRow="0" w:lastRow="0" w:firstColumn="0" w:lastColumn="0" w:oddVBand="1" w:evenVBand="0" w:oddHBand="0" w:evenHBand="0" w:firstRowFirstColumn="0" w:firstRowLastColumn="0" w:lastRowFirstColumn="0" w:lastRowLastColumn="0"/>
+            <w:tcW w:w="585" w:type="dxa"/>
+          </w:tcPr>
+          <w:p>
+            <w:pPr>
+              <w:pStyle w:val="Compact"/>
+              <w:jc w:val="center"/>
+            </w:pPr>
+            <w:r>
+              <w:t>29</w:t>
+            </w:r>
+          </w:p>
+        </w:tc>
+        <w:tc>
+          <w:tcPr>
+            <w:cnfStyle w:val="000001000000" w:firstRow="0" w:lastRow="0" w:firstColumn="0" w:lastColumn="0" w:oddVBand="0" w:evenVBand="1" w:oddHBand="0" w:evenHBand="0" w:firstRowFirstColumn="0" w:firstRowLastColumn="0" w:lastRowFirstColumn="0" w:lastRowLastColumn="0"/>
+            <w:tcW w:w="585" w:type="dxa"/>
+          </w:tcPr>
+          <w:p>
+            <w:pPr>
+              <w:pStyle w:val="Compact"/>
+              <w:jc w:val="center"/>
+            </w:pPr>
+            <w:r>
+              <w:t>25</w:t>
+            </w:r>
+          </w:p>
+        </w:tc>
+        <w:tc>
+          <w:tcPr>
+            <w:cnfStyle w:val="000010000000" w:firstRow="0" w:lastRow="0" w:firstColumn="0" w:lastColumn="0" w:oddVBand="1" w:evenVBand="0" w:oddHBand="0" w:evenHBand="0" w:firstRowFirstColumn="0" w:firstRowLastColumn="0" w:lastRowFirstColumn="0" w:lastRowLastColumn="0"/>
+            <w:tcW w:w="585" w:type="dxa"/>
+          </w:tcPr>
+          <w:p>
+            <w:pPr>
+              <w:pStyle w:val="Compact"/>
+              <w:jc w:val="center"/>
+            </w:pPr>
+            <w:r>
+              <w:t>24</w:t>
+            </w:r>
+          </w:p>
+        </w:tc>
+        <w:tc>
+          <w:tcPr>
+            <w:cnfStyle w:val="000001000000" w:firstRow="0" w:lastRow="0" w:firstColumn="0" w:lastColumn="0" w:oddVBand="0" w:evenVBand="1" w:oddHBand="0" w:evenHBand="0" w:firstRowFirstColumn="0" w:firstRowLastColumn="0" w:lastRowFirstColumn="0" w:lastRowLastColumn="0"/>
+            <w:tcW w:w="585" w:type="dxa"/>
+          </w:tcPr>
+          <w:p>
+            <w:pPr>
+              <w:pStyle w:val="Compact"/>
+              <w:jc w:val="center"/>
+            </w:pPr>
+            <w:r>
+              <w:t>20</w:t>
+            </w:r>
+          </w:p>
+        </w:tc>
+        <w:tc>
+          <w:tcPr>
+            <w:cnfStyle w:val="000010000000" w:firstRow="0" w:lastRow="0" w:firstColumn="0" w:lastColumn="0" w:oddVBand="1" w:evenVBand="0" w:oddHBand="0" w:evenHBand="0" w:firstRowFirstColumn="0" w:firstRowLastColumn="0" w:lastRowFirstColumn="0" w:lastRowLastColumn="0"/>
+            <w:tcW w:w="585" w:type="dxa"/>
+          </w:tcPr>
+          <w:p>
+            <w:pPr>
+              <w:pStyle w:val="Compact"/>
+              <w:jc w:val="center"/>
+            </w:pPr>
+            <w:r>
+              <w:t>18</w:t>
+            </w:r>
+          </w:p>
+        </w:tc>
+        <w:tc>
+          <w:tcPr>
+            <w:cnfStyle w:val="000001000000" w:firstRow="0" w:lastRow="0" w:firstColumn="0" w:lastColumn="0" w:oddVBand="0" w:evenVBand="1" w:oddHBand="0" w:evenHBand="0" w:firstRowFirstColumn="0" w:firstRowLastColumn="0" w:lastRowFirstColumn="0" w:lastRowLastColumn="0"/>
+            <w:tcW w:w="585" w:type="dxa"/>
+          </w:tcPr>
+          <w:p>
+            <w:pPr>
+              <w:pStyle w:val="Compact"/>
+              <w:jc w:val="center"/>
+            </w:pPr>
+            <w:r>
+              <w:t>16</w:t>
+            </w:r>
+          </w:p>
+        </w:tc>
+        <w:tc>
+          <w:tcPr>
+            <w:cnfStyle w:val="000010000000" w:firstRow="0" w:lastRow="0" w:firstColumn="0" w:lastColumn="0" w:oddVBand="1" w:evenVBand="0" w:oddHBand="0" w:evenHBand="0" w:firstRowFirstColumn="0" w:firstRowLastColumn="0" w:lastRowFirstColumn="0" w:lastRowLastColumn="0"/>
+            <w:tcW w:w="585" w:type="dxa"/>
+          </w:tcPr>
+          <w:p>
+            <w:pPr>
+              <w:pStyle w:val="Compact"/>
+              <w:jc w:val="center"/>
+            </w:pPr>
+            <w:r>
+              <w:t>16</w:t>
+            </w:r>
+          </w:p>
+        </w:tc>
+        <w:tc>
+          <w:tcPr>
+            <w:cnfStyle w:val="000001000000" w:firstRow="0" w:lastRow="0" w:firstColumn="0" w:lastColumn="0" w:oddVBand="0" w:evenVBand="1" w:oddHBand="0" w:evenHBand="0" w:firstRowFirstColumn="0" w:firstRowLastColumn="0" w:lastRowFirstColumn="0" w:lastRowLastColumn="0"/>
+            <w:tcW w:w="585" w:type="dxa"/>
+          </w:tcPr>
+          <w:p>
+            <w:pPr>
+              <w:pStyle w:val="Compact"/>
+              <w:jc w:val="center"/>
+            </w:pPr>
+            <w:r>
+              <w:t>15</w:t>
+            </w:r>
+          </w:p>
+        </w:tc>
+        <w:tc>
+          <w:tcPr>
+            <w:cnfStyle w:val="000010000000" w:firstRow="0" w:lastRow="0" w:firstColumn="0" w:lastColumn="0" w:oddVBand="1" w:evenVBand="0" w:oddHBand="0" w:evenHBand="0" w:firstRowFirstColumn="0" w:firstRowLastColumn="0" w:lastRowFirstColumn="0" w:lastRowLastColumn="0"/>
+            <w:tcW w:w="585" w:type="dxa"/>
+          </w:tcPr>
+          <w:p>
+            <w:pPr>
+              <w:pStyle w:val="Compact"/>
+              <w:jc w:val="center"/>
+            </w:pPr>
+            <w:r>
+              <w:t>12</w:t>
+            </w:r>
+          </w:p>
+        </w:tc>
+        <w:tc>
+          <w:tcPr>
+            <w:cnfStyle w:val="000001000000" w:firstRow="0" w:lastRow="0" w:firstColumn="0" w:lastColumn="0" w:oddVBand="0" w:evenVBand="1" w:oddHBand="0" w:evenHBand="0" w:firstRowFirstColumn="0" w:firstRowLastColumn="0" w:lastRowFirstColumn="0" w:lastRowLastColumn="0"/>
+            <w:tcW w:w="585" w:type="dxa"/>
+          </w:tcPr>
+          <w:p>
+            <w:pPr>
+              <w:pStyle w:val="Compact"/>
+              <w:jc w:val="center"/>
+            </w:pPr>
+            <w:r>
+              <w:t>10</w:t>
+            </w:r>
+          </w:p>
+        </w:tc>
+        <w:tc>
+          <w:tcPr>
+            <w:cnfStyle w:val="000010000000" w:firstRow="0" w:lastRow="0" w:firstColumn="0" w:lastColumn="0" w:oddVBand="1" w:evenVBand="0" w:oddHBand="0" w:evenHBand="0" w:firstRowFirstColumn="0" w:firstRowLastColumn="0" w:lastRowFirstColumn="0" w:lastRowLastColumn="0"/>
+            <w:tcW w:w="585" w:type="dxa"/>
+          </w:tcPr>
+          <w:p>
+            <w:pPr>
+              <w:pStyle w:val="Compact"/>
+              <w:jc w:val="center"/>
+            </w:pPr>
+            <w:r>
+              <w:t>8</w:t>
+            </w:r>
+          </w:p>
+        </w:tc>
+        <w:tc>
+          <w:tcPr>
+            <w:cnfStyle w:val="000001000000" w:firstRow="0" w:lastRow="0" w:firstColumn="0" w:lastColumn="0" w:oddVBand="0" w:evenVBand="1" w:oddHBand="0" w:evenHBand="0" w:firstRowFirstColumn="0" w:firstRowLastColumn="0" w:lastRowFirstColumn="0" w:lastRowLastColumn="0"/>
+            <w:tcW w:w="585" w:type="dxa"/>
+          </w:tcPr>
+          <w:p>
+            <w:pPr>
+              <w:pStyle w:val="Compact"/>
+              <w:jc w:val="center"/>
+            </w:pPr>
+            <w:r>
+              <w:t>7</w:t>
+            </w:r>
+          </w:p>
+        </w:tc>
+      </w:tr>
+      <w:tr>
+        <w:tc>
+          <w:tcPr>
+            <w:cnfStyle w:val="000010000000" w:firstRow="0" w:lastRow="0" w:firstColumn="0" w:lastColumn="0" w:oddVBand="1" w:evenVBand="0" w:oddHBand="0" w:evenHBand="0" w:firstRowFirstColumn="0" w:firstRowLastColumn="0" w:lastRowFirstColumn="0" w:lastRowLastColumn="0"/>
+            <w:tcW w:w="585" w:type="dxa"/>
+          </w:tcPr>
+          <w:p>
+            <w:pPr>
+              <w:pStyle w:val="Compact"/>
+              <w:jc w:val="center"/>
+            </w:pPr>
+            <m:oMathPara>
+              <m:oMath>
+                <m:sSub>
+                  <m:sSubPr>
+                    <m:ctrlPr>
+                      <w:rPr>
+                        <w:rFonts w:ascii="Cambria Math" w:hAnsi="Cambria Math"/>
+                      </w:rPr>
+                    </m:ctrlPr>
+                  </m:sSubPr>
+                  <m:e>
+                    <m:r>
+                      <w:rPr>
+                        <w:rFonts w:ascii="Cambria Math" w:hAnsi="Cambria Math"/>
+                      </w:rPr>
+                      <m:t>d</m:t>
+                    </m:r>
+                  </m:e>
+                  <m:sub>
+                    <m:r>
+                      <w:rPr>
+                        <w:rFonts w:ascii="Cambria Math" w:hAnsi="Cambria Math"/>
+                      </w:rPr>
+                      <m:t>i</m:t>
+                    </m:r>
+                  </m:sub>
+                </m:sSub>
+              </m:oMath>
+            </m:oMathPara>
+          </w:p>
+        </w:tc>
+        <w:tc>
+          <w:tcPr>
+            <w:cnfStyle w:val="000001000000" w:firstRow="0" w:lastRow="0" w:firstColumn="0" w:lastColumn="0" w:oddVBand="0" w:evenVBand="1" w:oddHBand="0" w:evenHBand="0" w:firstRowFirstColumn="0" w:firstRowLastColumn="0" w:lastRowFirstColumn="0" w:lastRowLastColumn="0"/>
+            <w:tcW w:w="585" w:type="dxa"/>
+          </w:tcPr>
+          <w:p>
+            <w:pPr>
+              <w:pStyle w:val="Compact"/>
+              <w:jc w:val="center"/>
+            </w:pPr>
+            <w:r>
+              <w:t>2</w:t>
+            </w:r>
+          </w:p>
+        </w:tc>
+        <w:tc>
+          <w:tcPr>
+            <w:cnfStyle w:val="000010000000" w:firstRow="0" w:lastRow="0" w:firstColumn="0" w:lastColumn="0" w:oddVBand="1" w:evenVBand="0" w:oddHBand="0" w:evenHBand="0" w:firstRowFirstColumn="0" w:firstRowLastColumn="0" w:lastRowFirstColumn="0" w:lastRowLastColumn="0"/>
+            <w:tcW w:w="585" w:type="dxa"/>
+          </w:tcPr>
+          <w:p>
+            <w:pPr>
+              <w:pStyle w:val="Compact"/>
+              <w:jc w:val="center"/>
+            </w:pPr>
+            <w:r>
+              <w:t>2</w:t>
+            </w:r>
+          </w:p>
+        </w:tc>
+        <w:tc>
+          <w:tcPr>
+            <w:cnfStyle w:val="000001000000" w:firstRow="0" w:lastRow="0" w:firstColumn="0" w:lastColumn="0" w:oddVBand="0" w:evenVBand="1" w:oddHBand="0" w:evenHBand="0" w:firstRowFirstColumn="0" w:firstRowLastColumn="0" w:lastRowFirstColumn="0" w:lastRowLastColumn="0"/>
+            <w:tcW w:w="585" w:type="dxa"/>
+          </w:tcPr>
+          <w:p>
+            <w:pPr>
+              <w:pStyle w:val="Compact"/>
+              <w:jc w:val="center"/>
+            </w:pPr>
+            <w:r>
+              <w:t>1</w:t>
+            </w:r>
+          </w:p>
+        </w:tc>
+        <w:tc>
+          <w:tcPr>
+            <w:cnfStyle w:val="000010000000" w:firstRow="0" w:lastRow="0" w:firstColumn="0" w:lastColumn="0" w:oddVBand="1" w:evenVBand="0" w:oddHBand="0" w:evenHBand="0" w:firstRowFirstColumn="0" w:firstRowLastColumn="0" w:lastRowFirstColumn="0" w:lastRowLastColumn="0"/>
+            <w:tcW w:w="585" w:type="dxa"/>
+          </w:tcPr>
+          <w:p>
+            <w:pPr>
+              <w:pStyle w:val="Compact"/>
+              <w:jc w:val="center"/>
+            </w:pPr>
+            <w:r>
+              <w:t>3</w:t>
+            </w:r>
+          </w:p>
+        </w:tc>
+        <w:tc>
+          <w:tcPr>
+            <w:cnfStyle w:val="000001000000" w:firstRow="0" w:lastRow="0" w:firstColumn="0" w:lastColumn="0" w:oddVBand="0" w:evenVBand="1" w:oddHBand="0" w:evenHBand="0" w:firstRowFirstColumn="0" w:firstRowLastColumn="0" w:lastRowFirstColumn="0" w:lastRowLastColumn="0"/>
+            <w:tcW w:w="585" w:type="dxa"/>
+          </w:tcPr>
+          <w:p>
+            <w:pPr>
+              <w:pStyle w:val="Compact"/>
+              <w:jc w:val="center"/>
+            </w:pPr>
+            <w:r>
+              <w:t>2</w:t>
+            </w:r>
+          </w:p>
+        </w:tc>
+        <w:tc>
+          <w:tcPr>
+            <w:cnfStyle w:val="000010000000" w:firstRow="0" w:lastRow="0" w:firstColumn="0" w:lastColumn="0" w:oddVBand="1" w:evenVBand="0" w:oddHBand="0" w:evenHBand="0" w:firstRowFirstColumn="0" w:firstRowLastColumn="0" w:lastRowFirstColumn="0" w:lastRowLastColumn="0"/>
+            <w:tcW w:w="585" w:type="dxa"/>
+          </w:tcPr>
+          <w:p>
+            <w:pPr>
+              <w:pStyle w:val="Compact"/>
+              <w:jc w:val="center"/>
+            </w:pPr>
+            <w:r>
+              <w:t>1</w:t>
+            </w:r>
+          </w:p>
+        </w:tc>
+        <w:tc>
+          <w:tcPr>
+            <w:cnfStyle w:val="000001000000" w:firstRow="0" w:lastRow="0" w:firstColumn="0" w:lastColumn="0" w:oddVBand="0" w:evenVBand="1" w:oddHBand="0" w:evenHBand="0" w:firstRowFirstColumn="0" w:firstRowLastColumn="0" w:lastRowFirstColumn="0" w:lastRowLastColumn="0"/>
+            <w:tcW w:w="585" w:type="dxa"/>
+          </w:tcPr>
+          <w:p>
+            <w:pPr>
+              <w:pStyle w:val="Compact"/>
+              <w:jc w:val="center"/>
+            </w:pPr>
+            <w:r>
+              <w:t>4</w:t>
+            </w:r>
+          </w:p>
+        </w:tc>
+        <w:tc>
+          <w:tcPr>
+            <w:cnfStyle w:val="000010000000" w:firstRow="0" w:lastRow="0" w:firstColumn="0" w:lastColumn="0" w:oddVBand="1" w:evenVBand="0" w:oddHBand="0" w:evenHBand="0" w:firstRowFirstColumn="0" w:firstRowLastColumn="0" w:lastRowFirstColumn="0" w:lastRowLastColumn="0"/>
+            <w:tcW w:w="585" w:type="dxa"/>
+          </w:tcPr>
+          <w:p>
+            <w:pPr>
+              <w:pStyle w:val="Compact"/>
+              <w:jc w:val="center"/>
+            </w:pPr>
+            <w:r>
+              <w:t>2</w:t>
+            </w:r>
+          </w:p>
+        </w:tc>
+        <w:tc>
+          <w:tcPr>
+            <w:cnfStyle w:val="000001000000" w:firstRow="0" w:lastRow="0" w:firstColumn="0" w:lastColumn="0" w:oddVBand="0" w:evenVBand="1" w:oddHBand="0" w:evenHBand="0" w:firstRowFirstColumn="0" w:firstRowLastColumn="0" w:lastRowFirstColumn="0" w:lastRowLastColumn="0"/>
+            <w:tcW w:w="585" w:type="dxa"/>
+          </w:tcPr>
+          <w:p>
+            <w:pPr>
+              <w:pStyle w:val="Compact"/>
+              <w:jc w:val="center"/>
+            </w:pPr>
+            <w:r>
+              <w:t>3</w:t>
+            </w:r>
+          </w:p>
+        </w:tc>
+        <w:tc>
+          <w:tcPr>
+            <w:cnfStyle w:val="000010000000" w:firstRow="0" w:lastRow="0" w:firstColumn="0" w:lastColumn="0" w:oddVBand="1" w:evenVBand="0" w:oddHBand="0" w:evenHBand="0" w:firstRowFirstColumn="0" w:firstRowLastColumn="0" w:lastRowFirstColumn="0" w:lastRowLastColumn="0"/>
+            <w:tcW w:w="585" w:type="dxa"/>
+          </w:tcPr>
+          <w:p>
+            <w:pPr>
+              <w:pStyle w:val="Compact"/>
+              <w:jc w:val="center"/>
+            </w:pPr>
+            <w:r>
+              <w:t>4</w:t>
+            </w:r>
+          </w:p>
+        </w:tc>
+        <w:tc>
+          <w:tcPr>
+            <w:cnfStyle w:val="000001000000" w:firstRow="0" w:lastRow="0" w:firstColumn="0" w:lastColumn="0" w:oddVBand="0" w:evenVBand="1" w:oddHBand="0" w:evenHBand="0" w:firstRowFirstColumn="0" w:firstRowLastColumn="0" w:lastRowFirstColumn="0" w:lastRowLastColumn="0"/>
+            <w:tcW w:w="585" w:type="dxa"/>
+          </w:tcPr>
+          <w:p>
+            <w:pPr>
+              <w:pStyle w:val="Compact"/>
+              <w:jc w:val="center"/>
+            </w:pPr>
+            <w:r>
+              <w:t>3</w:t>
+            </w:r>
+          </w:p>
+        </w:tc>
+        <w:tc>
+          <w:tcPr>
+            <w:cnfStyle w:val="000010000000" w:firstRow="0" w:lastRow="0" w:firstColumn="0" w:lastColumn="0" w:oddVBand="1" w:evenVBand="0" w:oddHBand="0" w:evenHBand="0" w:firstRowFirstColumn="0" w:firstRowLastColumn="0" w:lastRowFirstColumn="0" w:lastRowLastColumn="0"/>
+            <w:tcW w:w="585" w:type="dxa"/>
+          </w:tcPr>
+          <w:p>
+            <w:pPr>
+              <w:pStyle w:val="Compact"/>
+              <w:jc w:val="center"/>
+            </w:pPr>
+            <w:r>
+              <w:t>2</w:t>
+            </w:r>
+          </w:p>
+        </w:tc>
+        <w:tc>
+          <w:tcPr>
+            <w:cnfStyle w:val="000001000000" w:firstRow="0" w:lastRow="0" w:firstColumn="0" w:lastColumn="0" w:oddVBand="0" w:evenVBand="1" w:oddHBand="0" w:evenHBand="0" w:firstRowFirstColumn="0" w:firstRowLastColumn="0" w:lastRowFirstColumn="0" w:lastRowLastColumn="0"/>
+            <w:tcW w:w="585" w:type="dxa"/>
+          </w:tcPr>
+          <w:p>
+            <w:pPr>
+              <w:pStyle w:val="Compact"/>
+              <w:jc w:val="center"/>
+            </w:pPr>
+            <w:r>
+              <w:t>3</w:t>
+            </w:r>
+          </w:p>
+        </w:tc>
+        <w:tc>
+          <w:tcPr>
+            <w:cnfStyle w:val="000010000000" w:firstRow="0" w:lastRow="0" w:firstColumn="0" w:lastColumn="0" w:oddVBand="1" w:evenVBand="0" w:oddHBand="0" w:evenHBand="0" w:firstRowFirstColumn="0" w:firstRowLastColumn="0" w:lastRowFirstColumn="0" w:lastRowLastColumn="0"/>
+            <w:tcW w:w="585" w:type="dxa"/>
+          </w:tcPr>
+          <w:p>
+            <w:pPr>
+              <w:pStyle w:val="Compact"/>
+              <w:jc w:val="center"/>
+            </w:pPr>
+            <w:r>
+              <w:t>2</w:t>
+            </w:r>
+          </w:p>
+        </w:tc>
+        <w:tc>
+          <w:tcPr>
+            <w:cnfStyle w:val="000001000000" w:firstRow="0" w:lastRow="0" w:firstColumn="0" w:lastColumn="0" w:oddVBand="0" w:evenVBand="1" w:oddHBand="0" w:evenHBand="0" w:firstRowFirstColumn="0" w:firstRowLastColumn="0" w:lastRowFirstColumn="0" w:lastRowLastColumn="0"/>
+            <w:tcW w:w="585" w:type="dxa"/>
+          </w:tcPr>
+          <w:p>
+            <w:pPr>
+              <w:pStyle w:val="Compact"/>
+              <w:jc w:val="center"/>
+            </w:pPr>
+            <w:r>
+              <w:t>2</w:t>
+            </w:r>
+          </w:p>
+        </w:tc>
+      </w:tr>
+    </w:tbl>
+    <w:p>
+      <w:pPr>
+        <w:pStyle w:val="a7"/>
+        <w:ind w:leftChars="0" w:left="400"/>
+        <w:rPr>
+          <w:rFonts w:ascii="Consolas" w:eastAsiaTheme="minorHAnsi" w:hAnsi="Consolas" w:cs="Consolas"/>
+          <w:sz w:val="24"/>
+          <w:szCs w:val="24"/>
+        </w:rPr>
+      </w:pPr>
+    </w:p>
+    <w:tbl>
+      <w:tblPr>
+        <w:tblW w:w="9360" w:type="dxa"/>
+        <w:tblBorders>
+          <w:top w:val="single" w:sz="8" w:space="0" w:color="000000"/>
+          <w:left w:val="single" w:sz="8" w:space="0" w:color="000000"/>
+          <w:bottom w:val="single" w:sz="8" w:space="0" w:color="000000"/>
+          <w:right w:val="single" w:sz="8" w:space="0" w:color="000000"/>
+          <w:insideH w:val="single" w:sz="8" w:space="0" w:color="000000"/>
+          <w:insideV w:val="single" w:sz="8" w:space="0" w:color="000000"/>
+        </w:tblBorders>
+        <w:tblLayout w:type="fixed"/>
+        <w:tblLook w:val="0600" w:firstRow="0" w:lastRow="0" w:firstColumn="0" w:lastColumn="0" w:noHBand="1" w:noVBand="1"/>
+      </w:tblPr>
+      <w:tblGrid>
+        <w:gridCol w:w="1872"/>
+        <w:gridCol w:w="1872"/>
+        <w:gridCol w:w="1872"/>
+        <w:gridCol w:w="1872"/>
+        <w:gridCol w:w="1872"/>
+      </w:tblGrid>
+      <w:tr>
+        <w:tc>
+          <w:tcPr>
+            <w:tcW w:w="1872" w:type="dxa"/>
+            <w:tcBorders>
+              <w:top w:val="single" w:sz="8" w:space="0" w:color="FFFFFF"/>
+              <w:left w:val="single" w:sz="8" w:space="0" w:color="FFFFFF"/>
+              <w:bottom w:val="single" w:sz="4" w:space="0" w:color="auto"/>
+              <w:right w:val="single" w:sz="8" w:space="0" w:color="FFFFFF"/>
+            </w:tcBorders>
+            <w:shd w:val="clear" w:color="auto" w:fill="auto"/>
+            <w:tcMar>
+              <w:top w:w="100" w:type="dxa"/>
+              <w:left w:w="100" w:type="dxa"/>
+              <w:bottom w:w="100" w:type="dxa"/>
+              <w:right w:w="100" w:type="dxa"/>
+            </w:tcMar>
+          </w:tcPr>
+          <w:p>
+            <w:pPr>
+              <w:widowControl w:val="0"/>
+              <w:spacing w:line="240" w:lineRule="auto"/>
+              <w:rPr>
+                <w:rFonts w:ascii="Consolas" w:eastAsiaTheme="minorHAnsi" w:hAnsi="Consolas" w:cs="Consolas"/>
+                <w:sz w:val="24"/>
+                <w:szCs w:val="24"/>
+              </w:rPr>
+            </w:pPr>
+            <w:r>
+              <w:rPr>
+                <w:rFonts w:ascii="Consolas" w:eastAsiaTheme="minorHAnsi" w:hAnsi="Consolas" w:cs="Consolas"/>
+                <w:sz w:val="24"/>
+                <w:szCs w:val="24"/>
+              </w:rPr>
+              <w:t>정답</w:t>
+            </w:r>
+            <w:r>
+              <w:rPr>
+                <w:rFonts w:ascii="Consolas" w:eastAsiaTheme="minorHAnsi" w:hAnsi="Consolas" w:cs="Consolas"/>
+                <w:sz w:val="24"/>
+                <w:szCs w:val="24"/>
+              </w:rPr>
+              <w:t xml:space="preserve">: </w:t>
+            </w:r>
+            <w:r>
+              <w:rPr>
+                <w:rFonts w:ascii="Consolas" w:eastAsiaTheme="minorHAnsi" w:hAnsi="Consolas" w:cs="Consolas"/>
+                <w:color w:val="FF0000"/>
+                <w:sz w:val="24"/>
+                <w:szCs w:val="24"/>
+              </w:rPr>
+              <w:t>211</w:t>
+            </w:r>
+            <w:bookmarkStart w:id="0" w:name="_GoBack"/>
+            <w:bookmarkEnd w:id="0"/>
+          </w:p>
+        </w:tc>
+        <w:tc>
+          <w:tcPr>
+            <w:tcW w:w="1872" w:type="dxa"/>
+            <w:tcBorders>
+              <w:top w:val="single" w:sz="8" w:space="0" w:color="FFFFFF"/>
+              <w:left w:val="single" w:sz="8" w:space="0" w:color="FFFFFF"/>
+              <w:bottom w:val="single" w:sz="4" w:space="0" w:color="auto"/>
+              <w:right w:val="single" w:sz="8" w:space="0" w:color="FFFFFF"/>
+            </w:tcBorders>
+            <w:shd w:val="clear" w:color="auto" w:fill="auto"/>
+            <w:tcMar>
+              <w:top w:w="100" w:type="dxa"/>
+              <w:left w:w="100" w:type="dxa"/>
+              <w:bottom w:w="100" w:type="dxa"/>
+              <w:right w:w="100" w:type="dxa"/>
+            </w:tcMar>
+          </w:tcPr>
+          <w:p>
+            <w:pPr>
+              <w:widowControl w:val="0"/>
+              <w:spacing w:line="240" w:lineRule="auto"/>
+              <w:rPr>
+                <w:rFonts w:ascii="Consolas" w:eastAsiaTheme="minorHAnsi" w:hAnsi="Consolas" w:cs="Consolas"/>
+                <w:sz w:val="24"/>
+                <w:szCs w:val="24"/>
+              </w:rPr>
+            </w:pPr>
+          </w:p>
+        </w:tc>
+        <w:tc>
+          <w:tcPr>
+            <w:tcW w:w="1872" w:type="dxa"/>
+            <w:tcBorders>
+              <w:top w:val="single" w:sz="8" w:space="0" w:color="FFFFFF"/>
+              <w:left w:val="single" w:sz="8" w:space="0" w:color="FFFFFF"/>
+              <w:bottom w:val="single" w:sz="4" w:space="0" w:color="auto"/>
+              <w:right w:val="single" w:sz="8" w:space="0" w:color="FFFFFF"/>
+            </w:tcBorders>
+            <w:shd w:val="clear" w:color="auto" w:fill="auto"/>
+            <w:tcMar>
+              <w:top w:w="100" w:type="dxa"/>
+              <w:left w:w="100" w:type="dxa"/>
+              <w:bottom w:w="100" w:type="dxa"/>
+              <w:right w:w="100" w:type="dxa"/>
+            </w:tcMar>
+          </w:tcPr>
+          <w:p>
+            <w:pPr>
+              <w:widowControl w:val="0"/>
+              <w:spacing w:line="240" w:lineRule="auto"/>
+              <w:rPr>
+                <w:rFonts w:ascii="Consolas" w:eastAsiaTheme="minorHAnsi" w:hAnsi="Consolas" w:cs="Consolas"/>
+                <w:sz w:val="24"/>
+                <w:szCs w:val="24"/>
+              </w:rPr>
+            </w:pPr>
+          </w:p>
+        </w:tc>
+        <w:tc>
+          <w:tcPr>
+            <w:tcW w:w="1872" w:type="dxa"/>
+            <w:tcBorders>
+              <w:top w:val="single" w:sz="8" w:space="0" w:color="FFFFFF"/>
+              <w:left w:val="single" w:sz="8" w:space="0" w:color="FFFFFF"/>
+              <w:bottom w:val="single" w:sz="4" w:space="0" w:color="auto"/>
+              <w:right w:val="single" w:sz="8" w:space="0" w:color="FFFFFF"/>
+            </w:tcBorders>
+            <w:shd w:val="clear" w:color="auto" w:fill="auto"/>
+            <w:tcMar>
+              <w:top w:w="100" w:type="dxa"/>
+              <w:left w:w="100" w:type="dxa"/>
+              <w:bottom w:w="100" w:type="dxa"/>
+              <w:right w:w="100" w:type="dxa"/>
+            </w:tcMar>
+          </w:tcPr>
+          <w:p>
+            <w:pPr>
+              <w:widowControl w:val="0"/>
+              <w:spacing w:line="240" w:lineRule="auto"/>
+              <w:rPr>
+                <w:rFonts w:ascii="Consolas" w:eastAsiaTheme="minorHAnsi" w:hAnsi="Consolas" w:cs="Consolas"/>
+                <w:sz w:val="24"/>
+                <w:szCs w:val="24"/>
+              </w:rPr>
+            </w:pPr>
+          </w:p>
+        </w:tc>
+        <w:tc>
+          <w:tcPr>
+            <w:tcW w:w="1872" w:type="dxa"/>
+            <w:tcBorders>
+              <w:top w:val="single" w:sz="8" w:space="0" w:color="FFFFFF"/>
+              <w:left w:val="single" w:sz="8" w:space="0" w:color="FFFFFF"/>
+              <w:bottom w:val="single" w:sz="4" w:space="0" w:color="auto"/>
+              <w:right w:val="single" w:sz="8" w:space="0" w:color="FFFFFF"/>
+            </w:tcBorders>
+            <w:shd w:val="clear" w:color="auto" w:fill="auto"/>
+            <w:tcMar>
+              <w:top w:w="100" w:type="dxa"/>
+              <w:left w:w="100" w:type="dxa"/>
+              <w:bottom w:w="100" w:type="dxa"/>
+              <w:right w:w="100" w:type="dxa"/>
+            </w:tcMar>
+          </w:tcPr>
+          <w:p>
+            <w:pPr>
+              <w:widowControl w:val="0"/>
+              <w:spacing w:line="240" w:lineRule="auto"/>
+              <w:rPr>
+                <w:rFonts w:ascii="Consolas" w:eastAsiaTheme="minorHAnsi" w:hAnsi="Consolas" w:cs="Consolas"/>
+                <w:sz w:val="24"/>
+                <w:szCs w:val="24"/>
+              </w:rPr>
+            </w:pPr>
+          </w:p>
+        </w:tc>
+      </w:tr>
+    </w:tbl>
+    <w:p>
+      <w:pPr>
         <w:pStyle w:val="ab"/>
         <w:rPr>
-          <w:rFonts w:eastAsia="DengXian"/>
+          <w:rFonts w:eastAsia="DengXian" w:hint="eastAsia"/>
         </w:rPr>
       </w:pPr>
     </w:p>
     <w:sectPr>
-      <w:headerReference w:type="even" r:id="rId9"/>
-      <w:headerReference w:type="default" r:id="rId10"/>
-      <w:footerReference w:type="even" r:id="rId11"/>
-      <w:footerReference w:type="default" r:id="rId12"/>
-      <w:headerReference w:type="first" r:id="rId13"/>
-      <w:footerReference w:type="first" r:id="rId14"/>
+      <w:headerReference w:type="even" r:id="rId7"/>
+      <w:headerReference w:type="default" r:id="rId8"/>
+      <w:footerReference w:type="even" r:id="rId9"/>
+      <w:footerReference w:type="default" r:id="rId10"/>
+      <w:headerReference w:type="first" r:id="rId11"/>
+      <w:footerReference w:type="first" r:id="rId12"/>
       <w:pgSz w:w="12240" w:h="15840"/>
       <w:pgMar w:top="1440" w:right="1440" w:bottom="1440" w:left="1440" w:header="720" w:footer="720" w:gutter="0"/>
       <w:pgNumType w:start="1"/>
@@ -12049,7 +11480,7 @@
                 <w:bCs/>
                 <w:noProof/>
               </w:rPr>
-              <w:t>2</w:t>
+              <w:t>4</w:t>
             </w:r>
             <w:r>
               <w:rPr>
@@ -12097,7 +11528,7 @@
                 <w:bCs/>
                 <w:noProof/>
               </w:rPr>
-              <w:t>7</w:t>
+              <w:t>5</w:t>
             </w:r>
             <w:r>
               <w:rPr>
@@ -12301,7 +11732,7 @@
                 <w:bCs/>
                 <w:noProof/>
               </w:rPr>
-              <w:t>7</w:t>
+              <w:t>5</w:t>
             </w:r>
             <w:r>
               <w:rPr>
@@ -15017,7 +14448,7 @@
   </w:latentStyles>
   <w:style w:type="paragraph" w:default="1" w:styleId="a">
     <w:name w:val="Normal"/>
-    <w:rsid w:val="009350D2"/>
+    <w:rsid w:val="00BF69D4"/>
     <w:pPr>
       <w:spacing w:after="0" w:line="276" w:lineRule="auto"/>
       <w:jc w:val="left"/>
@@ -15314,6 +14745,95 @@
     <w:basedOn w:val="a0"/>
     <w:rsid w:val="003F6445"/>
   </w:style>
+  <w:style w:type="paragraph" w:customStyle="1" w:styleId="Compact">
+    <w:name w:val="Compact"/>
+    <w:basedOn w:val="ab"/>
+    <w:qFormat/>
+    <w:rsid w:val="00942C64"/>
+    <w:pPr>
+      <w:spacing w:before="36" w:after="36"/>
+    </w:pPr>
+  </w:style>
+  <w:style w:type="table" w:styleId="2">
+    <w:name w:val="Plain Table 2"/>
+    <w:basedOn w:val="a1"/>
+    <w:uiPriority w:val="42"/>
+    <w:rsid w:val="00942C64"/>
+    <w:pPr>
+      <w:spacing w:after="0" w:line="240" w:lineRule="auto"/>
+    </w:pPr>
+    <w:tblPr>
+      <w:tblStyleRowBandSize w:val="1"/>
+      <w:tblStyleColBandSize w:val="1"/>
+      <w:tblBorders>
+        <w:top w:val="single" w:sz="4" w:space="0" w:color="7F7F7F" w:themeColor="text1" w:themeTint="80"/>
+        <w:bottom w:val="single" w:sz="4" w:space="0" w:color="7F7F7F" w:themeColor="text1" w:themeTint="80"/>
+      </w:tblBorders>
+    </w:tblPr>
+    <w:tblStylePr w:type="firstRow">
+      <w:rPr>
+        <w:b/>
+        <w:bCs/>
+      </w:rPr>
+      <w:tblPr/>
+      <w:tcPr>
+        <w:tcBorders>
+          <w:bottom w:val="single" w:sz="4" w:space="0" w:color="7F7F7F" w:themeColor="text1" w:themeTint="80"/>
+        </w:tcBorders>
+      </w:tcPr>
+    </w:tblStylePr>
+    <w:tblStylePr w:type="lastRow">
+      <w:rPr>
+        <w:b/>
+        <w:bCs/>
+      </w:rPr>
+      <w:tblPr/>
+      <w:tcPr>
+        <w:tcBorders>
+          <w:top w:val="single" w:sz="4" w:space="0" w:color="7F7F7F" w:themeColor="text1" w:themeTint="80"/>
+        </w:tcBorders>
+      </w:tcPr>
+    </w:tblStylePr>
+    <w:tblStylePr w:type="firstCol">
+      <w:rPr>
+        <w:b/>
+        <w:bCs/>
+      </w:rPr>
+    </w:tblStylePr>
+    <w:tblStylePr w:type="lastCol">
+      <w:rPr>
+        <w:b/>
+        <w:bCs/>
+      </w:rPr>
+    </w:tblStylePr>
+    <w:tblStylePr w:type="band1Vert">
+      <w:tblPr/>
+      <w:tcPr>
+        <w:tcBorders>
+          <w:left w:val="single" w:sz="4" w:space="0" w:color="7F7F7F" w:themeColor="text1" w:themeTint="80"/>
+          <w:right w:val="single" w:sz="4" w:space="0" w:color="7F7F7F" w:themeColor="text1" w:themeTint="80"/>
+        </w:tcBorders>
+      </w:tcPr>
+    </w:tblStylePr>
+    <w:tblStylePr w:type="band2Vert">
+      <w:tblPr/>
+      <w:tcPr>
+        <w:tcBorders>
+          <w:left w:val="single" w:sz="4" w:space="0" w:color="7F7F7F" w:themeColor="text1" w:themeTint="80"/>
+          <w:right w:val="single" w:sz="4" w:space="0" w:color="7F7F7F" w:themeColor="text1" w:themeTint="80"/>
+        </w:tcBorders>
+      </w:tcPr>
+    </w:tblStylePr>
+    <w:tblStylePr w:type="band1Horz">
+      <w:tblPr/>
+      <w:tcPr>
+        <w:tcBorders>
+          <w:top w:val="single" w:sz="4" w:space="0" w:color="7F7F7F" w:themeColor="text1" w:themeTint="80"/>
+          <w:bottom w:val="single" w:sz="4" w:space="0" w:color="7F7F7F" w:themeColor="text1" w:themeTint="80"/>
+        </w:tcBorders>
+      </w:tcPr>
+    </w:tblStylePr>
+  </w:style>
 </w:styles>
 </file>
 
